--- a/rTKR_Thesis_Protocol.docx
+++ b/rTKR_Thesis_Protocol.docx
@@ -1831,1957 +1831,7 @@
         <w:pageBreakBefore/>
       </w:pPr>
       <w:r>
-        <w:t xml:space="preserve">1. LIST OF ABBREVIATIONS</w:t>
-      </w:r>
-    </w:p>
-    <w:tbl>
-      <w:tblPr>
-        <w:tblW w:w="9026" w:type="dxa"/>
-        <w:tblLayout w:type="fixed"/>
-        <w:tblBorders>
-          <w:top w:val="single" w:sz="6" w:space="0" w:color="999999"/>
-          <w:left w:val="single" w:sz="6" w:space="0" w:color="999999"/>
-          <w:bottom w:val="single" w:sz="6" w:space="0" w:color="999999"/>
-          <w:right w:val="single" w:sz="6" w:space="0" w:color="999999"/>
-          <w:insideH w:val="single" w:sz="6" w:space="0" w:color="999999"/>
-          <w:insideV w:val="single" w:sz="6" w:space="0" w:color="999999"/>
-        </w:tblBorders>
-        <w:tblLook w:val="04A0" w:firstRow="1" w:lastRow="0" w:firstColumn="1" w:lastColumn="0" w:noHBand="0" w:noVBand="1"/>
-      </w:tblPr>
-      <w:tblGrid>
-        <w:gridCol w:w="4513"/>
-        <w:gridCol w:w="4513"/>
-      </w:tblGrid>
-      <w:tr>
-        <w:tc>
-          <w:tcPr>
-            <w:tcW w:w="4513" w:type="dxa"/>
-            <w:shd w:val="clear" w:color="auto" w:fill="D9E2F3"/>
-            <w:tcBorders>
-              <w:top w:val="single" w:sz="6" w:space="0" w:color="999999"/>
-              <w:left w:val="single" w:sz="6" w:space="0" w:color="999999"/>
-              <w:bottom w:val="single" w:sz="6" w:space="0" w:color="999999"/>
-              <w:right w:val="single" w:sz="6" w:space="0" w:color="999999"/>
-            </w:tcBorders>
-            <w:vAlign w:val="center"/>
-          </w:tcPr>
-          <w:p>
-            <w:pPr/>
-            <w:r>
-              <w:rPr>
-                <w:b/>
-              </w:rPr>
-              <w:t xml:space="preserve"/>
-            </w:r>
-          </w:p>
-        </w:tc>
-        <w:tc>
-          <w:tcPr>
-            <w:tcW w:w="4513" w:type="dxa"/>
-            <w:shd w:val="clear" w:color="auto" w:fill="D9E2F3"/>
-            <w:tcBorders>
-              <w:top w:val="single" w:sz="6" w:space="0" w:color="999999"/>
-              <w:left w:val="single" w:sz="6" w:space="0" w:color="999999"/>
-              <w:bottom w:val="single" w:sz="6" w:space="0" w:color="999999"/>
-              <w:right w:val="single" w:sz="6" w:space="0" w:color="999999"/>
-            </w:tcBorders>
-            <w:vAlign w:val="center"/>
-          </w:tcPr>
-          <w:p>
-            <w:pPr/>
-            <w:r>
-              <w:rPr>
-                <w:b/>
-              </w:rPr>
-              <w:t xml:space="preserve"/>
-            </w:r>
-          </w:p>
-        </w:tc>
-      </w:tr>
-      <w:tr>
-        <w:tc>
-          <w:tcPr>
-            <w:tcW w:w="4513" w:type="dxa"/>
-            <w:tcBorders>
-              <w:top w:val="single" w:sz="6" w:space="0" w:color="999999"/>
-              <w:left w:val="single" w:sz="6" w:space="0" w:color="999999"/>
-              <w:bottom w:val="single" w:sz="6" w:space="0" w:color="999999"/>
-              <w:right w:val="single" w:sz="6" w:space="0" w:color="999999"/>
-            </w:tcBorders>
-            <w:vAlign w:val="center"/>
-          </w:tcPr>
-          <w:p>
-            <w:pPr/>
-            <w:r>
-              <w:t xml:space="preserve">TKR</w:t>
-            </w:r>
-          </w:p>
-        </w:tc>
-        <w:tc>
-          <w:tcPr>
-            <w:tcW w:w="4513" w:type="dxa"/>
-            <w:tcBorders>
-              <w:top w:val="single" w:sz="6" w:space="0" w:color="999999"/>
-              <w:left w:val="single" w:sz="6" w:space="0" w:color="999999"/>
-              <w:bottom w:val="single" w:sz="6" w:space="0" w:color="999999"/>
-              <w:right w:val="single" w:sz="6" w:space="0" w:color="999999"/>
-            </w:tcBorders>
-            <w:vAlign w:val="center"/>
-          </w:tcPr>
-          <w:p>
-            <w:pPr/>
-            <w:r>
-              <w:t xml:space="preserve">Total Knee Replacement</w:t>
-            </w:r>
-          </w:p>
-        </w:tc>
-      </w:tr>
-      <w:tr>
-        <w:tc>
-          <w:tcPr>
-            <w:tcW w:w="4513" w:type="dxa"/>
-            <w:tcBorders>
-              <w:top w:val="single" w:sz="6" w:space="0" w:color="999999"/>
-              <w:left w:val="single" w:sz="6" w:space="0" w:color="999999"/>
-              <w:bottom w:val="single" w:sz="6" w:space="0" w:color="999999"/>
-              <w:right w:val="single" w:sz="6" w:space="0" w:color="999999"/>
-            </w:tcBorders>
-            <w:vAlign w:val="center"/>
-          </w:tcPr>
-          <w:p>
-            <w:pPr/>
-            <w:r>
-              <w:t xml:space="preserve">rTKR</w:t>
-            </w:r>
-          </w:p>
-        </w:tc>
-        <w:tc>
-          <w:tcPr>
-            <w:tcW w:w="4513" w:type="dxa"/>
-            <w:tcBorders>
-              <w:top w:val="single" w:sz="6" w:space="0" w:color="999999"/>
-              <w:left w:val="single" w:sz="6" w:space="0" w:color="999999"/>
-              <w:bottom w:val="single" w:sz="6" w:space="0" w:color="999999"/>
-              <w:right w:val="single" w:sz="6" w:space="0" w:color="999999"/>
-            </w:tcBorders>
-            <w:vAlign w:val="center"/>
-          </w:tcPr>
-          <w:p>
-            <w:pPr/>
-            <w:r>
-              <w:t xml:space="preserve">Revision Total Knee Replacement</w:t>
-            </w:r>
-          </w:p>
-        </w:tc>
-      </w:tr>
-      <w:tr>
-        <w:tc>
-          <w:tcPr>
-            <w:tcW w:w="4513" w:type="dxa"/>
-            <w:tcBorders>
-              <w:top w:val="single" w:sz="6" w:space="0" w:color="999999"/>
-              <w:left w:val="single" w:sz="6" w:space="0" w:color="999999"/>
-              <w:bottom w:val="single" w:sz="6" w:space="0" w:color="999999"/>
-              <w:right w:val="single" w:sz="6" w:space="0" w:color="999999"/>
-            </w:tcBorders>
-            <w:vAlign w:val="center"/>
-          </w:tcPr>
-          <w:p>
-            <w:pPr/>
-            <w:r>
-              <w:t xml:space="preserve">PJI</w:t>
-            </w:r>
-          </w:p>
-        </w:tc>
-        <w:tc>
-          <w:tcPr>
-            <w:tcW w:w="4513" w:type="dxa"/>
-            <w:tcBorders>
-              <w:top w:val="single" w:sz="6" w:space="0" w:color="999999"/>
-              <w:left w:val="single" w:sz="6" w:space="0" w:color="999999"/>
-              <w:bottom w:val="single" w:sz="6" w:space="0" w:color="999999"/>
-              <w:right w:val="single" w:sz="6" w:space="0" w:color="999999"/>
-            </w:tcBorders>
-            <w:vAlign w:val="center"/>
-          </w:tcPr>
-          <w:p>
-            <w:pPr/>
-            <w:r>
-              <w:t xml:space="preserve">Periprosthetic Joint Infection</w:t>
-            </w:r>
-          </w:p>
-        </w:tc>
-      </w:tr>
-      <w:tr>
-        <w:tc>
-          <w:tcPr>
-            <w:tcW w:w="4513" w:type="dxa"/>
-            <w:tcBorders>
-              <w:top w:val="single" w:sz="6" w:space="0" w:color="999999"/>
-              <w:left w:val="single" w:sz="6" w:space="0" w:color="999999"/>
-              <w:bottom w:val="single" w:sz="6" w:space="0" w:color="999999"/>
-              <w:right w:val="single" w:sz="6" w:space="0" w:color="999999"/>
-            </w:tcBorders>
-            <w:vAlign w:val="center"/>
-          </w:tcPr>
-          <w:p>
-            <w:pPr/>
-            <w:r>
-              <w:t xml:space="preserve">KSS</w:t>
-            </w:r>
-          </w:p>
-        </w:tc>
-        <w:tc>
-          <w:tcPr>
-            <w:tcW w:w="4513" w:type="dxa"/>
-            <w:tcBorders>
-              <w:top w:val="single" w:sz="6" w:space="0" w:color="999999"/>
-              <w:left w:val="single" w:sz="6" w:space="0" w:color="999999"/>
-              <w:bottom w:val="single" w:sz="6" w:space="0" w:color="999999"/>
-              <w:right w:val="single" w:sz="6" w:space="0" w:color="999999"/>
-            </w:tcBorders>
-            <w:vAlign w:val="center"/>
-          </w:tcPr>
-          <w:p>
-            <w:pPr/>
-            <w:r>
-              <w:t xml:space="preserve">Knee Society Score</w:t>
-            </w:r>
-          </w:p>
-        </w:tc>
-      </w:tr>
-      <w:tr>
-        <w:tc>
-          <w:tcPr>
-            <w:tcW w:w="4513" w:type="dxa"/>
-            <w:tcBorders>
-              <w:top w:val="single" w:sz="6" w:space="0" w:color="999999"/>
-              <w:left w:val="single" w:sz="6" w:space="0" w:color="999999"/>
-              <w:bottom w:val="single" w:sz="6" w:space="0" w:color="999999"/>
-              <w:right w:val="single" w:sz="6" w:space="0" w:color="999999"/>
-            </w:tcBorders>
-            <w:vAlign w:val="center"/>
-          </w:tcPr>
-          <w:p>
-            <w:pPr/>
-            <w:r>
-              <w:t xml:space="preserve">WOMAC</w:t>
-            </w:r>
-          </w:p>
-        </w:tc>
-        <w:tc>
-          <w:tcPr>
-            <w:tcW w:w="4513" w:type="dxa"/>
-            <w:tcBorders>
-              <w:top w:val="single" w:sz="6" w:space="0" w:color="999999"/>
-              <w:left w:val="single" w:sz="6" w:space="0" w:color="999999"/>
-              <w:bottom w:val="single" w:sz="6" w:space="0" w:color="999999"/>
-              <w:right w:val="single" w:sz="6" w:space="0" w:color="999999"/>
-            </w:tcBorders>
-            <w:vAlign w:val="center"/>
-          </w:tcPr>
-          <w:p>
-            <w:pPr/>
-            <w:r>
-              <w:t xml:space="preserve">Western Ontario and McMaster Universities Osteoarthritis Index</w:t>
-            </w:r>
-          </w:p>
-        </w:tc>
-      </w:tr>
-      <w:tr>
-        <w:tc>
-          <w:tcPr>
-            <w:tcW w:w="4513" w:type="dxa"/>
-            <w:tcBorders>
-              <w:top w:val="single" w:sz="6" w:space="0" w:color="999999"/>
-              <w:left w:val="single" w:sz="6" w:space="0" w:color="999999"/>
-              <w:bottom w:val="single" w:sz="6" w:space="0" w:color="999999"/>
-              <w:right w:val="single" w:sz="6" w:space="0" w:color="999999"/>
-            </w:tcBorders>
-            <w:vAlign w:val="center"/>
-          </w:tcPr>
-          <w:p>
-            <w:pPr/>
-            <w:r>
-              <w:t xml:space="preserve">KOOS</w:t>
-            </w:r>
-          </w:p>
-        </w:tc>
-        <w:tc>
-          <w:tcPr>
-            <w:tcW w:w="4513" w:type="dxa"/>
-            <w:tcBorders>
-              <w:top w:val="single" w:sz="6" w:space="0" w:color="999999"/>
-              <w:left w:val="single" w:sz="6" w:space="0" w:color="999999"/>
-              <w:bottom w:val="single" w:sz="6" w:space="0" w:color="999999"/>
-              <w:right w:val="single" w:sz="6" w:space="0" w:color="999999"/>
-            </w:tcBorders>
-            <w:vAlign w:val="center"/>
-          </w:tcPr>
-          <w:p>
-            <w:pPr/>
-            <w:r>
-              <w:t xml:space="preserve">Knee Injury and Osteoarthritis Outcome Score</w:t>
-            </w:r>
-          </w:p>
-        </w:tc>
-      </w:tr>
-      <w:tr>
-        <w:tc>
-          <w:tcPr>
-            <w:tcW w:w="4513" w:type="dxa"/>
-            <w:tcBorders>
-              <w:top w:val="single" w:sz="6" w:space="0" w:color="999999"/>
-              <w:left w:val="single" w:sz="6" w:space="0" w:color="999999"/>
-              <w:bottom w:val="single" w:sz="6" w:space="0" w:color="999999"/>
-              <w:right w:val="single" w:sz="6" w:space="0" w:color="999999"/>
-            </w:tcBorders>
-            <w:vAlign w:val="center"/>
-          </w:tcPr>
-          <w:p>
-            <w:pPr/>
-            <w:r>
-              <w:t xml:space="preserve">VAS</w:t>
-            </w:r>
-          </w:p>
-        </w:tc>
-        <w:tc>
-          <w:tcPr>
-            <w:tcW w:w="4513" w:type="dxa"/>
-            <w:tcBorders>
-              <w:top w:val="single" w:sz="6" w:space="0" w:color="999999"/>
-              <w:left w:val="single" w:sz="6" w:space="0" w:color="999999"/>
-              <w:bottom w:val="single" w:sz="6" w:space="0" w:color="999999"/>
-              <w:right w:val="single" w:sz="6" w:space="0" w:color="999999"/>
-            </w:tcBorders>
-            <w:vAlign w:val="center"/>
-          </w:tcPr>
-          <w:p>
-            <w:pPr/>
-            <w:r>
-              <w:t xml:space="preserve">Visual Analogue Scale</w:t>
-            </w:r>
-          </w:p>
-        </w:tc>
-      </w:tr>
-      <w:tr>
-        <w:tc>
-          <w:tcPr>
-            <w:tcW w:w="4513" w:type="dxa"/>
-            <w:tcBorders>
-              <w:top w:val="single" w:sz="6" w:space="0" w:color="999999"/>
-              <w:left w:val="single" w:sz="6" w:space="0" w:color="999999"/>
-              <w:bottom w:val="single" w:sz="6" w:space="0" w:color="999999"/>
-              <w:right w:val="single" w:sz="6" w:space="0" w:color="999999"/>
-            </w:tcBorders>
-            <w:vAlign w:val="center"/>
-          </w:tcPr>
-          <w:p>
-            <w:pPr/>
-            <w:r>
-              <w:t xml:space="preserve">AORI</w:t>
-            </w:r>
-          </w:p>
-        </w:tc>
-        <w:tc>
-          <w:tcPr>
-            <w:tcW w:w="4513" w:type="dxa"/>
-            <w:tcBorders>
-              <w:top w:val="single" w:sz="6" w:space="0" w:color="999999"/>
-              <w:left w:val="single" w:sz="6" w:space="0" w:color="999999"/>
-              <w:bottom w:val="single" w:sz="6" w:space="0" w:color="999999"/>
-              <w:right w:val="single" w:sz="6" w:space="0" w:color="999999"/>
-            </w:tcBorders>
-            <w:vAlign w:val="center"/>
-          </w:tcPr>
-          <w:p>
-            <w:pPr/>
-            <w:r>
-              <w:t xml:space="preserve">Anderson Orthopaedic Research Institute</w:t>
-            </w:r>
-          </w:p>
-        </w:tc>
-      </w:tr>
-      <w:tr>
-        <w:tc>
-          <w:tcPr>
-            <w:tcW w:w="4513" w:type="dxa"/>
-            <w:tcBorders>
-              <w:top w:val="single" w:sz="6" w:space="0" w:color="999999"/>
-              <w:left w:val="single" w:sz="6" w:space="0" w:color="999999"/>
-              <w:bottom w:val="single" w:sz="6" w:space="0" w:color="999999"/>
-              <w:right w:val="single" w:sz="6" w:space="0" w:color="999999"/>
-            </w:tcBorders>
-            <w:vAlign w:val="center"/>
-          </w:tcPr>
-          <w:p>
-            <w:pPr/>
-            <w:r>
-              <w:t xml:space="preserve">PS</w:t>
-            </w:r>
-          </w:p>
-        </w:tc>
-        <w:tc>
-          <w:tcPr>
-            <w:tcW w:w="4513" w:type="dxa"/>
-            <w:tcBorders>
-              <w:top w:val="single" w:sz="6" w:space="0" w:color="999999"/>
-              <w:left w:val="single" w:sz="6" w:space="0" w:color="999999"/>
-              <w:bottom w:val="single" w:sz="6" w:space="0" w:color="999999"/>
-              <w:right w:val="single" w:sz="6" w:space="0" w:color="999999"/>
-            </w:tcBorders>
-            <w:vAlign w:val="center"/>
-          </w:tcPr>
-          <w:p>
-            <w:pPr/>
-            <w:r>
-              <w:t xml:space="preserve">Posterior-Stabilized</w:t>
-            </w:r>
-          </w:p>
-        </w:tc>
-      </w:tr>
-      <w:tr>
-        <w:tc>
-          <w:tcPr>
-            <w:tcW w:w="4513" w:type="dxa"/>
-            <w:tcBorders>
-              <w:top w:val="single" w:sz="6" w:space="0" w:color="999999"/>
-              <w:left w:val="single" w:sz="6" w:space="0" w:color="999999"/>
-              <w:bottom w:val="single" w:sz="6" w:space="0" w:color="999999"/>
-              <w:right w:val="single" w:sz="6" w:space="0" w:color="999999"/>
-            </w:tcBorders>
-            <w:vAlign w:val="center"/>
-          </w:tcPr>
-          <w:p>
-            <w:pPr/>
-            <w:r>
-              <w:t xml:space="preserve">CCK</w:t>
-            </w:r>
-          </w:p>
-        </w:tc>
-        <w:tc>
-          <w:tcPr>
-            <w:tcW w:w="4513" w:type="dxa"/>
-            <w:tcBorders>
-              <w:top w:val="single" w:sz="6" w:space="0" w:color="999999"/>
-              <w:left w:val="single" w:sz="6" w:space="0" w:color="999999"/>
-              <w:bottom w:val="single" w:sz="6" w:space="0" w:color="999999"/>
-              <w:right w:val="single" w:sz="6" w:space="0" w:color="999999"/>
-            </w:tcBorders>
-            <w:vAlign w:val="center"/>
-          </w:tcPr>
-          <w:p>
-            <w:pPr/>
-            <w:r>
-              <w:t xml:space="preserve">Constrained Condylar Knee</w:t>
-            </w:r>
-          </w:p>
-        </w:tc>
-      </w:tr>
-      <w:tr>
-        <w:tc>
-          <w:tcPr>
-            <w:tcW w:w="4513" w:type="dxa"/>
-            <w:tcBorders>
-              <w:top w:val="single" w:sz="6" w:space="0" w:color="999999"/>
-              <w:left w:val="single" w:sz="6" w:space="0" w:color="999999"/>
-              <w:bottom w:val="single" w:sz="6" w:space="0" w:color="999999"/>
-              <w:right w:val="single" w:sz="6" w:space="0" w:color="999999"/>
-            </w:tcBorders>
-            <w:vAlign w:val="center"/>
-          </w:tcPr>
-          <w:p>
-            <w:pPr/>
-            <w:r>
-              <w:t xml:space="preserve">RHK</w:t>
-            </w:r>
-          </w:p>
-        </w:tc>
-        <w:tc>
-          <w:tcPr>
-            <w:tcW w:w="4513" w:type="dxa"/>
-            <w:tcBorders>
-              <w:top w:val="single" w:sz="6" w:space="0" w:color="999999"/>
-              <w:left w:val="single" w:sz="6" w:space="0" w:color="999999"/>
-              <w:bottom w:val="single" w:sz="6" w:space="0" w:color="999999"/>
-              <w:right w:val="single" w:sz="6" w:space="0" w:color="999999"/>
-            </w:tcBorders>
-            <w:vAlign w:val="center"/>
-          </w:tcPr>
-          <w:p>
-            <w:pPr/>
-            <w:r>
-              <w:t xml:space="preserve">Rotating Hinge Knee</w:t>
-            </w:r>
-          </w:p>
-        </w:tc>
-      </w:tr>
-      <w:tr>
-        <w:tc>
-          <w:tcPr>
-            <w:tcW w:w="4513" w:type="dxa"/>
-            <w:tcBorders>
-              <w:top w:val="single" w:sz="6" w:space="0" w:color="999999"/>
-              <w:left w:val="single" w:sz="6" w:space="0" w:color="999999"/>
-              <w:bottom w:val="single" w:sz="6" w:space="0" w:color="999999"/>
-              <w:right w:val="single" w:sz="6" w:space="0" w:color="999999"/>
-            </w:tcBorders>
-            <w:vAlign w:val="center"/>
-          </w:tcPr>
-          <w:p>
-            <w:pPr/>
-            <w:r>
-              <w:t xml:space="preserve">ROM</w:t>
-            </w:r>
-          </w:p>
-        </w:tc>
-        <w:tc>
-          <w:tcPr>
-            <w:tcW w:w="4513" w:type="dxa"/>
-            <w:tcBorders>
-              <w:top w:val="single" w:sz="6" w:space="0" w:color="999999"/>
-              <w:left w:val="single" w:sz="6" w:space="0" w:color="999999"/>
-              <w:bottom w:val="single" w:sz="6" w:space="0" w:color="999999"/>
-              <w:right w:val="single" w:sz="6" w:space="0" w:color="999999"/>
-            </w:tcBorders>
-            <w:vAlign w:val="center"/>
-          </w:tcPr>
-          <w:p>
-            <w:pPr/>
-            <w:r>
-              <w:t xml:space="preserve">Range of Motion</w:t>
-            </w:r>
-          </w:p>
-        </w:tc>
-      </w:tr>
-      <w:tr>
-        <w:tc>
-          <w:tcPr>
-            <w:tcW w:w="4513" w:type="dxa"/>
-            <w:tcBorders>
-              <w:top w:val="single" w:sz="6" w:space="0" w:color="999999"/>
-              <w:left w:val="single" w:sz="6" w:space="0" w:color="999999"/>
-              <w:bottom w:val="single" w:sz="6" w:space="0" w:color="999999"/>
-              <w:right w:val="single" w:sz="6" w:space="0" w:color="999999"/>
-            </w:tcBorders>
-            <w:vAlign w:val="center"/>
-          </w:tcPr>
-          <w:p>
-            <w:pPr/>
-            <w:r>
-              <w:t xml:space="preserve">ESR</w:t>
-            </w:r>
-          </w:p>
-        </w:tc>
-        <w:tc>
-          <w:tcPr>
-            <w:tcW w:w="4513" w:type="dxa"/>
-            <w:tcBorders>
-              <w:top w:val="single" w:sz="6" w:space="0" w:color="999999"/>
-              <w:left w:val="single" w:sz="6" w:space="0" w:color="999999"/>
-              <w:bottom w:val="single" w:sz="6" w:space="0" w:color="999999"/>
-              <w:right w:val="single" w:sz="6" w:space="0" w:color="999999"/>
-            </w:tcBorders>
-            <w:vAlign w:val="center"/>
-          </w:tcPr>
-          <w:p>
-            <w:pPr/>
-            <w:r>
-              <w:t xml:space="preserve">Erythrocyte Sedimentation Rate</w:t>
-            </w:r>
-          </w:p>
-        </w:tc>
-      </w:tr>
-      <w:tr>
-        <w:tc>
-          <w:tcPr>
-            <w:tcW w:w="4513" w:type="dxa"/>
-            <w:tcBorders>
-              <w:top w:val="single" w:sz="6" w:space="0" w:color="999999"/>
-              <w:left w:val="single" w:sz="6" w:space="0" w:color="999999"/>
-              <w:bottom w:val="single" w:sz="6" w:space="0" w:color="999999"/>
-              <w:right w:val="single" w:sz="6" w:space="0" w:color="999999"/>
-            </w:tcBorders>
-            <w:vAlign w:val="center"/>
-          </w:tcPr>
-          <w:p>
-            <w:pPr/>
-            <w:r>
-              <w:t xml:space="preserve">CRP</w:t>
-            </w:r>
-          </w:p>
-        </w:tc>
-        <w:tc>
-          <w:tcPr>
-            <w:tcW w:w="4513" w:type="dxa"/>
-            <w:tcBorders>
-              <w:top w:val="single" w:sz="6" w:space="0" w:color="999999"/>
-              <w:left w:val="single" w:sz="6" w:space="0" w:color="999999"/>
-              <w:bottom w:val="single" w:sz="6" w:space="0" w:color="999999"/>
-              <w:right w:val="single" w:sz="6" w:space="0" w:color="999999"/>
-            </w:tcBorders>
-            <w:vAlign w:val="center"/>
-          </w:tcPr>
-          <w:p>
-            <w:pPr/>
-            <w:r>
-              <w:t xml:space="preserve">C-Reactive Protein</w:t>
-            </w:r>
-          </w:p>
-        </w:tc>
-      </w:tr>
-      <w:tr>
-        <w:tc>
-          <w:tcPr>
-            <w:tcW w:w="4513" w:type="dxa"/>
-            <w:tcBorders>
-              <w:top w:val="single" w:sz="6" w:space="0" w:color="999999"/>
-              <w:left w:val="single" w:sz="6" w:space="0" w:color="999999"/>
-              <w:bottom w:val="single" w:sz="6" w:space="0" w:color="999999"/>
-              <w:right w:val="single" w:sz="6" w:space="0" w:color="999999"/>
-            </w:tcBorders>
-            <w:vAlign w:val="center"/>
-          </w:tcPr>
-          <w:p>
-            <w:pPr/>
-            <w:r>
-              <w:t xml:space="preserve">MCID</w:t>
-            </w:r>
-          </w:p>
-        </w:tc>
-        <w:tc>
-          <w:tcPr>
-            <w:tcW w:w="4513" w:type="dxa"/>
-            <w:tcBorders>
-              <w:top w:val="single" w:sz="6" w:space="0" w:color="999999"/>
-              <w:left w:val="single" w:sz="6" w:space="0" w:color="999999"/>
-              <w:bottom w:val="single" w:sz="6" w:space="0" w:color="999999"/>
-              <w:right w:val="single" w:sz="6" w:space="0" w:color="999999"/>
-            </w:tcBorders>
-            <w:vAlign w:val="center"/>
-          </w:tcPr>
-          <w:p>
-            <w:pPr/>
-            <w:r>
-              <w:t xml:space="preserve">Minimal Clinically Important Difference</w:t>
-            </w:r>
-          </w:p>
-        </w:tc>
-      </w:tr>
-      <w:tr>
-        <w:tc>
-          <w:tcPr>
-            <w:tcW w:w="4513" w:type="dxa"/>
-            <w:tcBorders>
-              <w:top w:val="single" w:sz="6" w:space="0" w:color="999999"/>
-              <w:left w:val="single" w:sz="6" w:space="0" w:color="999999"/>
-              <w:bottom w:val="single" w:sz="6" w:space="0" w:color="999999"/>
-              <w:right w:val="single" w:sz="6" w:space="0" w:color="999999"/>
-            </w:tcBorders>
-            <w:vAlign w:val="center"/>
-          </w:tcPr>
-          <w:p>
-            <w:pPr/>
-            <w:r>
-              <w:t xml:space="preserve">ICM</w:t>
-            </w:r>
-          </w:p>
-        </w:tc>
-        <w:tc>
-          <w:tcPr>
-            <w:tcW w:w="4513" w:type="dxa"/>
-            <w:tcBorders>
-              <w:top w:val="single" w:sz="6" w:space="0" w:color="999999"/>
-              <w:left w:val="single" w:sz="6" w:space="0" w:color="999999"/>
-              <w:bottom w:val="single" w:sz="6" w:space="0" w:color="999999"/>
-              <w:right w:val="single" w:sz="6" w:space="0" w:color="999999"/>
-            </w:tcBorders>
-            <w:vAlign w:val="center"/>
-          </w:tcPr>
-          <w:p>
-            <w:pPr/>
-            <w:r>
-              <w:t xml:space="preserve">International Consensus Meeting</w:t>
-            </w:r>
-          </w:p>
-        </w:tc>
-      </w:tr>
-      <w:tr>
-        <w:tc>
-          <w:tcPr>
-            <w:tcW w:w="4513" w:type="dxa"/>
-            <w:tcBorders>
-              <w:top w:val="single" w:sz="6" w:space="0" w:color="999999"/>
-              <w:left w:val="single" w:sz="6" w:space="0" w:color="999999"/>
-              <w:bottom w:val="single" w:sz="6" w:space="0" w:color="999999"/>
-              <w:right w:val="single" w:sz="6" w:space="0" w:color="999999"/>
-            </w:tcBorders>
-            <w:vAlign w:val="center"/>
-          </w:tcPr>
-          <w:p>
-            <w:pPr/>
-            <w:r>
-              <w:t xml:space="preserve">MSIS</w:t>
-            </w:r>
-          </w:p>
-        </w:tc>
-        <w:tc>
-          <w:tcPr>
-            <w:tcW w:w="4513" w:type="dxa"/>
-            <w:tcBorders>
-              <w:top w:val="single" w:sz="6" w:space="0" w:color="999999"/>
-              <w:left w:val="single" w:sz="6" w:space="0" w:color="999999"/>
-              <w:bottom w:val="single" w:sz="6" w:space="0" w:color="999999"/>
-              <w:right w:val="single" w:sz="6" w:space="0" w:color="999999"/>
-            </w:tcBorders>
-            <w:vAlign w:val="center"/>
-          </w:tcPr>
-          <w:p>
-            <w:pPr/>
-            <w:r>
-              <w:t xml:space="preserve">Musculoskeletal Infection Society</w:t>
-            </w:r>
-          </w:p>
-        </w:tc>
-      </w:tr>
-      <w:tr>
-        <w:tc>
-          <w:tcPr>
-            <w:tcW w:w="4513" w:type="dxa"/>
-            <w:tcBorders>
-              <w:top w:val="single" w:sz="6" w:space="0" w:color="999999"/>
-              <w:left w:val="single" w:sz="6" w:space="0" w:color="999999"/>
-              <w:bottom w:val="single" w:sz="6" w:space="0" w:color="999999"/>
-              <w:right w:val="single" w:sz="6" w:space="0" w:color="999999"/>
-            </w:tcBorders>
-            <w:vAlign w:val="center"/>
-          </w:tcPr>
-          <w:p>
-            <w:pPr/>
-            <w:r>
-              <w:t xml:space="preserve">TTO</w:t>
-            </w:r>
-          </w:p>
-        </w:tc>
-        <w:tc>
-          <w:tcPr>
-            <w:tcW w:w="4513" w:type="dxa"/>
-            <w:tcBorders>
-              <w:top w:val="single" w:sz="6" w:space="0" w:color="999999"/>
-              <w:left w:val="single" w:sz="6" w:space="0" w:color="999999"/>
-              <w:bottom w:val="single" w:sz="6" w:space="0" w:color="999999"/>
-              <w:right w:val="single" w:sz="6" w:space="0" w:color="999999"/>
-            </w:tcBorders>
-            <w:vAlign w:val="center"/>
-          </w:tcPr>
-          <w:p>
-            <w:pPr/>
-            <w:r>
-              <w:t xml:space="preserve">Tibial Tubercle Osteotomy</w:t>
-            </w:r>
-          </w:p>
-        </w:tc>
-      </w:tr>
-      <w:tr>
-        <w:tc>
-          <w:tcPr>
-            <w:tcW w:w="4513" w:type="dxa"/>
-            <w:tcBorders>
-              <w:top w:val="single" w:sz="6" w:space="0" w:color="999999"/>
-              <w:left w:val="single" w:sz="6" w:space="0" w:color="999999"/>
-              <w:bottom w:val="single" w:sz="6" w:space="0" w:color="999999"/>
-              <w:right w:val="single" w:sz="6" w:space="0" w:color="999999"/>
-            </w:tcBorders>
-            <w:vAlign w:val="center"/>
-          </w:tcPr>
-          <w:p>
-            <w:pPr/>
-            <w:r>
-              <w:t xml:space="preserve">IEC</w:t>
-            </w:r>
-          </w:p>
-        </w:tc>
-        <w:tc>
-          <w:tcPr>
-            <w:tcW w:w="4513" w:type="dxa"/>
-            <w:tcBorders>
-              <w:top w:val="single" w:sz="6" w:space="0" w:color="999999"/>
-              <w:left w:val="single" w:sz="6" w:space="0" w:color="999999"/>
-              <w:bottom w:val="single" w:sz="6" w:space="0" w:color="999999"/>
-              <w:right w:val="single" w:sz="6" w:space="0" w:color="999999"/>
-            </w:tcBorders>
-            <w:vAlign w:val="center"/>
-          </w:tcPr>
-          <w:p>
-            <w:pPr/>
-            <w:r>
-              <w:t xml:space="preserve">Institutional Ethics Committee</w:t>
-            </w:r>
-          </w:p>
-        </w:tc>
-      </w:tr>
-      <w:tr>
-        <w:tc>
-          <w:tcPr>
-            <w:tcW w:w="4513" w:type="dxa"/>
-            <w:tcBorders>
-              <w:top w:val="single" w:sz="6" w:space="0" w:color="999999"/>
-              <w:left w:val="single" w:sz="6" w:space="0" w:color="999999"/>
-              <w:bottom w:val="single" w:sz="6" w:space="0" w:color="999999"/>
-              <w:right w:val="single" w:sz="6" w:space="0" w:color="999999"/>
-            </w:tcBorders>
-            <w:vAlign w:val="center"/>
-          </w:tcPr>
-          <w:p>
-            <w:pPr/>
-            <w:r>
-              <w:t xml:space="preserve">PROM</w:t>
-            </w:r>
-          </w:p>
-        </w:tc>
-        <w:tc>
-          <w:tcPr>
-            <w:tcW w:w="4513" w:type="dxa"/>
-            <w:tcBorders>
-              <w:top w:val="single" w:sz="6" w:space="0" w:color="999999"/>
-              <w:left w:val="single" w:sz="6" w:space="0" w:color="999999"/>
-              <w:bottom w:val="single" w:sz="6" w:space="0" w:color="999999"/>
-              <w:right w:val="single" w:sz="6" w:space="0" w:color="999999"/>
-            </w:tcBorders>
-            <w:vAlign w:val="center"/>
-          </w:tcPr>
-          <w:p>
-            <w:pPr/>
-            <w:r>
-              <w:t xml:space="preserve">Patient-Reported Outcome Measure</w:t>
-            </w:r>
-          </w:p>
-        </w:tc>
-      </w:tr>
-      <w:tr>
-        <w:tc>
-          <w:tcPr>
-            <w:tcW w:w="4513" w:type="dxa"/>
-            <w:tcBorders>
-              <w:top w:val="single" w:sz="6" w:space="0" w:color="999999"/>
-              <w:left w:val="single" w:sz="6" w:space="0" w:color="999999"/>
-              <w:bottom w:val="single" w:sz="6" w:space="0" w:color="999999"/>
-              <w:right w:val="single" w:sz="6" w:space="0" w:color="999999"/>
-            </w:tcBorders>
-            <w:vAlign w:val="center"/>
-          </w:tcPr>
-          <w:p>
-            <w:pPr/>
-            <w:r>
-              <w:t xml:space="preserve">MUHS</w:t>
-            </w:r>
-          </w:p>
-        </w:tc>
-        <w:tc>
-          <w:tcPr>
-            <w:tcW w:w="4513" w:type="dxa"/>
-            <w:tcBorders>
-              <w:top w:val="single" w:sz="6" w:space="0" w:color="999999"/>
-              <w:left w:val="single" w:sz="6" w:space="0" w:color="999999"/>
-              <w:bottom w:val="single" w:sz="6" w:space="0" w:color="999999"/>
-              <w:right w:val="single" w:sz="6" w:space="0" w:color="999999"/>
-            </w:tcBorders>
-            <w:vAlign w:val="center"/>
-          </w:tcPr>
-          <w:p>
-            <w:pPr/>
-            <w:r>
-              <w:t xml:space="preserve">Maharashtra University of Health Sciences</w:t>
-            </w:r>
-          </w:p>
-        </w:tc>
-      </w:tr>
-      <w:tr>
-        <w:tc>
-          <w:tcPr>
-            <w:tcW w:w="4513" w:type="dxa"/>
-            <w:tcBorders>
-              <w:top w:val="single" w:sz="6" w:space="0" w:color="999999"/>
-              <w:left w:val="single" w:sz="6" w:space="0" w:color="999999"/>
-              <w:bottom w:val="single" w:sz="6" w:space="0" w:color="999999"/>
-              <w:right w:val="single" w:sz="6" w:space="0" w:color="999999"/>
-            </w:tcBorders>
-            <w:vAlign w:val="center"/>
-          </w:tcPr>
-          <w:p>
-            <w:pPr/>
-            <w:r>
-              <w:t xml:space="preserve">ICMR</w:t>
-            </w:r>
-          </w:p>
-        </w:tc>
-        <w:tc>
-          <w:tcPr>
-            <w:tcW w:w="4513" w:type="dxa"/>
-            <w:tcBorders>
-              <w:top w:val="single" w:sz="6" w:space="0" w:color="999999"/>
-              <w:left w:val="single" w:sz="6" w:space="0" w:color="999999"/>
-              <w:bottom w:val="single" w:sz="6" w:space="0" w:color="999999"/>
-              <w:right w:val="single" w:sz="6" w:space="0" w:color="999999"/>
-            </w:tcBorders>
-            <w:vAlign w:val="center"/>
-          </w:tcPr>
-          <w:p>
-            <w:pPr/>
-            <w:r>
-              <w:t xml:space="preserve">Indian Council of Medical Research</w:t>
-            </w:r>
-          </w:p>
-        </w:tc>
-      </w:tr>
-    </w:tbl>
-    <w:p/>
-    <w:p>
-      <w:pPr>
-        <w:pBdr>
-          <w:bottom w:val="single" w:sz="6" w:space="1" w:color="BFBFBF"/>
-        </w:pBdr>
-      </w:pPr>
-    </w:p>
-    <w:p>
-      <w:pPr>
-        <w:pStyle w:val="Heading1"/>
-        <w:pageBreakBefore/>
-      </w:pPr>
-      <w:r>
-        <w:t xml:space="preserve">2. INTRODUCTION</w:t>
-      </w:r>
-    </w:p>
-    <w:p>
-      <w:r>
-        <w:t xml:space="preserve">Total knee replacement (TKR) is one of the most successful and widely performed orthopaedic procedures for end-stage degenerative and inflammatory arthritis of the knee joint. The procedure provides predictable pain relief, functional improvement, and enhanced quality of life for the majority of patients. Over 1.5 million primary TKR procedures are performed annually worldwide, and this number is projected to increase substantially over the coming decades.</w:t>
-      </w:r>
-    </w:p>
-    <w:p>
-      <w:r>
-        <w:t xml:space="preserve">With the exponential rise in primary TKR procedures, the burden of revision total knee replacement (rTKR) has also increased significantly. Kurtz et al. (2007) projected that revision TKR procedures in the United States will increase by 601% by the year 2030, from approximately 38,300 procedures in 2005 to an estimated 268,200 procedures annually. This rising revision burden is attributed to the increasing number of primary TKRs performed in younger and more active patients, longer life expectancy, higher functional demands, and improved surveillance detecting early failures.</w:t>
-      </w:r>
-    </w:p>
-    <w:p>
-      <w:r>
-        <w:t xml:space="preserve">Revision TKR is indicated in cases of aseptic loosening, periprosthetic joint infection (PJI), instability, polyethylene wear, periprosthetic fracture, malalignment, arthrofibrosis, and extensor mechanism failure. Among these, aseptic loosening and infection remain the most common indications, together accounting for nearly 50–60% of all revision procedures worldwide.</w:t>
-      </w:r>
-    </w:p>
-    <w:p>
-      <w:r>
-        <w:t xml:space="preserve">Revision knee surgery is technically more demanding than primary TKR due to several challenges including bone loss, soft tissue compromise, ligamentous insufficiency, loss of anatomical landmarks, and the need for higher-constraint implants. Management of bone defects requires meticulous preoperative planning and intraoperative decision-making, and may necessitate the use of metal augments, metaphyseal sleeves, tantalum cones, structural allografts, or impaction bone grafting. The choice of implant constraint—ranging from posterior-stabilized to constrained condylar to rotating hinge—depends on the degree of ligamentous insufficiency, bone loss, and soft tissue status.</w:t>
-      </w:r>
-    </w:p>
-    <w:p>
-      <w:r>
-        <w:t xml:space="preserve">Despite significant advances in implant design, surgical techniques, and perioperative protocols, the outcomes of revision TKR remain inferior to primary TKR with respect to pain relief, functional recovery, and patient satisfaction. Published literature consistently reports lower functional scores, higher complication rates, and lower patient satisfaction rates following revision TKR compared to primary procedures. Patient satisfaction rates of 70–85% have been reported following revision TKR compared to approximately 90% following primary TKR.</w:t>
-      </w:r>
-    </w:p>
-    <w:p>
-      <w:r>
-        <w:t xml:space="preserve">Comprehensive evaluation of outcomes following revision TKR requires a multidimensional approach encompassing clinical assessment (range of motion, stability, pain, function), radiological parameters (component alignment, radiolucent lines, signs of loosening, restoration of joint line), and patient-reported outcome measures (PROMs) including satisfaction scores. Such comprehensive evaluation helps identify factors associated with good and poor outcomes and guides future clinical decision-making.</w:t>
-      </w:r>
-    </w:p>
-    <w:p>
-      <w:r>
-        <w:t xml:space="preserve">There is a significant paucity of Indian data from high-volume tertiary care centres regarding comprehensive outcomes following revision TKR. Most published literature originates from Western populations with potentially different demographics, disease patterns, implant usage, and patient expectations compared to the Indian population. Notably, data from emerging economies suggests that infection may be a substantially more dominant cause of revision than in Western registries, highlighting the need for region-specific evidence. No published data exists from KEM Hospital, one of the highest-volume arthroplasty centres in Maharashtra.</w:t>
-      </w:r>
-    </w:p>
-    <w:p>
-      <w:r>
-        <w:t xml:space="preserve">This study aims to evaluate the clinico-radiological outcomes and patient satisfaction following revision total knee replacement performed at the Department of Orthopaedics, Seth G.S. Medical College and KEM Hospital, Mumbai.</w:t>
-      </w:r>
-    </w:p>
-    <w:p>
-      <w:pPr>
-        <w:pBdr>
-          <w:bottom w:val="single" w:sz="6" w:space="1" w:color="BFBFBF"/>
-        </w:pBdr>
-      </w:pPr>
-    </w:p>
-    <w:p>
-      <w:pPr>
-        <w:pStyle w:val="Heading1"/>
-        <w:pageBreakBefore/>
-      </w:pPr>
-      <w:r>
-        <w:t xml:space="preserve">3. AIM &amp; OBJECTIVES</w:t>
-      </w:r>
-    </w:p>
-    <w:p>
-      <w:r>
-        <w:rPr>
-          <w:b/>
-        </w:rPr>
-        <w:t xml:space="preserve">AIM:</w:t>
-      </w:r>
-      <w:r>
-        <w:t xml:space="preserve"> To evaluate the clinico-radiological outcomes and patient satisfaction following revision total knee replacement.</w:t>
-      </w:r>
-    </w:p>
-    <w:p>
-      <w:r>
-        <w:rPr>
-          <w:b/>
-        </w:rPr>
-        <w:t xml:space="preserve">OBJECTIVES:</w:t>
-      </w:r>
-    </w:p>
-    <w:p>
-      <w:pPr>
-        <w:ind w:left="360" w:hanging="280"/>
-        <w:spacing w:after="40"/>
-      </w:pPr>
-      <w:r>
-        <w:t xml:space="preserve">1.  To study the demographic profile and indications for revision total knee replacement in our patient cohort.</w:t>
-      </w:r>
-    </w:p>
-    <w:p>
-      <w:pPr>
-        <w:ind w:left="360" w:hanging="280"/>
-        <w:spacing w:after="40"/>
-      </w:pPr>
-      <w:r>
-        <w:t xml:space="preserve">2.  To assess the clinical outcomes of revision TKR using validated scoring systems—the Knee Society Score (KSS 2011) and the Western Ontario and McMaster Universities Osteoarthritis Index (WOMAC).</w:t>
-      </w:r>
-    </w:p>
-    <w:p>
-      <w:pPr>
-        <w:ind w:left="360" w:hanging="280"/>
-        <w:spacing w:after="40"/>
-      </w:pPr>
-      <w:r>
-        <w:t xml:space="preserve">3.  To evaluate the radiological outcomes including component alignment, radiolucent lines, and signs of loosening using the Knee Society Roentgenographic Evaluation and Scoring System.</w:t>
-      </w:r>
-    </w:p>
-    <w:p>
-      <w:pPr>
-        <w:ind w:left="360" w:hanging="280"/>
-        <w:spacing w:after="40"/>
-      </w:pPr>
-      <w:r>
-        <w:t xml:space="preserve">4.  To assess patient satisfaction following revision TKR using a study-specific patient satisfaction questionnaire.</w:t>
-      </w:r>
-    </w:p>
-    <w:p>
-      <w:pPr>
-        <w:ind w:left="360" w:hanging="280"/>
-        <w:spacing w:after="40"/>
-      </w:pPr>
-      <w:r>
-        <w:t xml:space="preserve">5.  To identify factors influencing clinical and radiological outcomes including age, sex, BMI, indication for revision, degree of bone loss (AORI classification), type of implant constraint, use of stems and augments, and single-stage versus two-stage revision.</w:t>
-      </w:r>
-    </w:p>
-    <w:p>
-      <w:pPr>
-        <w:ind w:left="360" w:hanging="280"/>
-        <w:spacing w:after="40"/>
-      </w:pPr>
-      <w:r>
-        <w:t xml:space="preserve">6.  To document the complications and re-revision rates in the study cohort and to perform implant survivorship analysis.</w:t>
-      </w:r>
-    </w:p>
-    <w:p>
-      <w:pPr>
-        <w:pBdr>
-          <w:bottom w:val="single" w:sz="6" w:space="1" w:color="BFBFBF"/>
-        </w:pBdr>
-      </w:pPr>
-    </w:p>
-    <w:p>
-      <w:pPr>
-        <w:pStyle w:val="Heading1"/>
-        <w:pageBreakBefore/>
-      </w:pPr>
-      <w:r>
-        <w:t xml:space="preserve">4. RESEARCH QUESTION &amp; HYPOTHESIS</w:t>
-      </w:r>
-    </w:p>
-    <w:p>
-      <w:r>
-        <w:rPr>
-          <w:b/>
-        </w:rPr>
-        <w:t xml:space="preserve">RESEARCH QUESTION:</w:t>
-      </w:r>
-      <w:r>
-        <w:t xml:space="preserve"> What are the clinical, radiological, and patient satisfaction outcomes following revision total knee replacement at a high-volume tertiary care centre in India, and which patient-, surgery-, and implant-related factors predict poorer outcomes?</w:t>
-      </w:r>
-    </w:p>
-    <w:p>
-      <w:r>
-        <w:rPr>
-          <w:b/>
-        </w:rPr>
-        <w:t xml:space="preserve">HYPOTHESIS:</w:t>
-      </w:r>
-    </w:p>
-    <w:p>
-      <w:pPr>
-        <w:ind w:left="360" w:hanging="280"/>
-        <w:spacing w:after="40"/>
-      </w:pPr>
-      <w:r>
-        <w:t xml:space="preserve">•  </w:t>
-      </w:r>
-      <w:r>
-        <w:rPr>
-          <w:b/>
-        </w:rPr>
-        <w:t xml:space="preserve">Null Hypothesis (H0):</w:t>
-      </w:r>
-      <w:r>
-        <w:t xml:space="preserve"> Revision total knee replacement does not result in a statistically significant improvement in clinical and functional outcome scores from the preoperative state.</w:t>
-      </w:r>
-    </w:p>
-    <w:p>
-      <w:pPr>
-        <w:ind w:left="360" w:hanging="280"/>
-        <w:spacing w:after="40"/>
-      </w:pPr>
-      <w:r>
-        <w:t xml:space="preserve">•  </w:t>
-      </w:r>
-      <w:r>
-        <w:rPr>
-          <w:b/>
-        </w:rPr>
-        <w:t xml:space="preserve">Alternative Hypothesis (H1):</w:t>
-      </w:r>
-      <w:r>
-        <w:t xml:space="preserve"> Revision total knee replacement results in a statistically significant improvement in clinical and functional outcome scores, with patient satisfaction comparable to published international data, and specific identifiable factors influence the outcomes.</w:t>
-      </w:r>
-    </w:p>
-    <w:p>
-      <w:pPr>
-        <w:pBdr>
-          <w:bottom w:val="single" w:sz="6" w:space="1" w:color="BFBFBF"/>
-        </w:pBdr>
-      </w:pPr>
-    </w:p>
-    <w:p>
-      <w:pPr>
-        <w:pStyle w:val="Heading1"/>
-        <w:pageBreakBefore/>
-      </w:pPr>
-      <w:r>
-        <w:t xml:space="preserve">5. RESEARCH METHODOLOGY</w:t>
-      </w:r>
-    </w:p>
-    <w:p>
-      <w:r>
-        <w:rPr>
-          <w:b/>
-        </w:rPr>
-        <w:t xml:space="preserve">5.1 STUDY DESIGN:</w:t>
-      </w:r>
-      <w:r>
-        <w:t xml:space="preserve"> Prospective and retrospective observational cohort study (combined cohort design).</w:t>
-      </w:r>
-    </w:p>
-    <w:p>
-      <w:r>
-        <w:rPr>
-          <w:b/>
-        </w:rPr>
-        <w:t xml:space="preserve">5.2 STUDY SETTING:</w:t>
-      </w:r>
-      <w:r>
-        <w:t xml:space="preserve"> Department of Orthopaedics, Seth G.S. Medical College and KEM Hospital, Parel, Mumbai 400012. This is a tertiary care teaching hospital and a high-volume arthroplasty centre.</w:t>
-      </w:r>
-    </w:p>
-    <w:p>
-      <w:r>
-        <w:rPr>
-          <w:b/>
-        </w:rPr>
-        <w:t xml:space="preserve">5.3 STUDY DURATION:</w:t>
-      </w:r>
-      <w:r>
-        <w:t xml:space="preserve"> July 2026 to June 2028 (approximately 2 years), comprising a retrospective record-review arm and a prospective enrolment arm (see Section 5.5).</w:t>
-      </w:r>
-    </w:p>
-    <w:p>
-      <w:r>
-        <w:rPr>
-          <w:b/>
-        </w:rPr>
-        <w:t xml:space="preserve">5.4 STUDY POPULATION:</w:t>
-      </w:r>
-      <w:r>
-        <w:t xml:space="preserve"> All patients who have undergone or will undergo revision total knee replacement at our institution during the defined study period.</w:t>
-      </w:r>
-    </w:p>
-    <w:p>
-      <w:pPr>
-        <w:pStyle w:val="Heading2"/>
-      </w:pPr>
-      <w:r>
-        <w:t xml:space="preserve">5.5 SAMPLE SIZE CALCULATION</w:t>
-      </w:r>
-    </w:p>
-    <w:p>
-      <w:r>
-        <w:t xml:space="preserve">The sample size was calculated based on the primary outcome—the change in the Knee Society Score (KSS) from the preoperative state to final follow-up. Because this is a </w:t>
-      </w:r>
-      <w:r>
-        <w:rPr>
-          <w:b/>
-        </w:rPr>
-        <w:t xml:space="preserve">paired</w:t>
-      </w:r>
-      <w:r>
-        <w:t xml:space="preserve"> (pre- versus post-operative) comparison within the same cohort, the sample size was estimated using the formula for a paired difference of means:</w:t>
-      </w:r>
-    </w:p>
-    <w:p>
-      <w:pPr>
-        <w:shd w:val="clear" w:color="auto" w:fill="F2F2F2"/>
-        <w:spacing w:after="0"/>
-      </w:pPr>
-      <w:r>
-        <w:rPr>
-          <w:rFonts w:ascii="Consolas" w:hAnsi="Consolas"/>
-          <w:sz w:val="18"/>
-        </w:rPr>
-        <w:t xml:space="preserve">n = [(Z₁₋α/₂ + Z₁₋β)² × σ_d²] / d²</w:t>
-      </w:r>
-    </w:p>
-    <w:p/>
-    <w:p>
-      <w:r>
-        <w:t xml:space="preserve">Where:</w:t>
-      </w:r>
-    </w:p>
-    <w:p>
-      <w:pPr>
-        <w:ind w:left="360" w:hanging="280"/>
-        <w:spacing w:after="40"/>
-      </w:pPr>
-      <w:r>
-        <w:t xml:space="preserve">•  </w:t>
-      </w:r>
-      <w:r>
-        <w:rPr>
-          <w:b/>
-        </w:rPr>
-        <w:t xml:space="preserve">Z₁₋α/₂ = 1.96</w:t>
-      </w:r>
-      <w:r>
-        <w:t xml:space="preserve"> (two-sided 95% confidence level, α = 0.05)</w:t>
-      </w:r>
-    </w:p>
-    <w:p>
-      <w:pPr>
-        <w:ind w:left="360" w:hanging="280"/>
-        <w:spacing w:after="40"/>
-      </w:pPr>
-      <w:r>
-        <w:t xml:space="preserve">•  </w:t>
-      </w:r>
-      <w:r>
-        <w:rPr>
-          <w:b/>
-        </w:rPr>
-        <w:t xml:space="preserve">Z₁₋β = 0.84</w:t>
-      </w:r>
-      <w:r>
-        <w:t xml:space="preserve"> (80% power)</w:t>
-      </w:r>
-    </w:p>
-    <w:p>
-      <w:pPr>
-        <w:ind w:left="360" w:hanging="280"/>
-        <w:spacing w:after="40"/>
-      </w:pPr>
-      <w:r>
-        <w:t xml:space="preserve">•  </w:t>
-      </w:r>
-      <w:r>
-        <w:rPr>
-          <w:b/>
-        </w:rPr>
-        <w:t xml:space="preserve">d</w:t>
-      </w:r>
-      <w:r>
-        <w:t xml:space="preserve"> = minimal clinically important difference (MCID) in KSS to be detected</w:t>
-      </w:r>
-    </w:p>
-    <w:p>
-      <w:pPr>
-        <w:ind w:left="360" w:hanging="280"/>
-        <w:spacing w:after="40"/>
-      </w:pPr>
-      <w:r>
-        <w:t xml:space="preserve">•  </w:t>
-      </w:r>
-      <w:r>
-        <w:rPr>
-          <w:b/>
-        </w:rPr>
-        <w:t xml:space="preserve">σ_d</w:t>
-      </w:r>
-      <w:r>
-        <w:t xml:space="preserve"> = standard deviation of the </w:t>
-      </w:r>
-      <w:r>
-        <w:rPr>
-          <w:i/>
-        </w:rPr>
-        <w:t xml:space="preserve">change</w:t>
-      </w:r>
-      <w:r>
-        <w:t xml:space="preserve"> in KSS</w:t>
-      </w:r>
-    </w:p>
-    <w:p>
-      <w:r>
-        <w:t xml:space="preserve">This expression can be written equivalently in terms of the standardized effect size (Cohen's </w:t>
-      </w:r>
-      <w:r>
-        <w:rPr>
-          <w:i/>
-        </w:rPr>
-        <w:t xml:space="preserve">d</w:t>
-      </w:r>
-      <w:r>
-        <w:t xml:space="preserve">), where </w:t>
-      </w:r>
-      <w:r>
-        <w:rPr>
-          <w:b/>
-        </w:rPr>
-        <w:t xml:space="preserve">ES = d / σ_d</w:t>
-      </w:r>
-      <w:r>
-        <w:t xml:space="preserve">:</w:t>
-      </w:r>
-    </w:p>
-    <w:p>
-      <w:pPr>
-        <w:shd w:val="clear" w:color="auto" w:fill="F2F2F2"/>
-        <w:spacing w:after="0"/>
-      </w:pPr>
-      <w:r>
-        <w:rPr>
-          <w:rFonts w:ascii="Consolas" w:hAnsi="Consolas"/>
-          <w:sz w:val="18"/>
-        </w:rPr>
-        <w:t xml:space="preserve">n = (Z₁₋α/₂ + Z₁₋β)² / ES²</w:t>
-      </w:r>
-    </w:p>
-    <w:p/>
-    <w:p>
-      <w:r>
-        <w:rPr>
-          <w:b/>
-        </w:rPr>
-        <w:t xml:space="preserve">Choice of effect size.</w:t>
-      </w:r>
-      <w:r>
-        <w:t xml:space="preserve"> Baier et al. (2013), in a patient-oriented evaluation of revision TKR, reported a mean improvement in KSS of approximately 34 points. Taking a clinically meaningful difference (MCID) of 10 KSS points against a standard deviation of change of approximately 19.6 points yields a </w:t>
-      </w:r>
-      <w:r>
-        <w:rPr>
-          <w:b/>
-        </w:rPr>
-        <w:t xml:space="preserve">conservative standardized effect size of 0.51</w:t>
-      </w:r>
-      <w:r>
-        <w:t xml:space="preserve">:</w:t>
-      </w:r>
-    </w:p>
-    <w:p>
-      <w:pPr>
-        <w:shd w:val="clear" w:color="auto" w:fill="F2F2F2"/>
-        <w:spacing w:after="0"/>
-      </w:pPr>
-      <w:r>
-        <w:rPr>
-          <w:rFonts w:ascii="Consolas" w:hAnsi="Consolas"/>
-          <w:sz w:val="18"/>
-        </w:rPr>
-        <w:t xml:space="preserve">ES = d / σ_d = 10 / 19.6 ≈ 0.51</w:t>
-      </w:r>
-    </w:p>
-    <w:p/>
-    <w:p>
-      <w:r>
-        <w:rPr>
-          <w:b/>
-        </w:rPr>
-        <w:t xml:space="preserve">Calculation:</w:t>
-      </w:r>
-    </w:p>
-    <w:p>
-      <w:pPr>
-        <w:shd w:val="clear" w:color="auto" w:fill="F2F2F2"/>
-        <w:spacing w:after="0"/>
-      </w:pPr>
-      <w:r>
-        <w:rPr>
-          <w:rFonts w:ascii="Consolas" w:hAnsi="Consolas"/>
-          <w:sz w:val="18"/>
-        </w:rPr>
-        <w:t xml:space="preserve">n = (1.96 + 0.84)² / (0.51)²</w:t>
-      </w:r>
-    </w:p>
-    <w:p>
-      <w:pPr>
-        <w:shd w:val="clear" w:color="auto" w:fill="F2F2F2"/>
-        <w:spacing w:after="0"/>
-      </w:pPr>
-      <w:r>
-        <w:rPr>
-          <w:rFonts w:ascii="Consolas" w:hAnsi="Consolas"/>
-          <w:sz w:val="18"/>
-        </w:rPr>
-        <w:t xml:space="preserve">  = (2.80)² / 0.260</w:t>
-      </w:r>
-    </w:p>
-    <w:p>
-      <w:pPr>
-        <w:shd w:val="clear" w:color="auto" w:fill="F2F2F2"/>
-        <w:spacing w:after="0"/>
-      </w:pPr>
-      <w:r>
-        <w:rPr>
-          <w:rFonts w:ascii="Consolas" w:hAnsi="Consolas"/>
-          <w:sz w:val="18"/>
-        </w:rPr>
-        <w:t xml:space="preserve">  = 7.84 / 0.260</w:t>
-      </w:r>
-    </w:p>
-    <w:p>
-      <w:pPr>
-        <w:shd w:val="clear" w:color="auto" w:fill="F2F2F2"/>
-        <w:spacing w:after="0"/>
-      </w:pPr>
-      <w:r>
-        <w:rPr>
-          <w:rFonts w:ascii="Consolas" w:hAnsi="Consolas"/>
-          <w:sz w:val="18"/>
-        </w:rPr>
-        <w:t xml:space="preserve">  ≈ 30.1</w:t>
-      </w:r>
-    </w:p>
-    <w:p>
-      <w:pPr>
-        <w:shd w:val="clear" w:color="auto" w:fill="F2F2F2"/>
-        <w:spacing w:after="0"/>
-      </w:pPr>
-      <w:r>
-        <w:rPr>
-          <w:rFonts w:ascii="Consolas" w:hAnsi="Consolas"/>
-          <w:sz w:val="18"/>
-        </w:rPr>
-        <w:t xml:space="preserve">  ≈ 30 evaluable patients</w:t>
-      </w:r>
-    </w:p>
-    <w:p/>
-    <w:p>
-      <w:r>
-        <w:t xml:space="preserve">Therefore, a minimum of </w:t>
-      </w:r>
-      <w:r>
-        <w:rPr>
-          <w:b/>
-        </w:rPr>
-        <w:t xml:space="preserve">30 evaluable patients</w:t>
-      </w:r>
-      <w:r>
-        <w:t xml:space="preserve"> (i.e., patients with complete primary-outcome follow-up) is required to detect a clinically meaningful improvement in KSS with </w:t>
-      </w:r>
-      <w:r>
-        <w:rPr>
-          <w:b/>
-        </w:rPr>
-        <w:t xml:space="preserve">80% power</w:t>
-      </w:r>
-      <w:r>
-        <w:t xml:space="preserve"> at a </w:t>
-      </w:r>
-      <w:r>
-        <w:rPr>
-          <w:b/>
-        </w:rPr>
-        <w:t xml:space="preserve">5% two-sided significance level</w:t>
-      </w:r>
-      <w:r>
-        <w:t xml:space="preserve">.</w:t>
-      </w:r>
-    </w:p>
-    <w:p>
-      <w:pPr>
-        <w:pStyle w:val="Quote"/>
-      </w:pPr>
-      <w:r>
-        <w:rPr>
-          <w:b/>
-        </w:rPr>
-        <w:t xml:space="preserve">Sensitivity note.</w:t>
-      </w:r>
-      <w:r>
-        <w:t xml:space="preserve"> At the slightly more conservative effect size of 0.50, 30 evaluable patients still provide approximately </w:t>
-      </w:r>
-      <w:r>
-        <w:rPr>
-          <w:b/>
-        </w:rPr>
-        <w:t xml:space="preserve">78% power</w:t>
-      </w:r>
-      <w:r>
-        <w:t xml:space="preserve">, and 32 evaluable patients provide 80% power. Given that the </w:t>
-      </w:r>
-      <w:r>
-        <w:rPr>
-          <w:i/>
-        </w:rPr>
-        <w:t xml:space="preserve">observed</w:t>
-      </w:r>
-      <w:r>
-        <w:t xml:space="preserve"> mean improvement reported by Baier et al. (~34 points) corresponds to a far larger true effect size, the study is comfortably powered for the anticipated improvement; the figure above represents a deliberately conservative lower bound based on the MCID rather than the expected effect.</w:t>
-      </w:r>
-    </w:p>
-    <w:p>
-      <w:r>
-        <w:rPr>
-          <w:b/>
-        </w:rPr>
-        <w:t xml:space="preserve">Adjustment for loss to follow-up.</w:t>
-      </w:r>
-      <w:r>
-        <w:t xml:space="preserve"> Anticipating approximately 20% attrition (loss to follow-up, withdrawal, or incomplete records in the retrospective arm):</w:t>
-      </w:r>
-    </w:p>
-    <w:p>
-      <w:pPr>
-        <w:shd w:val="clear" w:color="auto" w:fill="F2F2F2"/>
-        <w:spacing w:after="0"/>
-      </w:pPr>
-      <w:r>
-        <w:rPr>
-          <w:rFonts w:ascii="Consolas" w:hAnsi="Consolas"/>
-          <w:sz w:val="18"/>
-        </w:rPr>
-        <w:t xml:space="preserve">n_recruit = 30 / (1 − 0.20) = 30 / 0.80 = 37.5 ≈ 38 patients</w:t>
-      </w:r>
-    </w:p>
-    <w:p/>
-    <w:p>
-      <w:r>
-        <w:t xml:space="preserve">Accordingly, the study aims to </w:t>
-      </w:r>
-      <w:r>
-        <w:rPr>
-          <w:b/>
-        </w:rPr>
-        <w:t xml:space="preserve">recruit 38 patients</w:t>
-      </w:r>
-      <w:r>
-        <w:t xml:space="preserve"> in order to retain a minimum of </w:t>
-      </w:r>
-      <w:r>
-        <w:rPr>
-          <w:b/>
-        </w:rPr>
-        <w:t xml:space="preserve">30 evaluable patients</w:t>
-      </w:r>
-      <w:r>
-        <w:t xml:space="preserve"> at final analysis. This target provides adequate statistical power while remaining consistent with the institutional revision TKR volume during the study period. All consecutive eligible patients will be enrolled (universal/consecutive sampling).</w:t>
-      </w:r>
-    </w:p>
-    <w:p>
-      <w:pPr>
-        <w:ind w:left="360" w:hanging="280"/>
-        <w:spacing w:after="40"/>
-      </w:pPr>
-      <w:r>
-        <w:t xml:space="preserve">•  </w:t>
-      </w:r>
-      <w:r>
-        <w:rPr>
-          <w:b/>
-        </w:rPr>
-        <w:t xml:space="preserve">Retrospective arm:</w:t>
-      </w:r>
-      <w:r>
-        <w:t xml:space="preserve"> Patients who underwent revision TKR from January 2021 to June 2026 with available records and adequate follow-up.</w:t>
-      </w:r>
-    </w:p>
-    <w:p>
-      <w:pPr>
-        <w:ind w:left="360" w:hanging="280"/>
-        <w:spacing w:after="40"/>
-      </w:pPr>
-      <w:r>
-        <w:t xml:space="preserve">•  </w:t>
-      </w:r>
-      <w:r>
-        <w:rPr>
-          <w:b/>
-        </w:rPr>
-        <w:t xml:space="preserve">Prospective arm:</w:t>
-      </w:r>
-      <w:r>
-        <w:t xml:space="preserve"> Patients undergoing revision TKR from August 2026 to December 2027, followed up for a minimum of 6 months.</w:t>
-      </w:r>
-    </w:p>
-    <w:p>
-      <w:r>
-        <w:t xml:space="preserve">Statistical advice has been sought from the Department of Preventive and Social Medicine (Biostatistics), Seth G.S. Medical College and KEM Hospital. The final sample size and power assumptions will be confirmed with the institutional biostatistician prior to IEC submission.</w:t>
-      </w:r>
-    </w:p>
-    <w:p>
-      <w:pPr>
-        <w:pStyle w:val="Quote"/>
-      </w:pPr>
-      <w:r>
-        <w:rPr>
-          <w:b/>
-        </w:rPr>
-        <w:t xml:space="preserve">Note on power approximation.</w:t>
-      </w:r>
-      <w:r>
-        <w:t xml:space="preserve"> The above uses the normal (Z) approximation. The exact paired </w:t>
-      </w:r>
-      <w:r>
-        <w:rPr>
-          <w:i/>
-        </w:rPr>
-        <w:t xml:space="preserve">t</w:t>
-      </w:r>
-      <w:r>
-        <w:t xml:space="preserve">-test (based on the non-central </w:t>
-      </w:r>
-      <w:r>
-        <w:rPr>
-          <w:i/>
-        </w:rPr>
-        <w:t xml:space="preserve">t</w:t>
-      </w:r>
-      <w:r>
-        <w:t xml:space="preserve">-distribution) typically requires one to two additional subjects for the same power; the quoted figure of ~80% should therefore be read as approximate, and the 38-patient recruitment target provides a comfortable margin.</w:t>
-      </w:r>
-    </w:p>
-    <w:p>
-      <w:r>
-        <w:rPr>
-          <w:b/>
-        </w:rPr>
-        <w:t xml:space="preserve">5.6 INCLUSION CRITERIA:</w:t>
-      </w:r>
-    </w:p>
-    <w:p>
-      <w:pPr>
-        <w:ind w:left="360" w:hanging="280"/>
-        <w:spacing w:after="40"/>
-      </w:pPr>
-      <w:r>
-        <w:t xml:space="preserve">1.  All patients who underwent revision total knee replacement (single-stage or two-stage) at our institution during the study period.</w:t>
-      </w:r>
-    </w:p>
-    <w:p>
-      <w:pPr>
-        <w:ind w:left="360" w:hanging="280"/>
-        <w:spacing w:after="40"/>
-      </w:pPr>
-      <w:r>
-        <w:t xml:space="preserve">2.  Patients aged 18 years or above.</w:t>
-      </w:r>
-    </w:p>
-    <w:p>
-      <w:pPr>
-        <w:ind w:left="360" w:hanging="280"/>
-        <w:spacing w:after="40"/>
-      </w:pPr>
-      <w:r>
-        <w:t xml:space="preserve">3.  Minimum follow-up of 6 months from the date of revision surgery (or from Stage 2 reimplantation in two-stage cases).</w:t>
-      </w:r>
-    </w:p>
-    <w:p>
-      <w:pPr>
-        <w:ind w:left="360" w:hanging="280"/>
-        <w:spacing w:after="40"/>
-      </w:pPr>
-      <w:r>
-        <w:t xml:space="preserve">4.  Patients willing to provide written informed consent.</w:t>
-      </w:r>
-    </w:p>
-    <w:p>
-      <w:r>
-        <w:rPr>
-          <w:b/>
-        </w:rPr>
-        <w:t xml:space="preserve">5.7 EXCLUSION CRITERIA:</w:t>
-      </w:r>
-    </w:p>
-    <w:p>
-      <w:pPr>
-        <w:ind w:left="360" w:hanging="280"/>
-        <w:spacing w:after="40"/>
-      </w:pPr>
-      <w:r>
-        <w:t xml:space="preserve">1.  Patients with incomplete medical records or unavailable radiographs (retrospective arm).</w:t>
-      </w:r>
-    </w:p>
-    <w:p>
-      <w:pPr>
-        <w:ind w:left="360" w:hanging="280"/>
-        <w:spacing w:after="40"/>
-      </w:pPr>
-      <w:r>
-        <w:t xml:space="preserve">2.  Patients lost to follow-up before completing 6 months.</w:t>
-      </w:r>
-    </w:p>
-    <w:p>
-      <w:pPr>
-        <w:ind w:left="360" w:hanging="280"/>
-        <w:spacing w:after="40"/>
-      </w:pPr>
-      <w:r>
-        <w:t xml:space="preserve">3.  Patients unwilling to participate or unable to provide consent.</w:t>
-      </w:r>
-    </w:p>
-    <w:p>
-      <w:pPr>
-        <w:ind w:left="360" w:hanging="280"/>
-        <w:spacing w:after="40"/>
-      </w:pPr>
-      <w:r>
-        <w:t xml:space="preserve">4.  Mega-prosthesis or tumour prosthesis reconstruction cases.</w:t>
-      </w:r>
-    </w:p>
-    <w:p>
-      <w:pPr>
-        <w:ind w:left="360" w:hanging="280"/>
-        <w:spacing w:after="40"/>
-      </w:pPr>
-      <w:r>
-        <w:t xml:space="preserve">5.  Isolated polyethylene liner exchange without revision of any metal component.</w:t>
-      </w:r>
-    </w:p>
-    <w:p>
-      <w:pPr>
-        <w:ind w:left="360" w:hanging="280"/>
-        <w:spacing w:after="40"/>
-      </w:pPr>
-      <w:r>
-        <w:t xml:space="preserve">6.  Arthrodesis conversion cases.</w:t>
-      </w:r>
-    </w:p>
-    <w:p>
-      <w:r>
-        <w:rPr>
-          <w:b/>
-        </w:rPr>
-        <w:t xml:space="preserve">5.8 OPERATIONAL DEFINITIONS:</w:t>
-      </w:r>
-    </w:p>
-    <w:p>
-      <w:pPr>
-        <w:ind w:left="360" w:hanging="280"/>
-        <w:spacing w:after="40"/>
-      </w:pPr>
-      <w:r>
-        <w:t xml:space="preserve">1.  </w:t>
-      </w:r>
-      <w:r>
-        <w:rPr>
-          <w:b/>
-        </w:rPr>
-        <w:t xml:space="preserve">Revision TKR:</w:t>
-      </w:r>
-      <w:r>
-        <w:t xml:space="preserve"> Any surgical procedure involving exchange, removal, or addition of one or more components of a previously implanted total knee prosthesis.</w:t>
-      </w:r>
-    </w:p>
-    <w:p>
-      <w:pPr>
-        <w:ind w:left="360" w:hanging="280"/>
-        <w:spacing w:after="40"/>
-      </w:pPr>
-      <w:r>
-        <w:t xml:space="preserve">2.  </w:t>
-      </w:r>
-      <w:r>
-        <w:rPr>
-          <w:b/>
-        </w:rPr>
-        <w:t xml:space="preserve">Aseptic Loosening:</w:t>
-      </w:r>
-      <w:r>
-        <w:t xml:space="preserve"> Failure of fixation in the absence of infection, evidenced by progressive radiolucent lines (&gt;2 mm), component migration (&gt;2 mm), or alignment change (&gt;3°), with negative infection workup.</w:t>
-      </w:r>
-    </w:p>
-    <w:p>
-      <w:pPr>
-        <w:ind w:left="360" w:hanging="280"/>
-        <w:spacing w:after="40"/>
-      </w:pPr>
-      <w:r>
-        <w:t xml:space="preserve">3.  </w:t>
-      </w:r>
-      <w:r>
-        <w:rPr>
-          <w:b/>
-        </w:rPr>
-        <w:t xml:space="preserve">Periprosthetic Joint Infection (PJI):</w:t>
-      </w:r>
-      <w:r>
-        <w:t xml:space="preserve"> Defined per the 2018 ICM/MSIS criteria. Major criteria: two positive periprosthetic cultures with identical organisms OR a sinus tract communicating with the joint. Minor criteria include elevated serum CRP/ESR, elevated synovial WBC count, elevated synovial PMN percentage, positive alpha-defensin, elevated synovial CRP, and positive histology.</w:t>
-      </w:r>
-    </w:p>
-    <w:p>
-      <w:pPr>
-        <w:ind w:left="360" w:hanging="280"/>
-        <w:spacing w:after="40"/>
-      </w:pPr>
-      <w:r>
-        <w:t xml:space="preserve">4.  </w:t>
-      </w:r>
-      <w:r>
-        <w:rPr>
-          <w:b/>
-        </w:rPr>
-        <w:t xml:space="preserve">Radiological Loosening:</w:t>
-      </w:r>
-      <w:r>
-        <w:t xml:space="preserve"> Progressive radiolucent lines &gt;2 mm in all zones, component migration/subsidence &gt;2 mm, alignment change &gt;3° on serial radiographs, or cement mantle fracture.</w:t>
-      </w:r>
-    </w:p>
-    <w:p>
-      <w:pPr>
-        <w:ind w:left="360" w:hanging="280"/>
-        <w:spacing w:after="40"/>
-      </w:pPr>
-      <w:r>
-        <w:t xml:space="preserve">5.  </w:t>
-      </w:r>
-      <w:r>
-        <w:rPr>
-          <w:b/>
-        </w:rPr>
-        <w:t xml:space="preserve">Instability:</w:t>
-      </w:r>
-      <w:r>
-        <w:t xml:space="preserve"> Symptomatic AP translation &gt;10 mm or ML laxity &gt;10° causing functional impairment.</w:t>
-      </w:r>
-    </w:p>
-    <w:p>
-      <w:pPr>
-        <w:ind w:left="360" w:hanging="280"/>
-        <w:spacing w:after="40"/>
-      </w:pPr>
-      <w:r>
-        <w:t xml:space="preserve">6.  </w:t>
-      </w:r>
-      <w:r>
-        <w:rPr>
-          <w:b/>
-        </w:rPr>
-        <w:t xml:space="preserve">Stiffness/Arthrofibrosis:</w:t>
-      </w:r>
-      <w:r>
-        <w:t xml:space="preserve"> ROM &lt;90° flexion or flexion contracture &gt;10° limiting function, without mechanical or infective cause.</w:t>
-      </w:r>
-    </w:p>
-    <w:p>
-      <w:pPr>
-        <w:ind w:left="360" w:hanging="280"/>
-        <w:spacing w:after="40"/>
-      </w:pPr>
-      <w:r>
-        <w:t xml:space="preserve">7.  </w:t>
-      </w:r>
-      <w:r>
-        <w:rPr>
-          <w:b/>
-        </w:rPr>
-        <w:t xml:space="preserve">Clinical Success:</w:t>
-      </w:r>
-      <w:r>
-        <w:t xml:space="preserve"> KSS improvement of ≥10 points (MCID) from baseline, stable well-fixed implant, and no re-revision at latest follow-up.</w:t>
-      </w:r>
-    </w:p>
-    <w:p>
-      <w:pPr>
-        <w:ind w:left="360" w:hanging="280"/>
-        <w:spacing w:after="40"/>
-      </w:pPr>
-      <w:r>
-        <w:t xml:space="preserve">8.  </w:t>
-      </w:r>
-      <w:r>
-        <w:rPr>
-          <w:b/>
-        </w:rPr>
-        <w:t xml:space="preserve">Clinical Failure:</w:t>
-      </w:r>
-      <w:r>
-        <w:t xml:space="preserve"> Need for re-revision for any cause, OR radiological loosening, OR persistent pain with KSS improvement below MCID.</w:t>
-      </w:r>
-    </w:p>
-    <w:p>
-      <w:pPr>
-        <w:ind w:left="360" w:hanging="280"/>
-        <w:spacing w:after="40"/>
-      </w:pPr>
-      <w:r>
-        <w:t xml:space="preserve">9.  </w:t>
-      </w:r>
-      <w:r>
-        <w:rPr>
-          <w:b/>
-        </w:rPr>
-        <w:t xml:space="preserve">Re-revision:</w:t>
-      </w:r>
-      <w:r>
-        <w:t xml:space="preserve"> Any subsequent surgical procedure on the same knee involving component exchange, removal, or addition after the index revision.</w:t>
-      </w:r>
-    </w:p>
-    <w:p>
-      <w:pPr>
-        <w:ind w:left="360" w:hanging="280"/>
-        <w:spacing w:after="40"/>
-      </w:pPr>
-      <w:r>
-        <w:t xml:space="preserve">10.  </w:t>
-      </w:r>
-      <w:r>
-        <w:rPr>
-          <w:b/>
-        </w:rPr>
-        <w:t xml:space="preserve">Patient Satisfaction:</w:t>
-      </w:r>
-      <w:r>
-        <w:t xml:space="preserve"> Measured on a study-specific 5-point Likert scale; total score ≥15/25 = Satisfied, &lt;15/25 = Not Satisfied.</w:t>
-      </w:r>
-    </w:p>
-    <w:p>
-      <w:pPr>
-        <w:ind w:left="360" w:hanging="280"/>
-        <w:spacing w:after="40"/>
-      </w:pPr>
-      <w:r>
-        <w:t xml:space="preserve">11.  </w:t>
-      </w:r>
-      <w:r>
-        <w:rPr>
-          <w:b/>
-        </w:rPr>
-        <w:t xml:space="preserve">Minimum Follow-up:</w:t>
-      </w:r>
-      <w:r>
-        <w:t xml:space="preserve"> Six months from revision surgery (or Stage 2 reimplantation in two-stage cases).</w:t>
-      </w:r>
-    </w:p>
-    <w:p>
-      <w:r>
-        <w:rPr>
-          <w:b/>
-        </w:rPr>
-        <w:t xml:space="preserve">5.9 STUDY VARIABLES:</w:t>
+        <w:t xml:space="preserve">LIST OF FIGURES</w:t>
       </w:r>
     </w:p>
     <w:tbl>
@@ -3822,7 +1872,7 @@
               <w:rPr>
                 <w:b/>
               </w:rPr>
-              <w:t xml:space="preserve">Variable</w:t>
+              <w:t xml:space="preserve">Figure</w:t>
             </w:r>
           </w:p>
         </w:tc>
@@ -3844,7 +1894,7 @@
               <w:rPr>
                 <w:b/>
               </w:rPr>
-              <w:t xml:space="preserve">Type</w:t>
+              <w:t xml:space="preserve">Title</w:t>
             </w:r>
           </w:p>
         </w:tc>
@@ -3866,7 +1916,7 @@
               <w:rPr>
                 <w:b/>
               </w:rPr>
-              <w:t xml:space="preserve">Measurement</w:t>
+              <w:t xml:space="preserve">Appears in</w:t>
             </w:r>
           </w:p>
         </w:tc>
@@ -3886,7 +1936,7 @@
           <w:p>
             <w:pPr/>
             <w:r>
-              <w:t xml:space="preserve">Age</w:t>
+              <w:t xml:space="preserve">Figure 1</w:t>
             </w:r>
           </w:p>
         </w:tc>
@@ -3904,7 +1954,7 @@
           <w:p>
             <w:pPr/>
             <w:r>
-              <w:t xml:space="preserve">Continuous</w:t>
+              <w:t xml:space="preserve">AORI classification of bone defects (Engh &amp; Ammeen, 1999)</w:t>
             </w:r>
           </w:p>
         </w:tc>
@@ -3922,7 +1972,7 @@
           <w:p>
             <w:pPr/>
             <w:r>
-              <w:t xml:space="preserve">Years</w:t>
+              <w:t xml:space="preserve">Section 5.14</w:t>
             </w:r>
           </w:p>
         </w:tc>
@@ -3942,7 +1992,7 @@
           <w:p>
             <w:pPr/>
             <w:r>
-              <w:t xml:space="preserve">Sex</w:t>
+              <w:t xml:space="preserve">Figure 2</w:t>
             </w:r>
           </w:p>
         </w:tc>
@@ -3960,7 +2010,7 @@
           <w:p>
             <w:pPr/>
             <w:r>
-              <w:t xml:space="preserve">Categorical (nominal)</w:t>
+              <w:t xml:space="preserve">Knee Society roentgenographic evaluation zones</w:t>
             </w:r>
           </w:p>
         </w:tc>
@@ -3978,7 +2028,7 @@
           <w:p>
             <w:pPr/>
             <w:r>
-              <w:t xml:space="preserve">Male / Female</w:t>
+              <w:t xml:space="preserve">Section 5.14</w:t>
             </w:r>
           </w:p>
         </w:tc>
@@ -3998,7 +2048,7 @@
           <w:p>
             <w:pPr/>
             <w:r>
-              <w:t xml:space="preserve">BMI</w:t>
+              <w:t xml:space="preserve">Figure 3</w:t>
             </w:r>
           </w:p>
         </w:tc>
@@ -4016,7 +2066,7 @@
           <w:p>
             <w:pPr/>
             <w:r>
-              <w:t xml:space="preserve">Continuous</w:t>
+              <w:t xml:space="preserve">Levels of implant constraint (PS, CCK, RHK)</w:t>
             </w:r>
           </w:p>
         </w:tc>
@@ -4034,7 +2084,7 @@
           <w:p>
             <w:pPr/>
             <w:r>
-              <w:t xml:space="preserve">kg/m²</w:t>
+              <w:t xml:space="preserve">Section 5.14</w:t>
             </w:r>
           </w:p>
         </w:tc>
@@ -4054,7 +2104,7 @@
           <w:p>
             <w:pPr/>
             <w:r>
-              <w:t xml:space="preserve">Comorbidities</w:t>
+              <w:t xml:space="preserve">Figure 4</w:t>
             </w:r>
           </w:p>
         </w:tc>
@@ -4072,7 +2122,7 @@
           <w:p>
             <w:pPr/>
             <w:r>
-              <w:t xml:space="preserve">Categorical (nominal)</w:t>
+              <w:t xml:space="preserve">Metaphyseal sleeves and tantalum cones</w:t>
             </w:r>
           </w:p>
         </w:tc>
@@ -4090,7 +2140,7 @@
           <w:p>
             <w:pPr/>
             <w:r>
-              <w:t xml:space="preserve">DM / HTN / RA / others</w:t>
+              <w:t xml:space="preserve">Section 5.14</w:t>
             </w:r>
           </w:p>
         </w:tc>
@@ -4110,7 +2160,7 @@
           <w:p>
             <w:pPr/>
             <w:r>
-              <w:t xml:space="preserve">Indication for revision</w:t>
+              <w:t xml:space="preserve">Figure 5</w:t>
             </w:r>
           </w:p>
         </w:tc>
@@ -4128,7 +2178,7 @@
           <w:p>
             <w:pPr/>
             <w:r>
-              <w:t xml:space="preserve">Categorical (nominal)</w:t>
+              <w:t xml:space="preserve">Two-stage revision algorithm for PJI</w:t>
             </w:r>
           </w:p>
         </w:tc>
@@ -4146,7 +2196,7 @@
           <w:p>
             <w:pPr/>
             <w:r>
-              <w:t xml:space="preserve">Loosening / PJI / Instability / etc.</w:t>
+              <w:t xml:space="preserve">Section 5.14</w:t>
             </w:r>
           </w:p>
         </w:tc>
@@ -4166,7 +2216,7 @@
           <w:p>
             <w:pPr/>
             <w:r>
-              <w:t xml:space="preserve">AORI bone defect grade</w:t>
+              <w:t xml:space="preserve">Figure 6</w:t>
             </w:r>
           </w:p>
         </w:tc>
@@ -4184,7 +2234,7 @@
           <w:p>
             <w:pPr/>
             <w:r>
-              <w:t xml:space="preserve">Categorical (ordinal)</w:t>
+              <w:t xml:space="preserve">Study design / patient flow diagram</w:t>
             </w:r>
           </w:p>
         </w:tc>
@@ -4202,7 +2252,7 @@
           <w:p>
             <w:pPr/>
             <w:r>
-              <w:t xml:space="preserve">1 / 2A / 2B / 3</w:t>
+              <w:t xml:space="preserve">Section 5.10</w:t>
             </w:r>
           </w:p>
         </w:tc>
@@ -4222,7 +2272,7 @@
           <w:p>
             <w:pPr/>
             <w:r>
-              <w:t xml:space="preserve">Implant constraint</w:t>
+              <w:t xml:space="preserve">Figure 7</w:t>
             </w:r>
           </w:p>
         </w:tc>
@@ -4240,7 +2290,7 @@
           <w:p>
             <w:pPr/>
             <w:r>
-              <w:t xml:space="preserve">Categorical (ordinal)</w:t>
+              <w:t xml:space="preserve">Radiological component alignment measurement</w:t>
             </w:r>
           </w:p>
         </w:tc>
@@ -4258,567 +2308,7 @@
           <w:p>
             <w:pPr/>
             <w:r>
-              <w:t xml:space="preserve">PS / CCK / RHK</w:t>
-            </w:r>
-          </w:p>
-        </w:tc>
-      </w:tr>
-      <w:tr>
-        <w:tc>
-          <w:tcPr>
-            <w:tcW w:w="3008" w:type="dxa"/>
-            <w:tcBorders>
-              <w:top w:val="single" w:sz="6" w:space="0" w:color="999999"/>
-              <w:left w:val="single" w:sz="6" w:space="0" w:color="999999"/>
-              <w:bottom w:val="single" w:sz="6" w:space="0" w:color="999999"/>
-              <w:right w:val="single" w:sz="6" w:space="0" w:color="999999"/>
-            </w:tcBorders>
-            <w:vAlign w:val="center"/>
-          </w:tcPr>
-          <w:p>
-            <w:pPr/>
-            <w:r>
-              <w:t xml:space="preserve">Type of revision</w:t>
-            </w:r>
-          </w:p>
-        </w:tc>
-        <w:tc>
-          <w:tcPr>
-            <w:tcW w:w="3008" w:type="dxa"/>
-            <w:tcBorders>
-              <w:top w:val="single" w:sz="6" w:space="0" w:color="999999"/>
-              <w:left w:val="single" w:sz="6" w:space="0" w:color="999999"/>
-              <w:bottom w:val="single" w:sz="6" w:space="0" w:color="999999"/>
-              <w:right w:val="single" w:sz="6" w:space="0" w:color="999999"/>
-            </w:tcBorders>
-            <w:vAlign w:val="center"/>
-          </w:tcPr>
-          <w:p>
-            <w:pPr/>
-            <w:r>
-              <w:t xml:space="preserve">Categorical (nominal)</w:t>
-            </w:r>
-          </w:p>
-        </w:tc>
-        <w:tc>
-          <w:tcPr>
-            <w:tcW w:w="3008" w:type="dxa"/>
-            <w:tcBorders>
-              <w:top w:val="single" w:sz="6" w:space="0" w:color="999999"/>
-              <w:left w:val="single" w:sz="6" w:space="0" w:color="999999"/>
-              <w:bottom w:val="single" w:sz="6" w:space="0" w:color="999999"/>
-              <w:right w:val="single" w:sz="6" w:space="0" w:color="999999"/>
-            </w:tcBorders>
-            <w:vAlign w:val="center"/>
-          </w:tcPr>
-          <w:p>
-            <w:pPr/>
-            <w:r>
-              <w:t xml:space="preserve">Single-stage / Two-stage</w:t>
-            </w:r>
-          </w:p>
-        </w:tc>
-      </w:tr>
-      <w:tr>
-        <w:tc>
-          <w:tcPr>
-            <w:tcW w:w="3008" w:type="dxa"/>
-            <w:tcBorders>
-              <w:top w:val="single" w:sz="6" w:space="0" w:color="999999"/>
-              <w:left w:val="single" w:sz="6" w:space="0" w:color="999999"/>
-              <w:bottom w:val="single" w:sz="6" w:space="0" w:color="999999"/>
-              <w:right w:val="single" w:sz="6" w:space="0" w:color="999999"/>
-            </w:tcBorders>
-            <w:vAlign w:val="center"/>
-          </w:tcPr>
-          <w:p>
-            <w:pPr/>
-            <w:r>
-              <w:t xml:space="preserve">KSS (Knee &amp; Function)</w:t>
-            </w:r>
-          </w:p>
-        </w:tc>
-        <w:tc>
-          <w:tcPr>
-            <w:tcW w:w="3008" w:type="dxa"/>
-            <w:tcBorders>
-              <w:top w:val="single" w:sz="6" w:space="0" w:color="999999"/>
-              <w:left w:val="single" w:sz="6" w:space="0" w:color="999999"/>
-              <w:bottom w:val="single" w:sz="6" w:space="0" w:color="999999"/>
-              <w:right w:val="single" w:sz="6" w:space="0" w:color="999999"/>
-            </w:tcBorders>
-            <w:vAlign w:val="center"/>
-          </w:tcPr>
-          <w:p>
-            <w:pPr/>
-            <w:r>
-              <w:t xml:space="preserve">Continuous</w:t>
-            </w:r>
-          </w:p>
-        </w:tc>
-        <w:tc>
-          <w:tcPr>
-            <w:tcW w:w="3008" w:type="dxa"/>
-            <w:tcBorders>
-              <w:top w:val="single" w:sz="6" w:space="0" w:color="999999"/>
-              <w:left w:val="single" w:sz="6" w:space="0" w:color="999999"/>
-              <w:bottom w:val="single" w:sz="6" w:space="0" w:color="999999"/>
-              <w:right w:val="single" w:sz="6" w:space="0" w:color="999999"/>
-            </w:tcBorders>
-            <w:vAlign w:val="center"/>
-          </w:tcPr>
-          <w:p>
-            <w:pPr/>
-            <w:r>
-              <w:t xml:space="preserve">0–100 each</w:t>
-            </w:r>
-          </w:p>
-        </w:tc>
-      </w:tr>
-      <w:tr>
-        <w:tc>
-          <w:tcPr>
-            <w:tcW w:w="3008" w:type="dxa"/>
-            <w:tcBorders>
-              <w:top w:val="single" w:sz="6" w:space="0" w:color="999999"/>
-              <w:left w:val="single" w:sz="6" w:space="0" w:color="999999"/>
-              <w:bottom w:val="single" w:sz="6" w:space="0" w:color="999999"/>
-              <w:right w:val="single" w:sz="6" w:space="0" w:color="999999"/>
-            </w:tcBorders>
-            <w:vAlign w:val="center"/>
-          </w:tcPr>
-          <w:p>
-            <w:pPr/>
-            <w:r>
-              <w:t xml:space="preserve">WOMAC</w:t>
-            </w:r>
-          </w:p>
-        </w:tc>
-        <w:tc>
-          <w:tcPr>
-            <w:tcW w:w="3008" w:type="dxa"/>
-            <w:tcBorders>
-              <w:top w:val="single" w:sz="6" w:space="0" w:color="999999"/>
-              <w:left w:val="single" w:sz="6" w:space="0" w:color="999999"/>
-              <w:bottom w:val="single" w:sz="6" w:space="0" w:color="999999"/>
-              <w:right w:val="single" w:sz="6" w:space="0" w:color="999999"/>
-            </w:tcBorders>
-            <w:vAlign w:val="center"/>
-          </w:tcPr>
-          <w:p>
-            <w:pPr/>
-            <w:r>
-              <w:t xml:space="preserve">Continuous</w:t>
-            </w:r>
-          </w:p>
-        </w:tc>
-        <w:tc>
-          <w:tcPr>
-            <w:tcW w:w="3008" w:type="dxa"/>
-            <w:tcBorders>
-              <w:top w:val="single" w:sz="6" w:space="0" w:color="999999"/>
-              <w:left w:val="single" w:sz="6" w:space="0" w:color="999999"/>
-              <w:bottom w:val="single" w:sz="6" w:space="0" w:color="999999"/>
-              <w:right w:val="single" w:sz="6" w:space="0" w:color="999999"/>
-            </w:tcBorders>
-            <w:vAlign w:val="center"/>
-          </w:tcPr>
-          <w:p>
-            <w:pPr/>
-            <w:r>
-              <w:t xml:space="preserve">0–96</w:t>
-            </w:r>
-          </w:p>
-        </w:tc>
-      </w:tr>
-      <w:tr>
-        <w:tc>
-          <w:tcPr>
-            <w:tcW w:w="3008" w:type="dxa"/>
-            <w:tcBorders>
-              <w:top w:val="single" w:sz="6" w:space="0" w:color="999999"/>
-              <w:left w:val="single" w:sz="6" w:space="0" w:color="999999"/>
-              <w:bottom w:val="single" w:sz="6" w:space="0" w:color="999999"/>
-              <w:right w:val="single" w:sz="6" w:space="0" w:color="999999"/>
-            </w:tcBorders>
-            <w:vAlign w:val="center"/>
-          </w:tcPr>
-          <w:p>
-            <w:pPr/>
-            <w:r>
-              <w:t xml:space="preserve">VAS Pain</w:t>
-            </w:r>
-          </w:p>
-        </w:tc>
-        <w:tc>
-          <w:tcPr>
-            <w:tcW w:w="3008" w:type="dxa"/>
-            <w:tcBorders>
-              <w:top w:val="single" w:sz="6" w:space="0" w:color="999999"/>
-              <w:left w:val="single" w:sz="6" w:space="0" w:color="999999"/>
-              <w:bottom w:val="single" w:sz="6" w:space="0" w:color="999999"/>
-              <w:right w:val="single" w:sz="6" w:space="0" w:color="999999"/>
-            </w:tcBorders>
-            <w:vAlign w:val="center"/>
-          </w:tcPr>
-          <w:p>
-            <w:pPr/>
-            <w:r>
-              <w:t xml:space="preserve">Ordinal</w:t>
-            </w:r>
-          </w:p>
-        </w:tc>
-        <w:tc>
-          <w:tcPr>
-            <w:tcW w:w="3008" w:type="dxa"/>
-            <w:tcBorders>
-              <w:top w:val="single" w:sz="6" w:space="0" w:color="999999"/>
-              <w:left w:val="single" w:sz="6" w:space="0" w:color="999999"/>
-              <w:bottom w:val="single" w:sz="6" w:space="0" w:color="999999"/>
-              <w:right w:val="single" w:sz="6" w:space="0" w:color="999999"/>
-            </w:tcBorders>
-            <w:vAlign w:val="center"/>
-          </w:tcPr>
-          <w:p>
-            <w:pPr/>
-            <w:r>
-              <w:t xml:space="preserve">0–10</w:t>
-            </w:r>
-          </w:p>
-        </w:tc>
-      </w:tr>
-      <w:tr>
-        <w:tc>
-          <w:tcPr>
-            <w:tcW w:w="3008" w:type="dxa"/>
-            <w:tcBorders>
-              <w:top w:val="single" w:sz="6" w:space="0" w:color="999999"/>
-              <w:left w:val="single" w:sz="6" w:space="0" w:color="999999"/>
-              <w:bottom w:val="single" w:sz="6" w:space="0" w:color="999999"/>
-              <w:right w:val="single" w:sz="6" w:space="0" w:color="999999"/>
-            </w:tcBorders>
-            <w:vAlign w:val="center"/>
-          </w:tcPr>
-          <w:p>
-            <w:pPr/>
-            <w:r>
-              <w:t xml:space="preserve">Range of motion</w:t>
-            </w:r>
-          </w:p>
-        </w:tc>
-        <w:tc>
-          <w:tcPr>
-            <w:tcW w:w="3008" w:type="dxa"/>
-            <w:tcBorders>
-              <w:top w:val="single" w:sz="6" w:space="0" w:color="999999"/>
-              <w:left w:val="single" w:sz="6" w:space="0" w:color="999999"/>
-              <w:bottom w:val="single" w:sz="6" w:space="0" w:color="999999"/>
-              <w:right w:val="single" w:sz="6" w:space="0" w:color="999999"/>
-            </w:tcBorders>
-            <w:vAlign w:val="center"/>
-          </w:tcPr>
-          <w:p>
-            <w:pPr/>
-            <w:r>
-              <w:t xml:space="preserve">Continuous</w:t>
-            </w:r>
-          </w:p>
-        </w:tc>
-        <w:tc>
-          <w:tcPr>
-            <w:tcW w:w="3008" w:type="dxa"/>
-            <w:tcBorders>
-              <w:top w:val="single" w:sz="6" w:space="0" w:color="999999"/>
-              <w:left w:val="single" w:sz="6" w:space="0" w:color="999999"/>
-              <w:bottom w:val="single" w:sz="6" w:space="0" w:color="999999"/>
-              <w:right w:val="single" w:sz="6" w:space="0" w:color="999999"/>
-            </w:tcBorders>
-            <w:vAlign w:val="center"/>
-          </w:tcPr>
-          <w:p>
-            <w:pPr/>
-            <w:r>
-              <w:t xml:space="preserve">Degrees</w:t>
-            </w:r>
-          </w:p>
-        </w:tc>
-      </w:tr>
-      <w:tr>
-        <w:tc>
-          <w:tcPr>
-            <w:tcW w:w="3008" w:type="dxa"/>
-            <w:tcBorders>
-              <w:top w:val="single" w:sz="6" w:space="0" w:color="999999"/>
-              <w:left w:val="single" w:sz="6" w:space="0" w:color="999999"/>
-              <w:bottom w:val="single" w:sz="6" w:space="0" w:color="999999"/>
-              <w:right w:val="single" w:sz="6" w:space="0" w:color="999999"/>
-            </w:tcBorders>
-            <w:vAlign w:val="center"/>
-          </w:tcPr>
-          <w:p>
-            <w:pPr/>
-            <w:r>
-              <w:t xml:space="preserve">Component alignment (α, β, γ, δ)</w:t>
-            </w:r>
-          </w:p>
-        </w:tc>
-        <w:tc>
-          <w:tcPr>
-            <w:tcW w:w="3008" w:type="dxa"/>
-            <w:tcBorders>
-              <w:top w:val="single" w:sz="6" w:space="0" w:color="999999"/>
-              <w:left w:val="single" w:sz="6" w:space="0" w:color="999999"/>
-              <w:bottom w:val="single" w:sz="6" w:space="0" w:color="999999"/>
-              <w:right w:val="single" w:sz="6" w:space="0" w:color="999999"/>
-            </w:tcBorders>
-            <w:vAlign w:val="center"/>
-          </w:tcPr>
-          <w:p>
-            <w:pPr/>
-            <w:r>
-              <w:t xml:space="preserve">Continuous</w:t>
-            </w:r>
-          </w:p>
-        </w:tc>
-        <w:tc>
-          <w:tcPr>
-            <w:tcW w:w="3008" w:type="dxa"/>
-            <w:tcBorders>
-              <w:top w:val="single" w:sz="6" w:space="0" w:color="999999"/>
-              <w:left w:val="single" w:sz="6" w:space="0" w:color="999999"/>
-              <w:bottom w:val="single" w:sz="6" w:space="0" w:color="999999"/>
-              <w:right w:val="single" w:sz="6" w:space="0" w:color="999999"/>
-            </w:tcBorders>
-            <w:vAlign w:val="center"/>
-          </w:tcPr>
-          <w:p>
-            <w:pPr/>
-            <w:r>
-              <w:t xml:space="preserve">Degrees</w:t>
-            </w:r>
-          </w:p>
-        </w:tc>
-      </w:tr>
-      <w:tr>
-        <w:tc>
-          <w:tcPr>
-            <w:tcW w:w="3008" w:type="dxa"/>
-            <w:tcBorders>
-              <w:top w:val="single" w:sz="6" w:space="0" w:color="999999"/>
-              <w:left w:val="single" w:sz="6" w:space="0" w:color="999999"/>
-              <w:bottom w:val="single" w:sz="6" w:space="0" w:color="999999"/>
-              <w:right w:val="single" w:sz="6" w:space="0" w:color="999999"/>
-            </w:tcBorders>
-            <w:vAlign w:val="center"/>
-          </w:tcPr>
-          <w:p>
-            <w:pPr/>
-            <w:r>
-              <w:t xml:space="preserve">Radiological loosening</w:t>
-            </w:r>
-          </w:p>
-        </w:tc>
-        <w:tc>
-          <w:tcPr>
-            <w:tcW w:w="3008" w:type="dxa"/>
-            <w:tcBorders>
-              <w:top w:val="single" w:sz="6" w:space="0" w:color="999999"/>
-              <w:left w:val="single" w:sz="6" w:space="0" w:color="999999"/>
-              <w:bottom w:val="single" w:sz="6" w:space="0" w:color="999999"/>
-              <w:right w:val="single" w:sz="6" w:space="0" w:color="999999"/>
-            </w:tcBorders>
-            <w:vAlign w:val="center"/>
-          </w:tcPr>
-          <w:p>
-            <w:pPr/>
-            <w:r>
-              <w:t xml:space="preserve">Categorical (nominal)</w:t>
-            </w:r>
-          </w:p>
-        </w:tc>
-        <w:tc>
-          <w:tcPr>
-            <w:tcW w:w="3008" w:type="dxa"/>
-            <w:tcBorders>
-              <w:top w:val="single" w:sz="6" w:space="0" w:color="999999"/>
-              <w:left w:val="single" w:sz="6" w:space="0" w:color="999999"/>
-              <w:bottom w:val="single" w:sz="6" w:space="0" w:color="999999"/>
-              <w:right w:val="single" w:sz="6" w:space="0" w:color="999999"/>
-            </w:tcBorders>
-            <w:vAlign w:val="center"/>
-          </w:tcPr>
-          <w:p>
-            <w:pPr/>
-            <w:r>
-              <w:t xml:space="preserve">Present / Absent</w:t>
-            </w:r>
-          </w:p>
-        </w:tc>
-      </w:tr>
-      <w:tr>
-        <w:tc>
-          <w:tcPr>
-            <w:tcW w:w="3008" w:type="dxa"/>
-            <w:tcBorders>
-              <w:top w:val="single" w:sz="6" w:space="0" w:color="999999"/>
-              <w:left w:val="single" w:sz="6" w:space="0" w:color="999999"/>
-              <w:bottom w:val="single" w:sz="6" w:space="0" w:color="999999"/>
-              <w:right w:val="single" w:sz="6" w:space="0" w:color="999999"/>
-            </w:tcBorders>
-            <w:vAlign w:val="center"/>
-          </w:tcPr>
-          <w:p>
-            <w:pPr/>
-            <w:r>
-              <w:t xml:space="preserve">Patient satisfaction</w:t>
-            </w:r>
-          </w:p>
-        </w:tc>
-        <w:tc>
-          <w:tcPr>
-            <w:tcW w:w="3008" w:type="dxa"/>
-            <w:tcBorders>
-              <w:top w:val="single" w:sz="6" w:space="0" w:color="999999"/>
-              <w:left w:val="single" w:sz="6" w:space="0" w:color="999999"/>
-              <w:bottom w:val="single" w:sz="6" w:space="0" w:color="999999"/>
-              <w:right w:val="single" w:sz="6" w:space="0" w:color="999999"/>
-            </w:tcBorders>
-            <w:vAlign w:val="center"/>
-          </w:tcPr>
-          <w:p>
-            <w:pPr/>
-            <w:r>
-              <w:t xml:space="preserve">Ordinal</w:t>
-            </w:r>
-          </w:p>
-        </w:tc>
-        <w:tc>
-          <w:tcPr>
-            <w:tcW w:w="3008" w:type="dxa"/>
-            <w:tcBorders>
-              <w:top w:val="single" w:sz="6" w:space="0" w:color="999999"/>
-              <w:left w:val="single" w:sz="6" w:space="0" w:color="999999"/>
-              <w:bottom w:val="single" w:sz="6" w:space="0" w:color="999999"/>
-              <w:right w:val="single" w:sz="6" w:space="0" w:color="999999"/>
-            </w:tcBorders>
-            <w:vAlign w:val="center"/>
-          </w:tcPr>
-          <w:p>
-            <w:pPr/>
-            <w:r>
-              <w:t xml:space="preserve">5-point Likert (5–25)</w:t>
-            </w:r>
-          </w:p>
-        </w:tc>
-      </w:tr>
-      <w:tr>
-        <w:tc>
-          <w:tcPr>
-            <w:tcW w:w="3008" w:type="dxa"/>
-            <w:tcBorders>
-              <w:top w:val="single" w:sz="6" w:space="0" w:color="999999"/>
-              <w:left w:val="single" w:sz="6" w:space="0" w:color="999999"/>
-              <w:bottom w:val="single" w:sz="6" w:space="0" w:color="999999"/>
-              <w:right w:val="single" w:sz="6" w:space="0" w:color="999999"/>
-            </w:tcBorders>
-            <w:vAlign w:val="center"/>
-          </w:tcPr>
-          <w:p>
-            <w:pPr/>
-            <w:r>
-              <w:t xml:space="preserve">Complications</w:t>
-            </w:r>
-          </w:p>
-        </w:tc>
-        <w:tc>
-          <w:tcPr>
-            <w:tcW w:w="3008" w:type="dxa"/>
-            <w:tcBorders>
-              <w:top w:val="single" w:sz="6" w:space="0" w:color="999999"/>
-              <w:left w:val="single" w:sz="6" w:space="0" w:color="999999"/>
-              <w:bottom w:val="single" w:sz="6" w:space="0" w:color="999999"/>
-              <w:right w:val="single" w:sz="6" w:space="0" w:color="999999"/>
-            </w:tcBorders>
-            <w:vAlign w:val="center"/>
-          </w:tcPr>
-          <w:p>
-            <w:pPr/>
-            <w:r>
-              <w:t xml:space="preserve">Categorical (nominal)</w:t>
-            </w:r>
-          </w:p>
-        </w:tc>
-        <w:tc>
-          <w:tcPr>
-            <w:tcW w:w="3008" w:type="dxa"/>
-            <w:tcBorders>
-              <w:top w:val="single" w:sz="6" w:space="0" w:color="999999"/>
-              <w:left w:val="single" w:sz="6" w:space="0" w:color="999999"/>
-              <w:bottom w:val="single" w:sz="6" w:space="0" w:color="999999"/>
-              <w:right w:val="single" w:sz="6" w:space="0" w:color="999999"/>
-            </w:tcBorders>
-            <w:vAlign w:val="center"/>
-          </w:tcPr>
-          <w:p>
-            <w:pPr/>
-            <w:r>
-              <w:t xml:space="preserve">Present / Absent + type</w:t>
-            </w:r>
-          </w:p>
-        </w:tc>
-      </w:tr>
-      <w:tr>
-        <w:tc>
-          <w:tcPr>
-            <w:tcW w:w="3008" w:type="dxa"/>
-            <w:tcBorders>
-              <w:top w:val="single" w:sz="6" w:space="0" w:color="999999"/>
-              <w:left w:val="single" w:sz="6" w:space="0" w:color="999999"/>
-              <w:bottom w:val="single" w:sz="6" w:space="0" w:color="999999"/>
-              <w:right w:val="single" w:sz="6" w:space="0" w:color="999999"/>
-            </w:tcBorders>
-            <w:vAlign w:val="center"/>
-          </w:tcPr>
-          <w:p>
-            <w:pPr/>
-            <w:r>
-              <w:t xml:space="preserve">Re-revision</w:t>
-            </w:r>
-          </w:p>
-        </w:tc>
-        <w:tc>
-          <w:tcPr>
-            <w:tcW w:w="3008" w:type="dxa"/>
-            <w:tcBorders>
-              <w:top w:val="single" w:sz="6" w:space="0" w:color="999999"/>
-              <w:left w:val="single" w:sz="6" w:space="0" w:color="999999"/>
-              <w:bottom w:val="single" w:sz="6" w:space="0" w:color="999999"/>
-              <w:right w:val="single" w:sz="6" w:space="0" w:color="999999"/>
-            </w:tcBorders>
-            <w:vAlign w:val="center"/>
-          </w:tcPr>
-          <w:p>
-            <w:pPr/>
-            <w:r>
-              <w:t xml:space="preserve">Categorical (nominal)</w:t>
-            </w:r>
-          </w:p>
-        </w:tc>
-        <w:tc>
-          <w:tcPr>
-            <w:tcW w:w="3008" w:type="dxa"/>
-            <w:tcBorders>
-              <w:top w:val="single" w:sz="6" w:space="0" w:color="999999"/>
-              <w:left w:val="single" w:sz="6" w:space="0" w:color="999999"/>
-              <w:bottom w:val="single" w:sz="6" w:space="0" w:color="999999"/>
-              <w:right w:val="single" w:sz="6" w:space="0" w:color="999999"/>
-            </w:tcBorders>
-            <w:vAlign w:val="center"/>
-          </w:tcPr>
-          <w:p>
-            <w:pPr/>
-            <w:r>
-              <w:t xml:space="preserve">Yes / No</w:t>
+              <w:t xml:space="preserve">Section 5.14</w:t>
             </w:r>
           </w:p>
         </w:tc>
@@ -4827,470 +2317,18 @@
     <w:p/>
     <w:p>
       <w:pPr>
-        <w:ind w:left="360" w:hanging="280"/>
-        <w:spacing w:after="40"/>
-      </w:pPr>
-      <w:r>
-        <w:t xml:space="preserve">•  </w:t>
-      </w:r>
-      <w:r>
-        <w:rPr>
-          <w:b/>
-        </w:rPr>
-        <w:t xml:space="preserve">Primary outcome variable:</w:t>
-      </w:r>
-      <w:r>
-        <w:t xml:space="preserve"> Change in KSS from preoperative baseline to final follow-up (minimum 6 months; assessed at ≥1 year where available).</w:t>
-      </w:r>
-    </w:p>
-    <w:p>
-      <w:pPr>
-        <w:ind w:left="360" w:hanging="280"/>
-        <w:spacing w:after="40"/>
-      </w:pPr>
-      <w:r>
-        <w:t xml:space="preserve">•  </w:t>
-      </w:r>
-      <w:r>
-        <w:rPr>
-          <w:b/>
-        </w:rPr>
-        <w:t xml:space="preserve">Secondary outcome variables:</w:t>
-      </w:r>
-      <w:r>
-        <w:t xml:space="preserve"> WOMAC, VAS, ROM, radiological stability, patient satisfaction, complications, re-revision, implant survivorship.</w:t>
-      </w:r>
-    </w:p>
-    <w:p>
-      <w:r>
-        <w:rPr>
-          <w:b/>
-        </w:rPr>
-        <w:t xml:space="preserve">5.10 PATIENT FLOW DIAGRAM:</w:t>
-      </w:r>
-    </w:p>
-    <w:tbl>
-      <w:tblPr>
-        <w:tblW w:w="7401" w:type="dxa"/>
-        <w:jc w:val="center"/>
-        <w:tblLayout w:type="fixed"/>
-        <w:tblBorders>
-          <w:top w:val="single" w:sz="10" w:space="0" w:color="2E5496"/>
-          <w:left w:val="single" w:sz="10" w:space="0" w:color="2E5496"/>
-          <w:bottom w:val="single" w:sz="10" w:space="0" w:color="2E5496"/>
-          <w:right w:val="single" w:sz="10" w:space="0" w:color="2E5496"/>
-        </w:tblBorders>
-      </w:tblPr>
-      <w:tblGrid>
-        <w:gridCol w:w="7401"/>
-      </w:tblGrid>
-      <w:tr>
-        <w:tc>
-          <w:tcPr>
-            <w:tcW w:w="7401" w:type="dxa"/>
-            <w:shd w:val="clear" w:color="auto" w:fill="EAF1FB"/>
-            <w:vAlign w:val="center"/>
-          </w:tcPr>
-          <w:p>
-            <w:pPr>
-              <w:jc w:val="center"/>
-            </w:pPr>
-            <w:r>
-              <w:rPr>
-                <w:b/>
-              </w:rPr>
-              <w:t xml:space="preserve">All patients undergoing Revision TKR at KEM Hospital (Jan 2021 – Dec 2027)</w:t>
-            </w:r>
-          </w:p>
-        </w:tc>
-      </w:tr>
-    </w:tbl>
-    <w:p>
-      <w:pPr>
-        <w:jc w:val="center"/>
-        <w:spacing w:before="20" w:after="20"/>
-      </w:pPr>
-      <w:r>
-        <w:rPr>
-          <w:b/>
-          <w:color w:val="2E5496"/>
-          <w:sz w:val="28"/>
-        </w:rPr>
-        <w:t xml:space="preserve">↓</w:t>
-      </w:r>
-    </w:p>
-    <w:tbl>
-      <w:tblPr>
-        <w:tblW w:w="7401" w:type="dxa"/>
-        <w:jc w:val="center"/>
-        <w:tblLayout w:type="fixed"/>
-        <w:tblBorders>
-          <w:top w:val="single" w:sz="10" w:space="0" w:color="2E5496"/>
-          <w:left w:val="single" w:sz="10" w:space="0" w:color="2E5496"/>
-          <w:bottom w:val="single" w:sz="10" w:space="0" w:color="2E5496"/>
-          <w:right w:val="single" w:sz="10" w:space="0" w:color="2E5496"/>
-        </w:tblBorders>
-      </w:tblPr>
-      <w:tblGrid>
-        <w:gridCol w:w="7401"/>
-      </w:tblGrid>
-      <w:tr>
-        <w:tc>
-          <w:tcPr>
-            <w:tcW w:w="7401" w:type="dxa"/>
-            <w:shd w:val="clear" w:color="auto" w:fill="EAF1FB"/>
-            <w:vAlign w:val="center"/>
-          </w:tcPr>
-          <w:p>
-            <w:pPr>
-              <w:jc w:val="center"/>
-            </w:pPr>
-            <w:r>
-              <w:rPr>
-                <w:b/>
-              </w:rPr>
-              <w:t xml:space="preserve">Assessed for eligibility</w:t>
-            </w:r>
-          </w:p>
-        </w:tc>
-      </w:tr>
-    </w:tbl>
-    <w:p>
-      <w:pPr>
-        <w:jc w:val="center"/>
-        <w:spacing w:before="20" w:after="20"/>
-      </w:pPr>
-      <w:r>
-        <w:rPr>
-          <w:b/>
-          <w:color w:val="2E5496"/>
-          <w:sz w:val="28"/>
-        </w:rPr>
-        <w:t xml:space="preserve">↓</w:t>
-      </w:r>
-    </w:p>
-    <w:p>
-      <w:pPr>
-        <w:jc w:val="center"/>
-      </w:pPr>
-      <w:r>
-        <w:rPr>
-          <w:i/>
-          <w:color w:val="767171"/>
-          <w:sz w:val="18"/>
-        </w:rPr>
-        <w:t xml:space="preserve">EXCLUDED → incomplete records; &lt;6 months follow-up; declined consent; mega-prosthesis cases; isolated liner exchange</w:t>
-      </w:r>
-    </w:p>
-    <w:p>
-      <w:pPr>
-        <w:jc w:val="center"/>
-        <w:spacing w:before="20" w:after="20"/>
-      </w:pPr>
-      <w:r>
-        <w:rPr>
-          <w:b/>
-          <w:color w:val="2E5496"/>
-          <w:sz w:val="28"/>
-        </w:rPr>
-        <w:t xml:space="preserve">↓</w:t>
-      </w:r>
-    </w:p>
-    <w:tbl>
-      <w:tblPr>
-        <w:tblW w:w="7401" w:type="dxa"/>
-        <w:jc w:val="center"/>
-        <w:tblLayout w:type="fixed"/>
-        <w:tblBorders>
-          <w:top w:val="single" w:sz="10" w:space="0" w:color="2E5496"/>
-          <w:left w:val="single" w:sz="10" w:space="0" w:color="2E5496"/>
-          <w:bottom w:val="single" w:sz="10" w:space="0" w:color="2E5496"/>
-          <w:right w:val="single" w:sz="10" w:space="0" w:color="2E5496"/>
-        </w:tblBorders>
-      </w:tblPr>
-      <w:tblGrid>
-        <w:gridCol w:w="7401"/>
-      </w:tblGrid>
-      <w:tr>
-        <w:tc>
-          <w:tcPr>
-            <w:tcW w:w="7401" w:type="dxa"/>
-            <w:shd w:val="clear" w:color="auto" w:fill="EAF1FB"/>
-            <w:vAlign w:val="center"/>
-          </w:tcPr>
-          <w:p>
-            <w:pPr>
-              <w:jc w:val="center"/>
-            </w:pPr>
-            <w:r>
-              <w:rPr>
-                <w:b/>
-              </w:rPr>
-              <w:t xml:space="preserve">Enrolled / final cohort (recruit n = 38; target ≥ 30 evaluable)</w:t>
-            </w:r>
-          </w:p>
-        </w:tc>
-      </w:tr>
-    </w:tbl>
-    <w:p>
-      <w:pPr>
-        <w:jc w:val="center"/>
-        <w:spacing w:before="20" w:after="20"/>
-      </w:pPr>
-      <w:r>
-        <w:rPr>
-          <w:b/>
-          <w:color w:val="2E5496"/>
-          <w:sz w:val="28"/>
-        </w:rPr>
-        <w:t xml:space="preserve">↓</w:t>
-      </w:r>
-    </w:p>
-    <w:tbl>
-      <w:tblPr>
-        <w:tblW w:w="7401" w:type="dxa"/>
-        <w:jc w:val="center"/>
-        <w:tblLayout w:type="fixed"/>
-        <w:tblBorders>
-          <w:top w:val="single" w:sz="10" w:space="0" w:color="2E5496"/>
-          <w:left w:val="single" w:sz="10" w:space="0" w:color="2E5496"/>
-          <w:bottom w:val="single" w:sz="10" w:space="0" w:color="2E5496"/>
-          <w:right w:val="single" w:sz="10" w:space="0" w:color="2E5496"/>
-        </w:tblBorders>
-      </w:tblPr>
-      <w:tblGrid>
-        <w:gridCol w:w="7401"/>
-      </w:tblGrid>
-      <w:tr>
-        <w:tc>
-          <w:tcPr>
-            <w:tcW w:w="7401" w:type="dxa"/>
-            <w:shd w:val="clear" w:color="auto" w:fill="EAF1FB"/>
-            <w:vAlign w:val="center"/>
-          </w:tcPr>
-          <w:p>
-            <w:pPr>
-              <w:jc w:val="center"/>
-            </w:pPr>
-            <w:r>
-              <w:rPr>
-                <w:b/>
-              </w:rPr>
-              <w:t xml:space="preserve">Retrospective arm (Jan 2021 – Jun 2026)  +  Prospective arm (Aug 2026 – Dec 2027)</w:t>
-            </w:r>
-          </w:p>
-        </w:tc>
-      </w:tr>
-    </w:tbl>
-    <w:p>
-      <w:pPr>
-        <w:jc w:val="center"/>
-        <w:spacing w:before="20" w:after="20"/>
-      </w:pPr>
-      <w:r>
-        <w:rPr>
-          <w:b/>
-          <w:color w:val="2E5496"/>
-          <w:sz w:val="28"/>
-        </w:rPr>
-        <w:t xml:space="preserve">↓</w:t>
-      </w:r>
-    </w:p>
-    <w:tbl>
-      <w:tblPr>
-        <w:tblW w:w="7401" w:type="dxa"/>
-        <w:jc w:val="center"/>
-        <w:tblLayout w:type="fixed"/>
-        <w:tblBorders>
-          <w:top w:val="single" w:sz="10" w:space="0" w:color="2E5496"/>
-          <w:left w:val="single" w:sz="10" w:space="0" w:color="2E5496"/>
-          <w:bottom w:val="single" w:sz="10" w:space="0" w:color="2E5496"/>
-          <w:right w:val="single" w:sz="10" w:space="0" w:color="2E5496"/>
-        </w:tblBorders>
-      </w:tblPr>
-      <w:tblGrid>
-        <w:gridCol w:w="7401"/>
-      </w:tblGrid>
-      <w:tr>
-        <w:tc>
-          <w:tcPr>
-            <w:tcW w:w="7401" w:type="dxa"/>
-            <w:shd w:val="clear" w:color="auto" w:fill="EAF1FB"/>
-            <w:vAlign w:val="center"/>
-          </w:tcPr>
-          <w:p>
-            <w:pPr>
-              <w:jc w:val="center"/>
-            </w:pPr>
-            <w:r>
-              <w:rPr>
-                <w:b/>
-              </w:rPr>
-              <w:t xml:space="preserve">Outcome assessment — Clinical (KSS, WOMAC, VAS, ROM), Radiological (KS zones, alignment), Patient satisfaction. Time points: 6 wks, 3 mo, 6 mo, 1 yr, latest</w:t>
-            </w:r>
-          </w:p>
-        </w:tc>
-      </w:tr>
-    </w:tbl>
-    <w:p>
-      <w:pPr>
-        <w:jc w:val="center"/>
-        <w:spacing w:before="20" w:after="20"/>
-      </w:pPr>
-      <w:r>
-        <w:rPr>
-          <w:b/>
-          <w:color w:val="2E5496"/>
-          <w:sz w:val="28"/>
-        </w:rPr>
-        <w:t xml:space="preserve">↓</w:t>
-      </w:r>
-    </w:p>
-    <w:tbl>
-      <w:tblPr>
-        <w:tblW w:w="7401" w:type="dxa"/>
-        <w:jc w:val="center"/>
-        <w:tblLayout w:type="fixed"/>
-        <w:tblBorders>
-          <w:top w:val="single" w:sz="10" w:space="0" w:color="2E5496"/>
-          <w:left w:val="single" w:sz="10" w:space="0" w:color="2E5496"/>
-          <w:bottom w:val="single" w:sz="10" w:space="0" w:color="2E5496"/>
-          <w:right w:val="single" w:sz="10" w:space="0" w:color="2E5496"/>
-        </w:tblBorders>
-      </w:tblPr>
-      <w:tblGrid>
-        <w:gridCol w:w="7401"/>
-      </w:tblGrid>
-      <w:tr>
-        <w:tc>
-          <w:tcPr>
-            <w:tcW w:w="7401" w:type="dxa"/>
-            <w:shd w:val="clear" w:color="auto" w:fill="EAF1FB"/>
-            <w:vAlign w:val="center"/>
-          </w:tcPr>
-          <w:p>
-            <w:pPr>
-              <w:jc w:val="center"/>
-            </w:pPr>
-            <w:r>
-              <w:rPr>
-                <w:b/>
-              </w:rPr>
-              <w:t xml:space="preserve">Statistical analysis (SPSS v26)</w:t>
-            </w:r>
-          </w:p>
-        </w:tc>
-      </w:tr>
-    </w:tbl>
-    <w:p>
-      <w:pPr>
-        <w:jc w:val="center"/>
-        <w:spacing w:before="20" w:after="20"/>
-      </w:pPr>
-      <w:r>
-        <w:rPr>
-          <w:b/>
-          <w:color w:val="2E5496"/>
-          <w:sz w:val="28"/>
-        </w:rPr>
-        <w:t xml:space="preserve">↓</w:t>
-      </w:r>
-    </w:p>
-    <w:tbl>
-      <w:tblPr>
-        <w:tblW w:w="7401" w:type="dxa"/>
-        <w:jc w:val="center"/>
-        <w:tblLayout w:type="fixed"/>
-        <w:tblBorders>
-          <w:top w:val="single" w:sz="10" w:space="0" w:color="2E5496"/>
-          <w:left w:val="single" w:sz="10" w:space="0" w:color="2E5496"/>
-          <w:bottom w:val="single" w:sz="10" w:space="0" w:color="2E5496"/>
-          <w:right w:val="single" w:sz="10" w:space="0" w:color="2E5496"/>
-        </w:tblBorders>
-      </w:tblPr>
-      <w:tblGrid>
-        <w:gridCol w:w="7401"/>
-      </w:tblGrid>
-      <w:tr>
-        <w:tc>
-          <w:tcPr>
-            <w:tcW w:w="7401" w:type="dxa"/>
-            <w:shd w:val="clear" w:color="auto" w:fill="EAF1FB"/>
-            <w:vAlign w:val="center"/>
-          </w:tcPr>
-          <w:p>
-            <w:pPr>
-              <w:jc w:val="center"/>
-            </w:pPr>
-            <w:r>
-              <w:rPr>
-                <w:b/>
-              </w:rPr>
-              <w:t xml:space="preserve">Results &amp; conclusions</w:t>
-            </w:r>
-          </w:p>
-        </w:tc>
-      </w:tr>
-    </w:tbl>
-    <w:p/>
-    <w:p>
-      <w:r>
-        <w:rPr>
-          <w:b/>
-        </w:rPr>
-        <w:t xml:space="preserve">5.11 DATA COLLECTION:</w:t>
-      </w:r>
-    </w:p>
-    <w:p>
-      <w:r>
-        <w:rPr>
-          <w:b/>
-        </w:rPr>
-        <w:t xml:space="preserve">A. PREOPERATIVE PARAMETERS:</w:t>
-      </w:r>
-      <w:r>
-        <w:t xml:space="preserve"> Demographics (age, sex, BMI, comorbidities [DM, HTN, IHD, RA, CKD, hypothyroidism], ASA grade, smoking/tobacco history); primary surgery details (date, side, indication, implant type and brand, fixation method, hospital, previous revisions, time interval to revision); indication for revision (aseptic loosening, PJI, instability, periprosthetic fracture, wear, malalignment, stiffness, extensor mechanism failure, unexplained pain); clinical assessment (ROM, stability [AP/ML], extensor mechanism, walking aid, KSS, WOMAC, VAS pain); radiological assessment (AP standing, lateral, skyline, full-length scanogram; mechanical axis; α/β/γ/δ angles; radiolucent lines [KS zones]; AORI bone defect classification; joint line position; Insall-Salvati ratio); laboratory investigations (CBC, ESR, CRP, serum albumin, HbA1c, urea/creatinine, coagulation profile; joint aspirate when PJI suspected).</w:t>
-      </w:r>
-    </w:p>
-    <w:p>
-      <w:r>
-        <w:rPr>
-          <w:b/>
-        </w:rPr>
-        <w:t xml:space="preserve">B. INTRAOPERATIVE PARAMETERS:</w:t>
-      </w:r>
-      <w:r>
-        <w:t xml:space="preserve"> Anaesthesia type, tourniquet use/duration; surgical approach (medial parapatellar, subvastus, lateral, TTO, quadriceps snip, V-Y turndown) and reason for extensile exposure; intraoperative findings (soft tissue condition, collateral/PCL status, extensor mechanism, metallosis, synovitis, osteolytic cavities, membrane samples); bone defect (intraoperative AORI confirmation for femur and tibia, patellar bone stock); implant (brand/model, constraint level [PS/CCK/RHK], component sizes, polyethylene thickness/type, patella management); stems (femoral and tibial; cemented/press-fit; length; diameter); augments (distal femoral, posterior condylar, tibial; sizes); metaphyseal fixation (sleeves, tantalum cones); bone grafting; cement (plain vs antibiotic-loaded); for two-stage cases (Stage 1 findings, spacer type, organism, interim antibiotics, serial ESR/CRP, repeat aspirate, Stage 2 findings/cultures); operative time, estimated blood loss, intraoperative complications.</w:t>
-      </w:r>
-    </w:p>
-    <w:p>
-      <w:r>
-        <w:rPr>
-          <w:b/>
-        </w:rPr>
-        <w:t xml:space="preserve">C. POSTOPERATIVE PARAMETERS:</w:t>
-      </w:r>
-      <w:r>
-        <w:t xml:space="preserve"> Immediate (0–6 weeks): hospital stay, ICU admission, mobilization day, weight-bearing status, drain output, transfusion, postoperative haemoglobin, DVT prophylaxis, wound status, rehabilitation milestones, discharge details. Follow-up schedule: 6 weeks, 3 months, 6 months, 1 year, latest follow-up. Clinical assessment at each visit (ROM, KSS, WOMAC, VAS, stability, extensor mechanism, walking aid, stair climbing, ability to squat/sit cross-legged). Radiological assessment at each visit (AP/lateral radiographs; scanogram at 6 months and 1 year; component alignment; radiolucent lines [progressive vs non-progressive]; signs of loosening; joint line position; patellar tracking; heterotopic ossification [Brooker]). Complications: early and late. Re-revision: date, indication, interval, procedure. Mortality: cause and relation to surgery.</w:t>
-      </w:r>
-    </w:p>
-    <w:p>
-      <w:r>
-        <w:rPr>
-          <w:b/>
-        </w:rPr>
-        <w:t xml:space="preserve">Observer reliability:</w:t>
-      </w:r>
-      <w:r>
-        <w:t xml:space="preserve"> All radiological measurements will be performed independently by two observers (the co-investigator and a senior orthopaedic surgeon). Inter-observer and intra-observer reliability will be assessed using the intraclass correlation coefficient (ICC) and Cohen's Kappa to minimize measurement bias.</w:t>
-      </w:r>
-    </w:p>
-    <w:p>
-      <w:r>
-        <w:rPr>
-          <w:b/>
-        </w:rPr>
-        <w:t xml:space="preserve">5.12 OUTCOME MEASURES:</w:t>
+        <w:pBdr>
+          <w:bottom w:val="single" w:sz="6" w:space="1" w:color="BFBFBF"/>
+        </w:pBdr>
+      </w:pPr>
+    </w:p>
+    <w:p>
+      <w:pPr>
+        <w:pStyle w:val="Heading1"/>
+        <w:pageBreakBefore/>
+      </w:pPr>
+      <w:r>
+        <w:t xml:space="preserve">1. LIST OF ABBREVIATIONS</w:t>
       </w:r>
     </w:p>
     <w:tbl>
@@ -5330,6 +2368,3906 @@
               <w:rPr>
                 <w:b/>
               </w:rPr>
+              <w:t xml:space="preserve"/>
+            </w:r>
+          </w:p>
+        </w:tc>
+        <w:tc>
+          <w:tcPr>
+            <w:tcW w:w="4513" w:type="dxa"/>
+            <w:shd w:val="clear" w:color="auto" w:fill="D9E2F3"/>
+            <w:tcBorders>
+              <w:top w:val="single" w:sz="6" w:space="0" w:color="999999"/>
+              <w:left w:val="single" w:sz="6" w:space="0" w:color="999999"/>
+              <w:bottom w:val="single" w:sz="6" w:space="0" w:color="999999"/>
+              <w:right w:val="single" w:sz="6" w:space="0" w:color="999999"/>
+            </w:tcBorders>
+            <w:vAlign w:val="center"/>
+          </w:tcPr>
+          <w:p>
+            <w:pPr/>
+            <w:r>
+              <w:rPr>
+                <w:b/>
+              </w:rPr>
+              <w:t xml:space="preserve"/>
+            </w:r>
+          </w:p>
+        </w:tc>
+      </w:tr>
+      <w:tr>
+        <w:tc>
+          <w:tcPr>
+            <w:tcW w:w="4513" w:type="dxa"/>
+            <w:tcBorders>
+              <w:top w:val="single" w:sz="6" w:space="0" w:color="999999"/>
+              <w:left w:val="single" w:sz="6" w:space="0" w:color="999999"/>
+              <w:bottom w:val="single" w:sz="6" w:space="0" w:color="999999"/>
+              <w:right w:val="single" w:sz="6" w:space="0" w:color="999999"/>
+            </w:tcBorders>
+            <w:vAlign w:val="center"/>
+          </w:tcPr>
+          <w:p>
+            <w:pPr/>
+            <w:r>
+              <w:t xml:space="preserve">TKR</w:t>
+            </w:r>
+          </w:p>
+        </w:tc>
+        <w:tc>
+          <w:tcPr>
+            <w:tcW w:w="4513" w:type="dxa"/>
+            <w:tcBorders>
+              <w:top w:val="single" w:sz="6" w:space="0" w:color="999999"/>
+              <w:left w:val="single" w:sz="6" w:space="0" w:color="999999"/>
+              <w:bottom w:val="single" w:sz="6" w:space="0" w:color="999999"/>
+              <w:right w:val="single" w:sz="6" w:space="0" w:color="999999"/>
+            </w:tcBorders>
+            <w:vAlign w:val="center"/>
+          </w:tcPr>
+          <w:p>
+            <w:pPr/>
+            <w:r>
+              <w:t xml:space="preserve">Total Knee Replacement</w:t>
+            </w:r>
+          </w:p>
+        </w:tc>
+      </w:tr>
+      <w:tr>
+        <w:tc>
+          <w:tcPr>
+            <w:tcW w:w="4513" w:type="dxa"/>
+            <w:tcBorders>
+              <w:top w:val="single" w:sz="6" w:space="0" w:color="999999"/>
+              <w:left w:val="single" w:sz="6" w:space="0" w:color="999999"/>
+              <w:bottom w:val="single" w:sz="6" w:space="0" w:color="999999"/>
+              <w:right w:val="single" w:sz="6" w:space="0" w:color="999999"/>
+            </w:tcBorders>
+            <w:vAlign w:val="center"/>
+          </w:tcPr>
+          <w:p>
+            <w:pPr/>
+            <w:r>
+              <w:t xml:space="preserve">rTKR</w:t>
+            </w:r>
+          </w:p>
+        </w:tc>
+        <w:tc>
+          <w:tcPr>
+            <w:tcW w:w="4513" w:type="dxa"/>
+            <w:tcBorders>
+              <w:top w:val="single" w:sz="6" w:space="0" w:color="999999"/>
+              <w:left w:val="single" w:sz="6" w:space="0" w:color="999999"/>
+              <w:bottom w:val="single" w:sz="6" w:space="0" w:color="999999"/>
+              <w:right w:val="single" w:sz="6" w:space="0" w:color="999999"/>
+            </w:tcBorders>
+            <w:vAlign w:val="center"/>
+          </w:tcPr>
+          <w:p>
+            <w:pPr/>
+            <w:r>
+              <w:t xml:space="preserve">Revision Total Knee Replacement</w:t>
+            </w:r>
+          </w:p>
+        </w:tc>
+      </w:tr>
+      <w:tr>
+        <w:tc>
+          <w:tcPr>
+            <w:tcW w:w="4513" w:type="dxa"/>
+            <w:tcBorders>
+              <w:top w:val="single" w:sz="6" w:space="0" w:color="999999"/>
+              <w:left w:val="single" w:sz="6" w:space="0" w:color="999999"/>
+              <w:bottom w:val="single" w:sz="6" w:space="0" w:color="999999"/>
+              <w:right w:val="single" w:sz="6" w:space="0" w:color="999999"/>
+            </w:tcBorders>
+            <w:vAlign w:val="center"/>
+          </w:tcPr>
+          <w:p>
+            <w:pPr/>
+            <w:r>
+              <w:t xml:space="preserve">PJI</w:t>
+            </w:r>
+          </w:p>
+        </w:tc>
+        <w:tc>
+          <w:tcPr>
+            <w:tcW w:w="4513" w:type="dxa"/>
+            <w:tcBorders>
+              <w:top w:val="single" w:sz="6" w:space="0" w:color="999999"/>
+              <w:left w:val="single" w:sz="6" w:space="0" w:color="999999"/>
+              <w:bottom w:val="single" w:sz="6" w:space="0" w:color="999999"/>
+              <w:right w:val="single" w:sz="6" w:space="0" w:color="999999"/>
+            </w:tcBorders>
+            <w:vAlign w:val="center"/>
+          </w:tcPr>
+          <w:p>
+            <w:pPr/>
+            <w:r>
+              <w:t xml:space="preserve">Periprosthetic Joint Infection</w:t>
+            </w:r>
+          </w:p>
+        </w:tc>
+      </w:tr>
+      <w:tr>
+        <w:tc>
+          <w:tcPr>
+            <w:tcW w:w="4513" w:type="dxa"/>
+            <w:tcBorders>
+              <w:top w:val="single" w:sz="6" w:space="0" w:color="999999"/>
+              <w:left w:val="single" w:sz="6" w:space="0" w:color="999999"/>
+              <w:bottom w:val="single" w:sz="6" w:space="0" w:color="999999"/>
+              <w:right w:val="single" w:sz="6" w:space="0" w:color="999999"/>
+            </w:tcBorders>
+            <w:vAlign w:val="center"/>
+          </w:tcPr>
+          <w:p>
+            <w:pPr/>
+            <w:r>
+              <w:t xml:space="preserve">KSS</w:t>
+            </w:r>
+          </w:p>
+        </w:tc>
+        <w:tc>
+          <w:tcPr>
+            <w:tcW w:w="4513" w:type="dxa"/>
+            <w:tcBorders>
+              <w:top w:val="single" w:sz="6" w:space="0" w:color="999999"/>
+              <w:left w:val="single" w:sz="6" w:space="0" w:color="999999"/>
+              <w:bottom w:val="single" w:sz="6" w:space="0" w:color="999999"/>
+              <w:right w:val="single" w:sz="6" w:space="0" w:color="999999"/>
+            </w:tcBorders>
+            <w:vAlign w:val="center"/>
+          </w:tcPr>
+          <w:p>
+            <w:pPr/>
+            <w:r>
+              <w:t xml:space="preserve">Knee Society Score</w:t>
+            </w:r>
+          </w:p>
+        </w:tc>
+      </w:tr>
+      <w:tr>
+        <w:tc>
+          <w:tcPr>
+            <w:tcW w:w="4513" w:type="dxa"/>
+            <w:tcBorders>
+              <w:top w:val="single" w:sz="6" w:space="0" w:color="999999"/>
+              <w:left w:val="single" w:sz="6" w:space="0" w:color="999999"/>
+              <w:bottom w:val="single" w:sz="6" w:space="0" w:color="999999"/>
+              <w:right w:val="single" w:sz="6" w:space="0" w:color="999999"/>
+            </w:tcBorders>
+            <w:vAlign w:val="center"/>
+          </w:tcPr>
+          <w:p>
+            <w:pPr/>
+            <w:r>
+              <w:t xml:space="preserve">WOMAC</w:t>
+            </w:r>
+          </w:p>
+        </w:tc>
+        <w:tc>
+          <w:tcPr>
+            <w:tcW w:w="4513" w:type="dxa"/>
+            <w:tcBorders>
+              <w:top w:val="single" w:sz="6" w:space="0" w:color="999999"/>
+              <w:left w:val="single" w:sz="6" w:space="0" w:color="999999"/>
+              <w:bottom w:val="single" w:sz="6" w:space="0" w:color="999999"/>
+              <w:right w:val="single" w:sz="6" w:space="0" w:color="999999"/>
+            </w:tcBorders>
+            <w:vAlign w:val="center"/>
+          </w:tcPr>
+          <w:p>
+            <w:pPr/>
+            <w:r>
+              <w:t xml:space="preserve">Western Ontario and McMaster Universities Osteoarthritis Index</w:t>
+            </w:r>
+          </w:p>
+        </w:tc>
+      </w:tr>
+      <w:tr>
+        <w:tc>
+          <w:tcPr>
+            <w:tcW w:w="4513" w:type="dxa"/>
+            <w:tcBorders>
+              <w:top w:val="single" w:sz="6" w:space="0" w:color="999999"/>
+              <w:left w:val="single" w:sz="6" w:space="0" w:color="999999"/>
+              <w:bottom w:val="single" w:sz="6" w:space="0" w:color="999999"/>
+              <w:right w:val="single" w:sz="6" w:space="0" w:color="999999"/>
+            </w:tcBorders>
+            <w:vAlign w:val="center"/>
+          </w:tcPr>
+          <w:p>
+            <w:pPr/>
+            <w:r>
+              <w:t xml:space="preserve">KOOS</w:t>
+            </w:r>
+          </w:p>
+        </w:tc>
+        <w:tc>
+          <w:tcPr>
+            <w:tcW w:w="4513" w:type="dxa"/>
+            <w:tcBorders>
+              <w:top w:val="single" w:sz="6" w:space="0" w:color="999999"/>
+              <w:left w:val="single" w:sz="6" w:space="0" w:color="999999"/>
+              <w:bottom w:val="single" w:sz="6" w:space="0" w:color="999999"/>
+              <w:right w:val="single" w:sz="6" w:space="0" w:color="999999"/>
+            </w:tcBorders>
+            <w:vAlign w:val="center"/>
+          </w:tcPr>
+          <w:p>
+            <w:pPr/>
+            <w:r>
+              <w:t xml:space="preserve">Knee Injury and Osteoarthritis Outcome Score</w:t>
+            </w:r>
+          </w:p>
+        </w:tc>
+      </w:tr>
+      <w:tr>
+        <w:tc>
+          <w:tcPr>
+            <w:tcW w:w="4513" w:type="dxa"/>
+            <w:tcBorders>
+              <w:top w:val="single" w:sz="6" w:space="0" w:color="999999"/>
+              <w:left w:val="single" w:sz="6" w:space="0" w:color="999999"/>
+              <w:bottom w:val="single" w:sz="6" w:space="0" w:color="999999"/>
+              <w:right w:val="single" w:sz="6" w:space="0" w:color="999999"/>
+            </w:tcBorders>
+            <w:vAlign w:val="center"/>
+          </w:tcPr>
+          <w:p>
+            <w:pPr/>
+            <w:r>
+              <w:t xml:space="preserve">VAS</w:t>
+            </w:r>
+          </w:p>
+        </w:tc>
+        <w:tc>
+          <w:tcPr>
+            <w:tcW w:w="4513" w:type="dxa"/>
+            <w:tcBorders>
+              <w:top w:val="single" w:sz="6" w:space="0" w:color="999999"/>
+              <w:left w:val="single" w:sz="6" w:space="0" w:color="999999"/>
+              <w:bottom w:val="single" w:sz="6" w:space="0" w:color="999999"/>
+              <w:right w:val="single" w:sz="6" w:space="0" w:color="999999"/>
+            </w:tcBorders>
+            <w:vAlign w:val="center"/>
+          </w:tcPr>
+          <w:p>
+            <w:pPr/>
+            <w:r>
+              <w:t xml:space="preserve">Visual Analogue Scale</w:t>
+            </w:r>
+          </w:p>
+        </w:tc>
+      </w:tr>
+      <w:tr>
+        <w:tc>
+          <w:tcPr>
+            <w:tcW w:w="4513" w:type="dxa"/>
+            <w:tcBorders>
+              <w:top w:val="single" w:sz="6" w:space="0" w:color="999999"/>
+              <w:left w:val="single" w:sz="6" w:space="0" w:color="999999"/>
+              <w:bottom w:val="single" w:sz="6" w:space="0" w:color="999999"/>
+              <w:right w:val="single" w:sz="6" w:space="0" w:color="999999"/>
+            </w:tcBorders>
+            <w:vAlign w:val="center"/>
+          </w:tcPr>
+          <w:p>
+            <w:pPr/>
+            <w:r>
+              <w:t xml:space="preserve">AORI</w:t>
+            </w:r>
+          </w:p>
+        </w:tc>
+        <w:tc>
+          <w:tcPr>
+            <w:tcW w:w="4513" w:type="dxa"/>
+            <w:tcBorders>
+              <w:top w:val="single" w:sz="6" w:space="0" w:color="999999"/>
+              <w:left w:val="single" w:sz="6" w:space="0" w:color="999999"/>
+              <w:bottom w:val="single" w:sz="6" w:space="0" w:color="999999"/>
+              <w:right w:val="single" w:sz="6" w:space="0" w:color="999999"/>
+            </w:tcBorders>
+            <w:vAlign w:val="center"/>
+          </w:tcPr>
+          <w:p>
+            <w:pPr/>
+            <w:r>
+              <w:t xml:space="preserve">Anderson Orthopaedic Research Institute</w:t>
+            </w:r>
+          </w:p>
+        </w:tc>
+      </w:tr>
+      <w:tr>
+        <w:tc>
+          <w:tcPr>
+            <w:tcW w:w="4513" w:type="dxa"/>
+            <w:tcBorders>
+              <w:top w:val="single" w:sz="6" w:space="0" w:color="999999"/>
+              <w:left w:val="single" w:sz="6" w:space="0" w:color="999999"/>
+              <w:bottom w:val="single" w:sz="6" w:space="0" w:color="999999"/>
+              <w:right w:val="single" w:sz="6" w:space="0" w:color="999999"/>
+            </w:tcBorders>
+            <w:vAlign w:val="center"/>
+          </w:tcPr>
+          <w:p>
+            <w:pPr/>
+            <w:r>
+              <w:t xml:space="preserve">PS</w:t>
+            </w:r>
+          </w:p>
+        </w:tc>
+        <w:tc>
+          <w:tcPr>
+            <w:tcW w:w="4513" w:type="dxa"/>
+            <w:tcBorders>
+              <w:top w:val="single" w:sz="6" w:space="0" w:color="999999"/>
+              <w:left w:val="single" w:sz="6" w:space="0" w:color="999999"/>
+              <w:bottom w:val="single" w:sz="6" w:space="0" w:color="999999"/>
+              <w:right w:val="single" w:sz="6" w:space="0" w:color="999999"/>
+            </w:tcBorders>
+            <w:vAlign w:val="center"/>
+          </w:tcPr>
+          <w:p>
+            <w:pPr/>
+            <w:r>
+              <w:t xml:space="preserve">Posterior-Stabilized</w:t>
+            </w:r>
+          </w:p>
+        </w:tc>
+      </w:tr>
+      <w:tr>
+        <w:tc>
+          <w:tcPr>
+            <w:tcW w:w="4513" w:type="dxa"/>
+            <w:tcBorders>
+              <w:top w:val="single" w:sz="6" w:space="0" w:color="999999"/>
+              <w:left w:val="single" w:sz="6" w:space="0" w:color="999999"/>
+              <w:bottom w:val="single" w:sz="6" w:space="0" w:color="999999"/>
+              <w:right w:val="single" w:sz="6" w:space="0" w:color="999999"/>
+            </w:tcBorders>
+            <w:vAlign w:val="center"/>
+          </w:tcPr>
+          <w:p>
+            <w:pPr/>
+            <w:r>
+              <w:t xml:space="preserve">CCK</w:t>
+            </w:r>
+          </w:p>
+        </w:tc>
+        <w:tc>
+          <w:tcPr>
+            <w:tcW w:w="4513" w:type="dxa"/>
+            <w:tcBorders>
+              <w:top w:val="single" w:sz="6" w:space="0" w:color="999999"/>
+              <w:left w:val="single" w:sz="6" w:space="0" w:color="999999"/>
+              <w:bottom w:val="single" w:sz="6" w:space="0" w:color="999999"/>
+              <w:right w:val="single" w:sz="6" w:space="0" w:color="999999"/>
+            </w:tcBorders>
+            <w:vAlign w:val="center"/>
+          </w:tcPr>
+          <w:p>
+            <w:pPr/>
+            <w:r>
+              <w:t xml:space="preserve">Constrained Condylar Knee</w:t>
+            </w:r>
+          </w:p>
+        </w:tc>
+      </w:tr>
+      <w:tr>
+        <w:tc>
+          <w:tcPr>
+            <w:tcW w:w="4513" w:type="dxa"/>
+            <w:tcBorders>
+              <w:top w:val="single" w:sz="6" w:space="0" w:color="999999"/>
+              <w:left w:val="single" w:sz="6" w:space="0" w:color="999999"/>
+              <w:bottom w:val="single" w:sz="6" w:space="0" w:color="999999"/>
+              <w:right w:val="single" w:sz="6" w:space="0" w:color="999999"/>
+            </w:tcBorders>
+            <w:vAlign w:val="center"/>
+          </w:tcPr>
+          <w:p>
+            <w:pPr/>
+            <w:r>
+              <w:t xml:space="preserve">RHK</w:t>
+            </w:r>
+          </w:p>
+        </w:tc>
+        <w:tc>
+          <w:tcPr>
+            <w:tcW w:w="4513" w:type="dxa"/>
+            <w:tcBorders>
+              <w:top w:val="single" w:sz="6" w:space="0" w:color="999999"/>
+              <w:left w:val="single" w:sz="6" w:space="0" w:color="999999"/>
+              <w:bottom w:val="single" w:sz="6" w:space="0" w:color="999999"/>
+              <w:right w:val="single" w:sz="6" w:space="0" w:color="999999"/>
+            </w:tcBorders>
+            <w:vAlign w:val="center"/>
+          </w:tcPr>
+          <w:p>
+            <w:pPr/>
+            <w:r>
+              <w:t xml:space="preserve">Rotating Hinge Knee</w:t>
+            </w:r>
+          </w:p>
+        </w:tc>
+      </w:tr>
+      <w:tr>
+        <w:tc>
+          <w:tcPr>
+            <w:tcW w:w="4513" w:type="dxa"/>
+            <w:tcBorders>
+              <w:top w:val="single" w:sz="6" w:space="0" w:color="999999"/>
+              <w:left w:val="single" w:sz="6" w:space="0" w:color="999999"/>
+              <w:bottom w:val="single" w:sz="6" w:space="0" w:color="999999"/>
+              <w:right w:val="single" w:sz="6" w:space="0" w:color="999999"/>
+            </w:tcBorders>
+            <w:vAlign w:val="center"/>
+          </w:tcPr>
+          <w:p>
+            <w:pPr/>
+            <w:r>
+              <w:t xml:space="preserve">ROM</w:t>
+            </w:r>
+          </w:p>
+        </w:tc>
+        <w:tc>
+          <w:tcPr>
+            <w:tcW w:w="4513" w:type="dxa"/>
+            <w:tcBorders>
+              <w:top w:val="single" w:sz="6" w:space="0" w:color="999999"/>
+              <w:left w:val="single" w:sz="6" w:space="0" w:color="999999"/>
+              <w:bottom w:val="single" w:sz="6" w:space="0" w:color="999999"/>
+              <w:right w:val="single" w:sz="6" w:space="0" w:color="999999"/>
+            </w:tcBorders>
+            <w:vAlign w:val="center"/>
+          </w:tcPr>
+          <w:p>
+            <w:pPr/>
+            <w:r>
+              <w:t xml:space="preserve">Range of Motion</w:t>
+            </w:r>
+          </w:p>
+        </w:tc>
+      </w:tr>
+      <w:tr>
+        <w:tc>
+          <w:tcPr>
+            <w:tcW w:w="4513" w:type="dxa"/>
+            <w:tcBorders>
+              <w:top w:val="single" w:sz="6" w:space="0" w:color="999999"/>
+              <w:left w:val="single" w:sz="6" w:space="0" w:color="999999"/>
+              <w:bottom w:val="single" w:sz="6" w:space="0" w:color="999999"/>
+              <w:right w:val="single" w:sz="6" w:space="0" w:color="999999"/>
+            </w:tcBorders>
+            <w:vAlign w:val="center"/>
+          </w:tcPr>
+          <w:p>
+            <w:pPr/>
+            <w:r>
+              <w:t xml:space="preserve">ESR</w:t>
+            </w:r>
+          </w:p>
+        </w:tc>
+        <w:tc>
+          <w:tcPr>
+            <w:tcW w:w="4513" w:type="dxa"/>
+            <w:tcBorders>
+              <w:top w:val="single" w:sz="6" w:space="0" w:color="999999"/>
+              <w:left w:val="single" w:sz="6" w:space="0" w:color="999999"/>
+              <w:bottom w:val="single" w:sz="6" w:space="0" w:color="999999"/>
+              <w:right w:val="single" w:sz="6" w:space="0" w:color="999999"/>
+            </w:tcBorders>
+            <w:vAlign w:val="center"/>
+          </w:tcPr>
+          <w:p>
+            <w:pPr/>
+            <w:r>
+              <w:t xml:space="preserve">Erythrocyte Sedimentation Rate</w:t>
+            </w:r>
+          </w:p>
+        </w:tc>
+      </w:tr>
+      <w:tr>
+        <w:tc>
+          <w:tcPr>
+            <w:tcW w:w="4513" w:type="dxa"/>
+            <w:tcBorders>
+              <w:top w:val="single" w:sz="6" w:space="0" w:color="999999"/>
+              <w:left w:val="single" w:sz="6" w:space="0" w:color="999999"/>
+              <w:bottom w:val="single" w:sz="6" w:space="0" w:color="999999"/>
+              <w:right w:val="single" w:sz="6" w:space="0" w:color="999999"/>
+            </w:tcBorders>
+            <w:vAlign w:val="center"/>
+          </w:tcPr>
+          <w:p>
+            <w:pPr/>
+            <w:r>
+              <w:t xml:space="preserve">CRP</w:t>
+            </w:r>
+          </w:p>
+        </w:tc>
+        <w:tc>
+          <w:tcPr>
+            <w:tcW w:w="4513" w:type="dxa"/>
+            <w:tcBorders>
+              <w:top w:val="single" w:sz="6" w:space="0" w:color="999999"/>
+              <w:left w:val="single" w:sz="6" w:space="0" w:color="999999"/>
+              <w:bottom w:val="single" w:sz="6" w:space="0" w:color="999999"/>
+              <w:right w:val="single" w:sz="6" w:space="0" w:color="999999"/>
+            </w:tcBorders>
+            <w:vAlign w:val="center"/>
+          </w:tcPr>
+          <w:p>
+            <w:pPr/>
+            <w:r>
+              <w:t xml:space="preserve">C-Reactive Protein</w:t>
+            </w:r>
+          </w:p>
+        </w:tc>
+      </w:tr>
+      <w:tr>
+        <w:tc>
+          <w:tcPr>
+            <w:tcW w:w="4513" w:type="dxa"/>
+            <w:tcBorders>
+              <w:top w:val="single" w:sz="6" w:space="0" w:color="999999"/>
+              <w:left w:val="single" w:sz="6" w:space="0" w:color="999999"/>
+              <w:bottom w:val="single" w:sz="6" w:space="0" w:color="999999"/>
+              <w:right w:val="single" w:sz="6" w:space="0" w:color="999999"/>
+            </w:tcBorders>
+            <w:vAlign w:val="center"/>
+          </w:tcPr>
+          <w:p>
+            <w:pPr/>
+            <w:r>
+              <w:t xml:space="preserve">MCID</w:t>
+            </w:r>
+          </w:p>
+        </w:tc>
+        <w:tc>
+          <w:tcPr>
+            <w:tcW w:w="4513" w:type="dxa"/>
+            <w:tcBorders>
+              <w:top w:val="single" w:sz="6" w:space="0" w:color="999999"/>
+              <w:left w:val="single" w:sz="6" w:space="0" w:color="999999"/>
+              <w:bottom w:val="single" w:sz="6" w:space="0" w:color="999999"/>
+              <w:right w:val="single" w:sz="6" w:space="0" w:color="999999"/>
+            </w:tcBorders>
+            <w:vAlign w:val="center"/>
+          </w:tcPr>
+          <w:p>
+            <w:pPr/>
+            <w:r>
+              <w:t xml:space="preserve">Minimal Clinically Important Difference</w:t>
+            </w:r>
+          </w:p>
+        </w:tc>
+      </w:tr>
+      <w:tr>
+        <w:tc>
+          <w:tcPr>
+            <w:tcW w:w="4513" w:type="dxa"/>
+            <w:tcBorders>
+              <w:top w:val="single" w:sz="6" w:space="0" w:color="999999"/>
+              <w:left w:val="single" w:sz="6" w:space="0" w:color="999999"/>
+              <w:bottom w:val="single" w:sz="6" w:space="0" w:color="999999"/>
+              <w:right w:val="single" w:sz="6" w:space="0" w:color="999999"/>
+            </w:tcBorders>
+            <w:vAlign w:val="center"/>
+          </w:tcPr>
+          <w:p>
+            <w:pPr/>
+            <w:r>
+              <w:t xml:space="preserve">ICM</w:t>
+            </w:r>
+          </w:p>
+        </w:tc>
+        <w:tc>
+          <w:tcPr>
+            <w:tcW w:w="4513" w:type="dxa"/>
+            <w:tcBorders>
+              <w:top w:val="single" w:sz="6" w:space="0" w:color="999999"/>
+              <w:left w:val="single" w:sz="6" w:space="0" w:color="999999"/>
+              <w:bottom w:val="single" w:sz="6" w:space="0" w:color="999999"/>
+              <w:right w:val="single" w:sz="6" w:space="0" w:color="999999"/>
+            </w:tcBorders>
+            <w:vAlign w:val="center"/>
+          </w:tcPr>
+          <w:p>
+            <w:pPr/>
+            <w:r>
+              <w:t xml:space="preserve">International Consensus Meeting</w:t>
+            </w:r>
+          </w:p>
+        </w:tc>
+      </w:tr>
+      <w:tr>
+        <w:tc>
+          <w:tcPr>
+            <w:tcW w:w="4513" w:type="dxa"/>
+            <w:tcBorders>
+              <w:top w:val="single" w:sz="6" w:space="0" w:color="999999"/>
+              <w:left w:val="single" w:sz="6" w:space="0" w:color="999999"/>
+              <w:bottom w:val="single" w:sz="6" w:space="0" w:color="999999"/>
+              <w:right w:val="single" w:sz="6" w:space="0" w:color="999999"/>
+            </w:tcBorders>
+            <w:vAlign w:val="center"/>
+          </w:tcPr>
+          <w:p>
+            <w:pPr/>
+            <w:r>
+              <w:t xml:space="preserve">MSIS</w:t>
+            </w:r>
+          </w:p>
+        </w:tc>
+        <w:tc>
+          <w:tcPr>
+            <w:tcW w:w="4513" w:type="dxa"/>
+            <w:tcBorders>
+              <w:top w:val="single" w:sz="6" w:space="0" w:color="999999"/>
+              <w:left w:val="single" w:sz="6" w:space="0" w:color="999999"/>
+              <w:bottom w:val="single" w:sz="6" w:space="0" w:color="999999"/>
+              <w:right w:val="single" w:sz="6" w:space="0" w:color="999999"/>
+            </w:tcBorders>
+            <w:vAlign w:val="center"/>
+          </w:tcPr>
+          <w:p>
+            <w:pPr/>
+            <w:r>
+              <w:t xml:space="preserve">Musculoskeletal Infection Society</w:t>
+            </w:r>
+          </w:p>
+        </w:tc>
+      </w:tr>
+      <w:tr>
+        <w:tc>
+          <w:tcPr>
+            <w:tcW w:w="4513" w:type="dxa"/>
+            <w:tcBorders>
+              <w:top w:val="single" w:sz="6" w:space="0" w:color="999999"/>
+              <w:left w:val="single" w:sz="6" w:space="0" w:color="999999"/>
+              <w:bottom w:val="single" w:sz="6" w:space="0" w:color="999999"/>
+              <w:right w:val="single" w:sz="6" w:space="0" w:color="999999"/>
+            </w:tcBorders>
+            <w:vAlign w:val="center"/>
+          </w:tcPr>
+          <w:p>
+            <w:pPr/>
+            <w:r>
+              <w:t xml:space="preserve">TTO</w:t>
+            </w:r>
+          </w:p>
+        </w:tc>
+        <w:tc>
+          <w:tcPr>
+            <w:tcW w:w="4513" w:type="dxa"/>
+            <w:tcBorders>
+              <w:top w:val="single" w:sz="6" w:space="0" w:color="999999"/>
+              <w:left w:val="single" w:sz="6" w:space="0" w:color="999999"/>
+              <w:bottom w:val="single" w:sz="6" w:space="0" w:color="999999"/>
+              <w:right w:val="single" w:sz="6" w:space="0" w:color="999999"/>
+            </w:tcBorders>
+            <w:vAlign w:val="center"/>
+          </w:tcPr>
+          <w:p>
+            <w:pPr/>
+            <w:r>
+              <w:t xml:space="preserve">Tibial Tubercle Osteotomy</w:t>
+            </w:r>
+          </w:p>
+        </w:tc>
+      </w:tr>
+      <w:tr>
+        <w:tc>
+          <w:tcPr>
+            <w:tcW w:w="4513" w:type="dxa"/>
+            <w:tcBorders>
+              <w:top w:val="single" w:sz="6" w:space="0" w:color="999999"/>
+              <w:left w:val="single" w:sz="6" w:space="0" w:color="999999"/>
+              <w:bottom w:val="single" w:sz="6" w:space="0" w:color="999999"/>
+              <w:right w:val="single" w:sz="6" w:space="0" w:color="999999"/>
+            </w:tcBorders>
+            <w:vAlign w:val="center"/>
+          </w:tcPr>
+          <w:p>
+            <w:pPr/>
+            <w:r>
+              <w:t xml:space="preserve">IEC</w:t>
+            </w:r>
+          </w:p>
+        </w:tc>
+        <w:tc>
+          <w:tcPr>
+            <w:tcW w:w="4513" w:type="dxa"/>
+            <w:tcBorders>
+              <w:top w:val="single" w:sz="6" w:space="0" w:color="999999"/>
+              <w:left w:val="single" w:sz="6" w:space="0" w:color="999999"/>
+              <w:bottom w:val="single" w:sz="6" w:space="0" w:color="999999"/>
+              <w:right w:val="single" w:sz="6" w:space="0" w:color="999999"/>
+            </w:tcBorders>
+            <w:vAlign w:val="center"/>
+          </w:tcPr>
+          <w:p>
+            <w:pPr/>
+            <w:r>
+              <w:t xml:space="preserve">Institutional Ethics Committee</w:t>
+            </w:r>
+          </w:p>
+        </w:tc>
+      </w:tr>
+      <w:tr>
+        <w:tc>
+          <w:tcPr>
+            <w:tcW w:w="4513" w:type="dxa"/>
+            <w:tcBorders>
+              <w:top w:val="single" w:sz="6" w:space="0" w:color="999999"/>
+              <w:left w:val="single" w:sz="6" w:space="0" w:color="999999"/>
+              <w:bottom w:val="single" w:sz="6" w:space="0" w:color="999999"/>
+              <w:right w:val="single" w:sz="6" w:space="0" w:color="999999"/>
+            </w:tcBorders>
+            <w:vAlign w:val="center"/>
+          </w:tcPr>
+          <w:p>
+            <w:pPr/>
+            <w:r>
+              <w:t xml:space="preserve">PROM</w:t>
+            </w:r>
+          </w:p>
+        </w:tc>
+        <w:tc>
+          <w:tcPr>
+            <w:tcW w:w="4513" w:type="dxa"/>
+            <w:tcBorders>
+              <w:top w:val="single" w:sz="6" w:space="0" w:color="999999"/>
+              <w:left w:val="single" w:sz="6" w:space="0" w:color="999999"/>
+              <w:bottom w:val="single" w:sz="6" w:space="0" w:color="999999"/>
+              <w:right w:val="single" w:sz="6" w:space="0" w:color="999999"/>
+            </w:tcBorders>
+            <w:vAlign w:val="center"/>
+          </w:tcPr>
+          <w:p>
+            <w:pPr/>
+            <w:r>
+              <w:t xml:space="preserve">Patient-Reported Outcome Measure</w:t>
+            </w:r>
+          </w:p>
+        </w:tc>
+      </w:tr>
+      <w:tr>
+        <w:tc>
+          <w:tcPr>
+            <w:tcW w:w="4513" w:type="dxa"/>
+            <w:tcBorders>
+              <w:top w:val="single" w:sz="6" w:space="0" w:color="999999"/>
+              <w:left w:val="single" w:sz="6" w:space="0" w:color="999999"/>
+              <w:bottom w:val="single" w:sz="6" w:space="0" w:color="999999"/>
+              <w:right w:val="single" w:sz="6" w:space="0" w:color="999999"/>
+            </w:tcBorders>
+            <w:vAlign w:val="center"/>
+          </w:tcPr>
+          <w:p>
+            <w:pPr/>
+            <w:r>
+              <w:t xml:space="preserve">MUHS</w:t>
+            </w:r>
+          </w:p>
+        </w:tc>
+        <w:tc>
+          <w:tcPr>
+            <w:tcW w:w="4513" w:type="dxa"/>
+            <w:tcBorders>
+              <w:top w:val="single" w:sz="6" w:space="0" w:color="999999"/>
+              <w:left w:val="single" w:sz="6" w:space="0" w:color="999999"/>
+              <w:bottom w:val="single" w:sz="6" w:space="0" w:color="999999"/>
+              <w:right w:val="single" w:sz="6" w:space="0" w:color="999999"/>
+            </w:tcBorders>
+            <w:vAlign w:val="center"/>
+          </w:tcPr>
+          <w:p>
+            <w:pPr/>
+            <w:r>
+              <w:t xml:space="preserve">Maharashtra University of Health Sciences</w:t>
+            </w:r>
+          </w:p>
+        </w:tc>
+      </w:tr>
+      <w:tr>
+        <w:tc>
+          <w:tcPr>
+            <w:tcW w:w="4513" w:type="dxa"/>
+            <w:tcBorders>
+              <w:top w:val="single" w:sz="6" w:space="0" w:color="999999"/>
+              <w:left w:val="single" w:sz="6" w:space="0" w:color="999999"/>
+              <w:bottom w:val="single" w:sz="6" w:space="0" w:color="999999"/>
+              <w:right w:val="single" w:sz="6" w:space="0" w:color="999999"/>
+            </w:tcBorders>
+            <w:vAlign w:val="center"/>
+          </w:tcPr>
+          <w:p>
+            <w:pPr/>
+            <w:r>
+              <w:t xml:space="preserve">ICMR</w:t>
+            </w:r>
+          </w:p>
+        </w:tc>
+        <w:tc>
+          <w:tcPr>
+            <w:tcW w:w="4513" w:type="dxa"/>
+            <w:tcBorders>
+              <w:top w:val="single" w:sz="6" w:space="0" w:color="999999"/>
+              <w:left w:val="single" w:sz="6" w:space="0" w:color="999999"/>
+              <w:bottom w:val="single" w:sz="6" w:space="0" w:color="999999"/>
+              <w:right w:val="single" w:sz="6" w:space="0" w:color="999999"/>
+            </w:tcBorders>
+            <w:vAlign w:val="center"/>
+          </w:tcPr>
+          <w:p>
+            <w:pPr/>
+            <w:r>
+              <w:t xml:space="preserve">Indian Council of Medical Research</w:t>
+            </w:r>
+          </w:p>
+        </w:tc>
+      </w:tr>
+    </w:tbl>
+    <w:p/>
+    <w:p>
+      <w:pPr>
+        <w:pBdr>
+          <w:bottom w:val="single" w:sz="6" w:space="1" w:color="BFBFBF"/>
+        </w:pBdr>
+      </w:pPr>
+    </w:p>
+    <w:p>
+      <w:pPr>
+        <w:pStyle w:val="Heading1"/>
+        <w:pageBreakBefore/>
+      </w:pPr>
+      <w:r>
+        <w:t xml:space="preserve">2. INTRODUCTION</w:t>
+      </w:r>
+    </w:p>
+    <w:p>
+      <w:r>
+        <w:t xml:space="preserve">Total knee replacement (TKR) is one of the most successful and widely performed orthopaedic procedures for end-stage degenerative and inflammatory arthritis of the knee joint. The procedure provides predictable pain relief, functional improvement, and enhanced quality of life for the majority of patients. Over 1.5 million primary TKR procedures are performed annually worldwide, and this number is projected to increase substantially over the coming decades.</w:t>
+      </w:r>
+    </w:p>
+    <w:p>
+      <w:r>
+        <w:t xml:space="preserve">With the exponential rise in primary TKR procedures, the burden of revision total knee replacement (rTKR) has also increased significantly. Kurtz et al. (2007) projected that revision TKR procedures in the United States will increase by 601% by the year 2030, from approximately 38,300 procedures in 2005 to an estimated 268,200 procedures annually. This rising revision burden is attributed to the increasing number of primary TKRs performed in younger and more active patients, longer life expectancy, higher functional demands, and improved surveillance detecting early failures.</w:t>
+      </w:r>
+    </w:p>
+    <w:p>
+      <w:r>
+        <w:t xml:space="preserve">Revision TKR is indicated in cases of aseptic loosening, periprosthetic joint infection (PJI), instability, polyethylene wear, periprosthetic fracture, malalignment, arthrofibrosis, and extensor mechanism failure. Among these, aseptic loosening and infection remain the most common indications, together accounting for nearly 50–60% of all revision procedures worldwide.</w:t>
+      </w:r>
+    </w:p>
+    <w:p>
+      <w:r>
+        <w:t xml:space="preserve">Revision knee surgery is technically more demanding than primary TKR due to several challenges including bone loss, soft tissue compromise, ligamentous insufficiency, loss of anatomical landmarks, and the need for higher-constraint implants. Management of bone defects requires meticulous preoperative planning and intraoperative decision-making, and may necessitate the use of metal augments, metaphyseal sleeves, tantalum cones, structural allografts, or impaction bone grafting. The choice of implant constraint—ranging from posterior-stabilized to constrained condylar to rotating hinge—depends on the degree of ligamentous insufficiency, bone loss, and soft tissue status.</w:t>
+      </w:r>
+    </w:p>
+    <w:p>
+      <w:r>
+        <w:t xml:space="preserve">Despite significant advances in implant design, surgical techniques, and perioperative protocols, the outcomes of revision TKR remain inferior to primary TKR with respect to pain relief, functional recovery, and patient satisfaction. Published literature consistently reports lower functional scores, higher complication rates, and lower patient satisfaction rates following revision TKR compared to primary procedures. Patient satisfaction rates of 70–85% have been reported following revision TKR compared to approximately 90% following primary TKR.</w:t>
+      </w:r>
+    </w:p>
+    <w:p>
+      <w:r>
+        <w:t xml:space="preserve">Comprehensive evaluation of outcomes following revision TKR requires a multidimensional approach encompassing clinical assessment (range of motion, stability, pain, function), radiological parameters (component alignment, radiolucent lines, signs of loosening, restoration of joint line), and patient-reported outcome measures (PROMs) including satisfaction scores. Such comprehensive evaluation helps identify factors associated with good and poor outcomes and guides future clinical decision-making.</w:t>
+      </w:r>
+    </w:p>
+    <w:p>
+      <w:r>
+        <w:t xml:space="preserve">There is a significant paucity of Indian data from high-volume tertiary care centres regarding comprehensive outcomes following revision TKR. Most published literature originates from Western populations with potentially different demographics, disease patterns, implant usage, and patient expectations compared to the Indian population. Notably, data from emerging economies suggests that infection may be a substantially more dominant cause of revision than in Western registries, highlighting the need for region-specific evidence. No published data exists from KEM Hospital, one of the highest-volume arthroplasty centres in Maharashtra.</w:t>
+      </w:r>
+    </w:p>
+    <w:p>
+      <w:r>
+        <w:t xml:space="preserve">This study aims to evaluate the clinico-radiological outcomes and patient satisfaction following revision total knee replacement performed at the Department of Orthopaedics, Seth G.S. Medical College and KEM Hospital, Mumbai.</w:t>
+      </w:r>
+    </w:p>
+    <w:p>
+      <w:pPr>
+        <w:pBdr>
+          <w:bottom w:val="single" w:sz="6" w:space="1" w:color="BFBFBF"/>
+        </w:pBdr>
+      </w:pPr>
+    </w:p>
+    <w:p>
+      <w:pPr>
+        <w:pStyle w:val="Heading1"/>
+        <w:pageBreakBefore/>
+      </w:pPr>
+      <w:r>
+        <w:t xml:space="preserve">3. AIM &amp; OBJECTIVES</w:t>
+      </w:r>
+    </w:p>
+    <w:p>
+      <w:r>
+        <w:rPr>
+          <w:b/>
+        </w:rPr>
+        <w:t xml:space="preserve">AIM:</w:t>
+      </w:r>
+      <w:r>
+        <w:t xml:space="preserve"> To evaluate the clinico-radiological outcomes and patient satisfaction following revision total knee replacement.</w:t>
+      </w:r>
+    </w:p>
+    <w:p>
+      <w:r>
+        <w:rPr>
+          <w:b/>
+        </w:rPr>
+        <w:t xml:space="preserve">OBJECTIVES:</w:t>
+      </w:r>
+    </w:p>
+    <w:p>
+      <w:pPr>
+        <w:ind w:left="360" w:hanging="280"/>
+        <w:spacing w:after="40"/>
+      </w:pPr>
+      <w:r>
+        <w:t xml:space="preserve">1.  To study the demographic profile and indications for revision total knee replacement in our patient cohort.</w:t>
+      </w:r>
+    </w:p>
+    <w:p>
+      <w:pPr>
+        <w:ind w:left="360" w:hanging="280"/>
+        <w:spacing w:after="40"/>
+      </w:pPr>
+      <w:r>
+        <w:t xml:space="preserve">2.  To assess the clinical outcomes of revision TKR using validated scoring systems—the Knee Society Score (KSS 2011) and the Western Ontario and McMaster Universities Osteoarthritis Index (WOMAC).</w:t>
+      </w:r>
+    </w:p>
+    <w:p>
+      <w:pPr>
+        <w:ind w:left="360" w:hanging="280"/>
+        <w:spacing w:after="40"/>
+      </w:pPr>
+      <w:r>
+        <w:t xml:space="preserve">3.  To evaluate the radiological outcomes including component alignment, radiolucent lines, and signs of loosening using the Knee Society Roentgenographic Evaluation and Scoring System.</w:t>
+      </w:r>
+    </w:p>
+    <w:p>
+      <w:pPr>
+        <w:ind w:left="360" w:hanging="280"/>
+        <w:spacing w:after="40"/>
+      </w:pPr>
+      <w:r>
+        <w:t xml:space="preserve">4.  To assess patient satisfaction following revision TKR using a study-specific patient satisfaction questionnaire.</w:t>
+      </w:r>
+    </w:p>
+    <w:p>
+      <w:pPr>
+        <w:ind w:left="360" w:hanging="280"/>
+        <w:spacing w:after="40"/>
+      </w:pPr>
+      <w:r>
+        <w:t xml:space="preserve">5.  To identify factors influencing clinical and radiological outcomes including age, sex, BMI, indication for revision, degree of bone loss (AORI classification), type of implant constraint, use of stems and augments, and single-stage versus two-stage revision.</w:t>
+      </w:r>
+    </w:p>
+    <w:p>
+      <w:pPr>
+        <w:ind w:left="360" w:hanging="280"/>
+        <w:spacing w:after="40"/>
+      </w:pPr>
+      <w:r>
+        <w:t xml:space="preserve">6.  To document the complications and re-revision rates in the study cohort and to perform implant survivorship analysis.</w:t>
+      </w:r>
+    </w:p>
+    <w:p>
+      <w:pPr>
+        <w:pBdr>
+          <w:bottom w:val="single" w:sz="6" w:space="1" w:color="BFBFBF"/>
+        </w:pBdr>
+      </w:pPr>
+    </w:p>
+    <w:p>
+      <w:pPr>
+        <w:pStyle w:val="Heading1"/>
+        <w:pageBreakBefore/>
+      </w:pPr>
+      <w:r>
+        <w:t xml:space="preserve">4. RESEARCH QUESTION &amp; HYPOTHESIS</w:t>
+      </w:r>
+    </w:p>
+    <w:p>
+      <w:r>
+        <w:rPr>
+          <w:b/>
+        </w:rPr>
+        <w:t xml:space="preserve">RESEARCH QUESTION:</w:t>
+      </w:r>
+      <w:r>
+        <w:t xml:space="preserve"> What are the clinical, radiological, and patient satisfaction outcomes following revision total knee replacement at a high-volume tertiary care centre in India, and which patient-, surgery-, and implant-related factors predict poorer outcomes?</w:t>
+      </w:r>
+    </w:p>
+    <w:p>
+      <w:r>
+        <w:rPr>
+          <w:b/>
+        </w:rPr>
+        <w:t xml:space="preserve">HYPOTHESIS:</w:t>
+      </w:r>
+    </w:p>
+    <w:p>
+      <w:pPr>
+        <w:ind w:left="360" w:hanging="280"/>
+        <w:spacing w:after="40"/>
+      </w:pPr>
+      <w:r>
+        <w:t xml:space="preserve">•  </w:t>
+      </w:r>
+      <w:r>
+        <w:rPr>
+          <w:b/>
+        </w:rPr>
+        <w:t xml:space="preserve">Null Hypothesis (H0):</w:t>
+      </w:r>
+      <w:r>
+        <w:t xml:space="preserve"> Revision total knee replacement does not result in a statistically significant improvement in clinical and functional outcome scores from the preoperative state.</w:t>
+      </w:r>
+    </w:p>
+    <w:p>
+      <w:pPr>
+        <w:ind w:left="360" w:hanging="280"/>
+        <w:spacing w:after="40"/>
+      </w:pPr>
+      <w:r>
+        <w:t xml:space="preserve">•  </w:t>
+      </w:r>
+      <w:r>
+        <w:rPr>
+          <w:b/>
+        </w:rPr>
+        <w:t xml:space="preserve">Alternative Hypothesis (H1):</w:t>
+      </w:r>
+      <w:r>
+        <w:t xml:space="preserve"> Revision total knee replacement results in a statistically significant improvement in clinical and functional outcome scores, with patient satisfaction comparable to published international data, and specific identifiable factors influence the outcomes.</w:t>
+      </w:r>
+    </w:p>
+    <w:p>
+      <w:pPr>
+        <w:pBdr>
+          <w:bottom w:val="single" w:sz="6" w:space="1" w:color="BFBFBF"/>
+        </w:pBdr>
+      </w:pPr>
+    </w:p>
+    <w:p>
+      <w:pPr>
+        <w:pStyle w:val="Heading1"/>
+        <w:pageBreakBefore/>
+      </w:pPr>
+      <w:r>
+        <w:t xml:space="preserve">5. RESEARCH METHODOLOGY</w:t>
+      </w:r>
+    </w:p>
+    <w:p>
+      <w:r>
+        <w:rPr>
+          <w:b/>
+        </w:rPr>
+        <w:t xml:space="preserve">5.1 STUDY DESIGN:</w:t>
+      </w:r>
+      <w:r>
+        <w:t xml:space="preserve"> Prospective and retrospective observational cohort study (combined cohort design).</w:t>
+      </w:r>
+    </w:p>
+    <w:p>
+      <w:r>
+        <w:rPr>
+          <w:b/>
+        </w:rPr>
+        <w:t xml:space="preserve">5.2 STUDY SETTING:</w:t>
+      </w:r>
+      <w:r>
+        <w:t xml:space="preserve"> Department of Orthopaedics, Seth G.S. Medical College and KEM Hospital, Parel, Mumbai 400012. This is a tertiary care teaching hospital and a high-volume arthroplasty centre.</w:t>
+      </w:r>
+    </w:p>
+    <w:p>
+      <w:r>
+        <w:rPr>
+          <w:b/>
+        </w:rPr>
+        <w:t xml:space="preserve">5.3 STUDY DURATION:</w:t>
+      </w:r>
+      <w:r>
+        <w:t xml:space="preserve"> July 2026 to June 2028 (approximately 2 years), comprising a retrospective record-review arm and a prospective enrolment arm (see Section 5.5).</w:t>
+      </w:r>
+    </w:p>
+    <w:p>
+      <w:r>
+        <w:rPr>
+          <w:b/>
+        </w:rPr>
+        <w:t xml:space="preserve">5.4 STUDY POPULATION:</w:t>
+      </w:r>
+      <w:r>
+        <w:t xml:space="preserve"> All patients who have undergone or will undergo revision total knee replacement at our institution during the defined study period.</w:t>
+      </w:r>
+    </w:p>
+    <w:p>
+      <w:pPr>
+        <w:pStyle w:val="Heading2"/>
+      </w:pPr>
+      <w:r>
+        <w:t xml:space="preserve">5.5 SAMPLE SIZE CALCULATION</w:t>
+      </w:r>
+    </w:p>
+    <w:p>
+      <w:r>
+        <w:t xml:space="preserve">The sample size was calculated based on the primary outcome—the change in the Knee Society Score (KSS) from the preoperative state to final follow-up. Because this is a </w:t>
+      </w:r>
+      <w:r>
+        <w:rPr>
+          <w:b/>
+        </w:rPr>
+        <w:t xml:space="preserve">paired</w:t>
+      </w:r>
+      <w:r>
+        <w:t xml:space="preserve"> (pre- versus post-operative) comparison within the same cohort, the sample size was estimated using the formula for a paired difference of means:</w:t>
+      </w:r>
+    </w:p>
+    <w:p>
+      <w:pPr>
+        <w:shd w:val="clear" w:color="auto" w:fill="F2F2F2"/>
+        <w:spacing w:after="0"/>
+      </w:pPr>
+      <w:r>
+        <w:rPr>
+          <w:rFonts w:ascii="Consolas" w:hAnsi="Consolas"/>
+          <w:sz w:val="18"/>
+        </w:rPr>
+        <w:t xml:space="preserve">n = [(Z₁₋α/₂ + Z₁₋β)² × σ_d²] / d²</w:t>
+      </w:r>
+    </w:p>
+    <w:p/>
+    <w:p>
+      <w:r>
+        <w:t xml:space="preserve">Where:</w:t>
+      </w:r>
+    </w:p>
+    <w:p>
+      <w:pPr>
+        <w:ind w:left="360" w:hanging="280"/>
+        <w:spacing w:after="40"/>
+      </w:pPr>
+      <w:r>
+        <w:t xml:space="preserve">•  </w:t>
+      </w:r>
+      <w:r>
+        <w:rPr>
+          <w:b/>
+        </w:rPr>
+        <w:t xml:space="preserve">Z₁₋α/₂ = 1.96</w:t>
+      </w:r>
+      <w:r>
+        <w:t xml:space="preserve"> (two-sided 95% confidence level, α = 0.05)</w:t>
+      </w:r>
+    </w:p>
+    <w:p>
+      <w:pPr>
+        <w:ind w:left="360" w:hanging="280"/>
+        <w:spacing w:after="40"/>
+      </w:pPr>
+      <w:r>
+        <w:t xml:space="preserve">•  </w:t>
+      </w:r>
+      <w:r>
+        <w:rPr>
+          <w:b/>
+        </w:rPr>
+        <w:t xml:space="preserve">Z₁₋β = 0.84</w:t>
+      </w:r>
+      <w:r>
+        <w:t xml:space="preserve"> (80% power)</w:t>
+      </w:r>
+    </w:p>
+    <w:p>
+      <w:pPr>
+        <w:ind w:left="360" w:hanging="280"/>
+        <w:spacing w:after="40"/>
+      </w:pPr>
+      <w:r>
+        <w:t xml:space="preserve">•  </w:t>
+      </w:r>
+      <w:r>
+        <w:rPr>
+          <w:b/>
+        </w:rPr>
+        <w:t xml:space="preserve">d</w:t>
+      </w:r>
+      <w:r>
+        <w:t xml:space="preserve"> = minimal clinically important difference (MCID) in KSS to be detected</w:t>
+      </w:r>
+    </w:p>
+    <w:p>
+      <w:pPr>
+        <w:ind w:left="360" w:hanging="280"/>
+        <w:spacing w:after="40"/>
+      </w:pPr>
+      <w:r>
+        <w:t xml:space="preserve">•  </w:t>
+      </w:r>
+      <w:r>
+        <w:rPr>
+          <w:b/>
+        </w:rPr>
+        <w:t xml:space="preserve">σ_d</w:t>
+      </w:r>
+      <w:r>
+        <w:t xml:space="preserve"> = standard deviation of the </w:t>
+      </w:r>
+      <w:r>
+        <w:rPr>
+          <w:i/>
+        </w:rPr>
+        <w:t xml:space="preserve">change</w:t>
+      </w:r>
+      <w:r>
+        <w:t xml:space="preserve"> in KSS</w:t>
+      </w:r>
+    </w:p>
+    <w:p>
+      <w:r>
+        <w:t xml:space="preserve">This expression can be written equivalently in terms of the standardized effect size (Cohen's </w:t>
+      </w:r>
+      <w:r>
+        <w:rPr>
+          <w:i/>
+        </w:rPr>
+        <w:t xml:space="preserve">d</w:t>
+      </w:r>
+      <w:r>
+        <w:t xml:space="preserve">), where </w:t>
+      </w:r>
+      <w:r>
+        <w:rPr>
+          <w:b/>
+        </w:rPr>
+        <w:t xml:space="preserve">ES = d / σ_d</w:t>
+      </w:r>
+      <w:r>
+        <w:t xml:space="preserve">:</w:t>
+      </w:r>
+    </w:p>
+    <w:p>
+      <w:pPr>
+        <w:shd w:val="clear" w:color="auto" w:fill="F2F2F2"/>
+        <w:spacing w:after="0"/>
+      </w:pPr>
+      <w:r>
+        <w:rPr>
+          <w:rFonts w:ascii="Consolas" w:hAnsi="Consolas"/>
+          <w:sz w:val="18"/>
+        </w:rPr>
+        <w:t xml:space="preserve">n = (Z₁₋α/₂ + Z₁₋β)² / ES²</w:t>
+      </w:r>
+    </w:p>
+    <w:p/>
+    <w:p>
+      <w:r>
+        <w:rPr>
+          <w:b/>
+        </w:rPr>
+        <w:t xml:space="preserve">Choice of effect size.</w:t>
+      </w:r>
+      <w:r>
+        <w:t xml:space="preserve"> Baier et al. (2013), in a patient-oriented evaluation of revision TKR, reported a mean improvement in KSS of approximately 34 points. Taking a clinically meaningful difference (MCID) of 10 KSS points against a standard deviation of change of approximately 19.6 points yields a </w:t>
+      </w:r>
+      <w:r>
+        <w:rPr>
+          <w:b/>
+        </w:rPr>
+        <w:t xml:space="preserve">conservative standardized effect size of 0.51</w:t>
+      </w:r>
+      <w:r>
+        <w:t xml:space="preserve">:</w:t>
+      </w:r>
+    </w:p>
+    <w:p>
+      <w:pPr>
+        <w:shd w:val="clear" w:color="auto" w:fill="F2F2F2"/>
+        <w:spacing w:after="0"/>
+      </w:pPr>
+      <w:r>
+        <w:rPr>
+          <w:rFonts w:ascii="Consolas" w:hAnsi="Consolas"/>
+          <w:sz w:val="18"/>
+        </w:rPr>
+        <w:t xml:space="preserve">ES = d / σ_d = 10 / 19.6 ≈ 0.51</w:t>
+      </w:r>
+    </w:p>
+    <w:p/>
+    <w:p>
+      <w:r>
+        <w:rPr>
+          <w:b/>
+        </w:rPr>
+        <w:t xml:space="preserve">Calculation:</w:t>
+      </w:r>
+    </w:p>
+    <w:p>
+      <w:pPr>
+        <w:shd w:val="clear" w:color="auto" w:fill="F2F2F2"/>
+        <w:spacing w:after="0"/>
+      </w:pPr>
+      <w:r>
+        <w:rPr>
+          <w:rFonts w:ascii="Consolas" w:hAnsi="Consolas"/>
+          <w:sz w:val="18"/>
+        </w:rPr>
+        <w:t xml:space="preserve">n = (1.96 + 0.84)² / (0.51)²</w:t>
+      </w:r>
+    </w:p>
+    <w:p>
+      <w:pPr>
+        <w:shd w:val="clear" w:color="auto" w:fill="F2F2F2"/>
+        <w:spacing w:after="0"/>
+      </w:pPr>
+      <w:r>
+        <w:rPr>
+          <w:rFonts w:ascii="Consolas" w:hAnsi="Consolas"/>
+          <w:sz w:val="18"/>
+        </w:rPr>
+        <w:t xml:space="preserve">  = (2.80)² / 0.260</w:t>
+      </w:r>
+    </w:p>
+    <w:p>
+      <w:pPr>
+        <w:shd w:val="clear" w:color="auto" w:fill="F2F2F2"/>
+        <w:spacing w:after="0"/>
+      </w:pPr>
+      <w:r>
+        <w:rPr>
+          <w:rFonts w:ascii="Consolas" w:hAnsi="Consolas"/>
+          <w:sz w:val="18"/>
+        </w:rPr>
+        <w:t xml:space="preserve">  = 7.84 / 0.260</w:t>
+      </w:r>
+    </w:p>
+    <w:p>
+      <w:pPr>
+        <w:shd w:val="clear" w:color="auto" w:fill="F2F2F2"/>
+        <w:spacing w:after="0"/>
+      </w:pPr>
+      <w:r>
+        <w:rPr>
+          <w:rFonts w:ascii="Consolas" w:hAnsi="Consolas"/>
+          <w:sz w:val="18"/>
+        </w:rPr>
+        <w:t xml:space="preserve">  ≈ 30.1</w:t>
+      </w:r>
+    </w:p>
+    <w:p>
+      <w:pPr>
+        <w:shd w:val="clear" w:color="auto" w:fill="F2F2F2"/>
+        <w:spacing w:after="0"/>
+      </w:pPr>
+      <w:r>
+        <w:rPr>
+          <w:rFonts w:ascii="Consolas" w:hAnsi="Consolas"/>
+          <w:sz w:val="18"/>
+        </w:rPr>
+        <w:t xml:space="preserve">  ≈ 30 evaluable patients</w:t>
+      </w:r>
+    </w:p>
+    <w:p/>
+    <w:p>
+      <w:r>
+        <w:t xml:space="preserve">Therefore, a minimum of </w:t>
+      </w:r>
+      <w:r>
+        <w:rPr>
+          <w:b/>
+        </w:rPr>
+        <w:t xml:space="preserve">30 evaluable patients</w:t>
+      </w:r>
+      <w:r>
+        <w:t xml:space="preserve"> (i.e., patients with complete primary-outcome follow-up) is required to detect a clinically meaningful improvement in KSS with </w:t>
+      </w:r>
+      <w:r>
+        <w:rPr>
+          <w:b/>
+        </w:rPr>
+        <w:t xml:space="preserve">80% power</w:t>
+      </w:r>
+      <w:r>
+        <w:t xml:space="preserve"> at a </w:t>
+      </w:r>
+      <w:r>
+        <w:rPr>
+          <w:b/>
+        </w:rPr>
+        <w:t xml:space="preserve">5% two-sided significance level</w:t>
+      </w:r>
+      <w:r>
+        <w:t xml:space="preserve">.</w:t>
+      </w:r>
+    </w:p>
+    <w:p>
+      <w:pPr>
+        <w:pStyle w:val="Quote"/>
+      </w:pPr>
+      <w:r>
+        <w:rPr>
+          <w:b/>
+        </w:rPr>
+        <w:t xml:space="preserve">Sensitivity note.</w:t>
+      </w:r>
+      <w:r>
+        <w:t xml:space="preserve"> At the slightly more conservative effect size of 0.50, 30 evaluable patients still provide approximately </w:t>
+      </w:r>
+      <w:r>
+        <w:rPr>
+          <w:b/>
+        </w:rPr>
+        <w:t xml:space="preserve">78% power</w:t>
+      </w:r>
+      <w:r>
+        <w:t xml:space="preserve">, and 32 evaluable patients provide 80% power. Given that the </w:t>
+      </w:r>
+      <w:r>
+        <w:rPr>
+          <w:i/>
+        </w:rPr>
+        <w:t xml:space="preserve">observed</w:t>
+      </w:r>
+      <w:r>
+        <w:t xml:space="preserve"> mean improvement reported by Baier et al. (~34 points) corresponds to a far larger true effect size, the study is comfortably powered for the anticipated improvement; the figure above represents a deliberately conservative lower bound based on the MCID rather than the expected effect.</w:t>
+      </w:r>
+    </w:p>
+    <w:p>
+      <w:r>
+        <w:rPr>
+          <w:b/>
+        </w:rPr>
+        <w:t xml:space="preserve">Adjustment for loss to follow-up.</w:t>
+      </w:r>
+      <w:r>
+        <w:t xml:space="preserve"> Anticipating approximately 20% attrition (loss to follow-up, withdrawal, or incomplete records in the retrospective arm):</w:t>
+      </w:r>
+    </w:p>
+    <w:p>
+      <w:pPr>
+        <w:shd w:val="clear" w:color="auto" w:fill="F2F2F2"/>
+        <w:spacing w:after="0"/>
+      </w:pPr>
+      <w:r>
+        <w:rPr>
+          <w:rFonts w:ascii="Consolas" w:hAnsi="Consolas"/>
+          <w:sz w:val="18"/>
+        </w:rPr>
+        <w:t xml:space="preserve">n_recruit = 30 / (1 − 0.20) = 30 / 0.80 = 37.5 ≈ 38 patients</w:t>
+      </w:r>
+    </w:p>
+    <w:p/>
+    <w:p>
+      <w:r>
+        <w:t xml:space="preserve">Accordingly, the study aims to </w:t>
+      </w:r>
+      <w:r>
+        <w:rPr>
+          <w:b/>
+        </w:rPr>
+        <w:t xml:space="preserve">recruit 38 patients</w:t>
+      </w:r>
+      <w:r>
+        <w:t xml:space="preserve"> in order to retain a minimum of </w:t>
+      </w:r>
+      <w:r>
+        <w:rPr>
+          <w:b/>
+        </w:rPr>
+        <w:t xml:space="preserve">30 evaluable patients</w:t>
+      </w:r>
+      <w:r>
+        <w:t xml:space="preserve"> at final analysis. This target provides adequate statistical power while remaining consistent with the institutional revision TKR volume during the study period. All consecutive eligible patients will be enrolled (universal/consecutive sampling).</w:t>
+      </w:r>
+    </w:p>
+    <w:p>
+      <w:pPr>
+        <w:ind w:left="360" w:hanging="280"/>
+        <w:spacing w:after="40"/>
+      </w:pPr>
+      <w:r>
+        <w:t xml:space="preserve">•  </w:t>
+      </w:r>
+      <w:r>
+        <w:rPr>
+          <w:b/>
+        </w:rPr>
+        <w:t xml:space="preserve">Retrospective arm:</w:t>
+      </w:r>
+      <w:r>
+        <w:t xml:space="preserve"> Patients who underwent revision TKR from January 2021 to June 2026 with available records and adequate follow-up.</w:t>
+      </w:r>
+    </w:p>
+    <w:p>
+      <w:pPr>
+        <w:ind w:left="360" w:hanging="280"/>
+        <w:spacing w:after="40"/>
+      </w:pPr>
+      <w:r>
+        <w:t xml:space="preserve">•  </w:t>
+      </w:r>
+      <w:r>
+        <w:rPr>
+          <w:b/>
+        </w:rPr>
+        <w:t xml:space="preserve">Prospective arm:</w:t>
+      </w:r>
+      <w:r>
+        <w:t xml:space="preserve"> Patients undergoing revision TKR from August 2026 to December 2027, followed up for a minimum of 6 months.</w:t>
+      </w:r>
+    </w:p>
+    <w:p>
+      <w:r>
+        <w:t xml:space="preserve">Statistical advice has been sought from the Department of Preventive and Social Medicine (Biostatistics), Seth G.S. Medical College and KEM Hospital. The final sample size and power assumptions will be confirmed with the institutional biostatistician prior to IEC submission.</w:t>
+      </w:r>
+    </w:p>
+    <w:p>
+      <w:pPr>
+        <w:pStyle w:val="Quote"/>
+      </w:pPr>
+      <w:r>
+        <w:rPr>
+          <w:b/>
+        </w:rPr>
+        <w:t xml:space="preserve">Note on power approximation.</w:t>
+      </w:r>
+      <w:r>
+        <w:t xml:space="preserve"> The above uses the normal (Z) approximation. The exact paired </w:t>
+      </w:r>
+      <w:r>
+        <w:rPr>
+          <w:i/>
+        </w:rPr>
+        <w:t xml:space="preserve">t</w:t>
+      </w:r>
+      <w:r>
+        <w:t xml:space="preserve">-test (based on the non-central </w:t>
+      </w:r>
+      <w:r>
+        <w:rPr>
+          <w:i/>
+        </w:rPr>
+        <w:t xml:space="preserve">t</w:t>
+      </w:r>
+      <w:r>
+        <w:t xml:space="preserve">-distribution) typically requires one to two additional subjects for the same power; the quoted figure of ~80% should therefore be read as approximate, and the 38-patient recruitment target provides a comfortable margin.</w:t>
+      </w:r>
+    </w:p>
+    <w:p>
+      <w:r>
+        <w:rPr>
+          <w:b/>
+        </w:rPr>
+        <w:t xml:space="preserve">5.6 INCLUSION CRITERIA:</w:t>
+      </w:r>
+    </w:p>
+    <w:p>
+      <w:pPr>
+        <w:ind w:left="360" w:hanging="280"/>
+        <w:spacing w:after="40"/>
+      </w:pPr>
+      <w:r>
+        <w:t xml:space="preserve">1.  All patients who underwent revision total knee replacement (single-stage or two-stage) at our institution during the study period.</w:t>
+      </w:r>
+    </w:p>
+    <w:p>
+      <w:pPr>
+        <w:ind w:left="360" w:hanging="280"/>
+        <w:spacing w:after="40"/>
+      </w:pPr>
+      <w:r>
+        <w:t xml:space="preserve">2.  Patients aged 18 years or above.</w:t>
+      </w:r>
+    </w:p>
+    <w:p>
+      <w:pPr>
+        <w:ind w:left="360" w:hanging="280"/>
+        <w:spacing w:after="40"/>
+      </w:pPr>
+      <w:r>
+        <w:t xml:space="preserve">3.  Minimum follow-up of 6 months from the date of revision surgery (or from Stage 2 reimplantation in two-stage cases).</w:t>
+      </w:r>
+    </w:p>
+    <w:p>
+      <w:pPr>
+        <w:ind w:left="360" w:hanging="280"/>
+        <w:spacing w:after="40"/>
+      </w:pPr>
+      <w:r>
+        <w:t xml:space="preserve">4.  Patients willing to provide written informed consent.</w:t>
+      </w:r>
+    </w:p>
+    <w:p>
+      <w:r>
+        <w:rPr>
+          <w:b/>
+        </w:rPr>
+        <w:t xml:space="preserve">5.7 EXCLUSION CRITERIA:</w:t>
+      </w:r>
+    </w:p>
+    <w:p>
+      <w:pPr>
+        <w:ind w:left="360" w:hanging="280"/>
+        <w:spacing w:after="40"/>
+      </w:pPr>
+      <w:r>
+        <w:t xml:space="preserve">1.  Patients with incomplete medical records or unavailable radiographs (retrospective arm).</w:t>
+      </w:r>
+    </w:p>
+    <w:p>
+      <w:pPr>
+        <w:ind w:left="360" w:hanging="280"/>
+        <w:spacing w:after="40"/>
+      </w:pPr>
+      <w:r>
+        <w:t xml:space="preserve">2.  Patients lost to follow-up before completing 6 months.</w:t>
+      </w:r>
+    </w:p>
+    <w:p>
+      <w:pPr>
+        <w:ind w:left="360" w:hanging="280"/>
+        <w:spacing w:after="40"/>
+      </w:pPr>
+      <w:r>
+        <w:t xml:space="preserve">3.  Patients unwilling to participate or unable to provide consent.</w:t>
+      </w:r>
+    </w:p>
+    <w:p>
+      <w:pPr>
+        <w:ind w:left="360" w:hanging="280"/>
+        <w:spacing w:after="40"/>
+      </w:pPr>
+      <w:r>
+        <w:t xml:space="preserve">4.  Mega-prosthesis or tumour prosthesis reconstruction cases.</w:t>
+      </w:r>
+    </w:p>
+    <w:p>
+      <w:pPr>
+        <w:ind w:left="360" w:hanging="280"/>
+        <w:spacing w:after="40"/>
+      </w:pPr>
+      <w:r>
+        <w:t xml:space="preserve">5.  Isolated polyethylene liner exchange without revision of any metal component.</w:t>
+      </w:r>
+    </w:p>
+    <w:p>
+      <w:pPr>
+        <w:ind w:left="360" w:hanging="280"/>
+        <w:spacing w:after="40"/>
+      </w:pPr>
+      <w:r>
+        <w:t xml:space="preserve">6.  Arthrodesis conversion cases.</w:t>
+      </w:r>
+    </w:p>
+    <w:p>
+      <w:r>
+        <w:rPr>
+          <w:b/>
+        </w:rPr>
+        <w:t xml:space="preserve">5.8 OPERATIONAL DEFINITIONS:</w:t>
+      </w:r>
+    </w:p>
+    <w:p>
+      <w:pPr>
+        <w:ind w:left="360" w:hanging="280"/>
+        <w:spacing w:after="40"/>
+      </w:pPr>
+      <w:r>
+        <w:t xml:space="preserve">1.  </w:t>
+      </w:r>
+      <w:r>
+        <w:rPr>
+          <w:b/>
+        </w:rPr>
+        <w:t xml:space="preserve">Revision TKR:</w:t>
+      </w:r>
+      <w:r>
+        <w:t xml:space="preserve"> Any surgical procedure involving exchange, removal, or addition of one or more components of a previously implanted total knee prosthesis.</w:t>
+      </w:r>
+    </w:p>
+    <w:p>
+      <w:pPr>
+        <w:ind w:left="360" w:hanging="280"/>
+        <w:spacing w:after="40"/>
+      </w:pPr>
+      <w:r>
+        <w:t xml:space="preserve">2.  </w:t>
+      </w:r>
+      <w:r>
+        <w:rPr>
+          <w:b/>
+        </w:rPr>
+        <w:t xml:space="preserve">Aseptic Loosening:</w:t>
+      </w:r>
+      <w:r>
+        <w:t xml:space="preserve"> Failure of fixation in the absence of infection, evidenced by progressive radiolucent lines (&gt;2 mm), component migration (&gt;2 mm), or alignment change (&gt;3°), with negative infection workup.</w:t>
+      </w:r>
+    </w:p>
+    <w:p>
+      <w:pPr>
+        <w:ind w:left="360" w:hanging="280"/>
+        <w:spacing w:after="40"/>
+      </w:pPr>
+      <w:r>
+        <w:t xml:space="preserve">3.  </w:t>
+      </w:r>
+      <w:r>
+        <w:rPr>
+          <w:b/>
+        </w:rPr>
+        <w:t xml:space="preserve">Periprosthetic Joint Infection (PJI):</w:t>
+      </w:r>
+      <w:r>
+        <w:t xml:space="preserve"> Defined per the 2018 ICM/MSIS criteria. Major criteria: two positive periprosthetic cultures with identical organisms OR a sinus tract communicating with the joint. Minor criteria include elevated serum CRP/ESR, elevated synovial WBC count, elevated synovial PMN percentage, positive alpha-defensin, elevated synovial CRP, and positive histology.</w:t>
+      </w:r>
+    </w:p>
+    <w:p>
+      <w:pPr>
+        <w:ind w:left="360" w:hanging="280"/>
+        <w:spacing w:after="40"/>
+      </w:pPr>
+      <w:r>
+        <w:t xml:space="preserve">4.  </w:t>
+      </w:r>
+      <w:r>
+        <w:rPr>
+          <w:b/>
+        </w:rPr>
+        <w:t xml:space="preserve">Radiological Loosening:</w:t>
+      </w:r>
+      <w:r>
+        <w:t xml:space="preserve"> Progressive radiolucent lines &gt;2 mm in all zones, component migration/subsidence &gt;2 mm, alignment change &gt;3° on serial radiographs, or cement mantle fracture.</w:t>
+      </w:r>
+    </w:p>
+    <w:p>
+      <w:pPr>
+        <w:ind w:left="360" w:hanging="280"/>
+        <w:spacing w:after="40"/>
+      </w:pPr>
+      <w:r>
+        <w:t xml:space="preserve">5.  </w:t>
+      </w:r>
+      <w:r>
+        <w:rPr>
+          <w:b/>
+        </w:rPr>
+        <w:t xml:space="preserve">Instability:</w:t>
+      </w:r>
+      <w:r>
+        <w:t xml:space="preserve"> Symptomatic AP translation &gt;10 mm or ML laxity &gt;10° causing functional impairment.</w:t>
+      </w:r>
+    </w:p>
+    <w:p>
+      <w:pPr>
+        <w:ind w:left="360" w:hanging="280"/>
+        <w:spacing w:after="40"/>
+      </w:pPr>
+      <w:r>
+        <w:t xml:space="preserve">6.  </w:t>
+      </w:r>
+      <w:r>
+        <w:rPr>
+          <w:b/>
+        </w:rPr>
+        <w:t xml:space="preserve">Stiffness/Arthrofibrosis:</w:t>
+      </w:r>
+      <w:r>
+        <w:t xml:space="preserve"> ROM &lt;90° flexion or flexion contracture &gt;10° limiting function, without mechanical or infective cause.</w:t>
+      </w:r>
+    </w:p>
+    <w:p>
+      <w:pPr>
+        <w:ind w:left="360" w:hanging="280"/>
+        <w:spacing w:after="40"/>
+      </w:pPr>
+      <w:r>
+        <w:t xml:space="preserve">7.  </w:t>
+      </w:r>
+      <w:r>
+        <w:rPr>
+          <w:b/>
+        </w:rPr>
+        <w:t xml:space="preserve">Clinical Success:</w:t>
+      </w:r>
+      <w:r>
+        <w:t xml:space="preserve"> KSS improvement of ≥10 points (MCID) from baseline, stable well-fixed implant, and no re-revision at latest follow-up.</w:t>
+      </w:r>
+    </w:p>
+    <w:p>
+      <w:pPr>
+        <w:ind w:left="360" w:hanging="280"/>
+        <w:spacing w:after="40"/>
+      </w:pPr>
+      <w:r>
+        <w:t xml:space="preserve">8.  </w:t>
+      </w:r>
+      <w:r>
+        <w:rPr>
+          <w:b/>
+        </w:rPr>
+        <w:t xml:space="preserve">Clinical Failure:</w:t>
+      </w:r>
+      <w:r>
+        <w:t xml:space="preserve"> Need for re-revision for any cause, OR radiological loosening, OR persistent pain with KSS improvement below MCID.</w:t>
+      </w:r>
+    </w:p>
+    <w:p>
+      <w:pPr>
+        <w:ind w:left="360" w:hanging="280"/>
+        <w:spacing w:after="40"/>
+      </w:pPr>
+      <w:r>
+        <w:t xml:space="preserve">9.  </w:t>
+      </w:r>
+      <w:r>
+        <w:rPr>
+          <w:b/>
+        </w:rPr>
+        <w:t xml:space="preserve">Re-revision:</w:t>
+      </w:r>
+      <w:r>
+        <w:t xml:space="preserve"> Any subsequent surgical procedure on the same knee involving component exchange, removal, or addition after the index revision.</w:t>
+      </w:r>
+    </w:p>
+    <w:p>
+      <w:pPr>
+        <w:ind w:left="360" w:hanging="280"/>
+        <w:spacing w:after="40"/>
+      </w:pPr>
+      <w:r>
+        <w:t xml:space="preserve">10.  </w:t>
+      </w:r>
+      <w:r>
+        <w:rPr>
+          <w:b/>
+        </w:rPr>
+        <w:t xml:space="preserve">Patient Satisfaction:</w:t>
+      </w:r>
+      <w:r>
+        <w:t xml:space="preserve"> Measured on a study-specific 5-point Likert scale; total score ≥15/25 = Satisfied, &lt;15/25 = Not Satisfied.</w:t>
+      </w:r>
+    </w:p>
+    <w:p>
+      <w:pPr>
+        <w:ind w:left="360" w:hanging="280"/>
+        <w:spacing w:after="40"/>
+      </w:pPr>
+      <w:r>
+        <w:t xml:space="preserve">11.  </w:t>
+      </w:r>
+      <w:r>
+        <w:rPr>
+          <w:b/>
+        </w:rPr>
+        <w:t xml:space="preserve">Minimum Follow-up:</w:t>
+      </w:r>
+      <w:r>
+        <w:t xml:space="preserve"> Six months from revision surgery (or Stage 2 reimplantation in two-stage cases).</w:t>
+      </w:r>
+    </w:p>
+    <w:p>
+      <w:r>
+        <w:rPr>
+          <w:b/>
+        </w:rPr>
+        <w:t xml:space="preserve">5.9 STUDY VARIABLES:</w:t>
+      </w:r>
+    </w:p>
+    <w:tbl>
+      <w:tblPr>
+        <w:tblW w:w="9026" w:type="dxa"/>
+        <w:tblLayout w:type="fixed"/>
+        <w:tblBorders>
+          <w:top w:val="single" w:sz="6" w:space="0" w:color="999999"/>
+          <w:left w:val="single" w:sz="6" w:space="0" w:color="999999"/>
+          <w:bottom w:val="single" w:sz="6" w:space="0" w:color="999999"/>
+          <w:right w:val="single" w:sz="6" w:space="0" w:color="999999"/>
+          <w:insideH w:val="single" w:sz="6" w:space="0" w:color="999999"/>
+          <w:insideV w:val="single" w:sz="6" w:space="0" w:color="999999"/>
+        </w:tblBorders>
+        <w:tblLook w:val="04A0" w:firstRow="1" w:lastRow="0" w:firstColumn="1" w:lastColumn="0" w:noHBand="0" w:noVBand="1"/>
+      </w:tblPr>
+      <w:tblGrid>
+        <w:gridCol w:w="3008"/>
+        <w:gridCol w:w="3008"/>
+        <w:gridCol w:w="3008"/>
+      </w:tblGrid>
+      <w:tr>
+        <w:tc>
+          <w:tcPr>
+            <w:tcW w:w="3008" w:type="dxa"/>
+            <w:shd w:val="clear" w:color="auto" w:fill="D9E2F3"/>
+            <w:tcBorders>
+              <w:top w:val="single" w:sz="6" w:space="0" w:color="999999"/>
+              <w:left w:val="single" w:sz="6" w:space="0" w:color="999999"/>
+              <w:bottom w:val="single" w:sz="6" w:space="0" w:color="999999"/>
+              <w:right w:val="single" w:sz="6" w:space="0" w:color="999999"/>
+            </w:tcBorders>
+            <w:vAlign w:val="center"/>
+          </w:tcPr>
+          <w:p>
+            <w:pPr/>
+            <w:r>
+              <w:rPr>
+                <w:b/>
+              </w:rPr>
+              <w:t xml:space="preserve">Variable</w:t>
+            </w:r>
+          </w:p>
+        </w:tc>
+        <w:tc>
+          <w:tcPr>
+            <w:tcW w:w="3008" w:type="dxa"/>
+            <w:shd w:val="clear" w:color="auto" w:fill="D9E2F3"/>
+            <w:tcBorders>
+              <w:top w:val="single" w:sz="6" w:space="0" w:color="999999"/>
+              <w:left w:val="single" w:sz="6" w:space="0" w:color="999999"/>
+              <w:bottom w:val="single" w:sz="6" w:space="0" w:color="999999"/>
+              <w:right w:val="single" w:sz="6" w:space="0" w:color="999999"/>
+            </w:tcBorders>
+            <w:vAlign w:val="center"/>
+          </w:tcPr>
+          <w:p>
+            <w:pPr/>
+            <w:r>
+              <w:rPr>
+                <w:b/>
+              </w:rPr>
+              <w:t xml:space="preserve">Type</w:t>
+            </w:r>
+          </w:p>
+        </w:tc>
+        <w:tc>
+          <w:tcPr>
+            <w:tcW w:w="3008" w:type="dxa"/>
+            <w:shd w:val="clear" w:color="auto" w:fill="D9E2F3"/>
+            <w:tcBorders>
+              <w:top w:val="single" w:sz="6" w:space="0" w:color="999999"/>
+              <w:left w:val="single" w:sz="6" w:space="0" w:color="999999"/>
+              <w:bottom w:val="single" w:sz="6" w:space="0" w:color="999999"/>
+              <w:right w:val="single" w:sz="6" w:space="0" w:color="999999"/>
+            </w:tcBorders>
+            <w:vAlign w:val="center"/>
+          </w:tcPr>
+          <w:p>
+            <w:pPr/>
+            <w:r>
+              <w:rPr>
+                <w:b/>
+              </w:rPr>
+              <w:t xml:space="preserve">Measurement</w:t>
+            </w:r>
+          </w:p>
+        </w:tc>
+      </w:tr>
+      <w:tr>
+        <w:tc>
+          <w:tcPr>
+            <w:tcW w:w="3008" w:type="dxa"/>
+            <w:tcBorders>
+              <w:top w:val="single" w:sz="6" w:space="0" w:color="999999"/>
+              <w:left w:val="single" w:sz="6" w:space="0" w:color="999999"/>
+              <w:bottom w:val="single" w:sz="6" w:space="0" w:color="999999"/>
+              <w:right w:val="single" w:sz="6" w:space="0" w:color="999999"/>
+            </w:tcBorders>
+            <w:vAlign w:val="center"/>
+          </w:tcPr>
+          <w:p>
+            <w:pPr/>
+            <w:r>
+              <w:t xml:space="preserve">Age</w:t>
+            </w:r>
+          </w:p>
+        </w:tc>
+        <w:tc>
+          <w:tcPr>
+            <w:tcW w:w="3008" w:type="dxa"/>
+            <w:tcBorders>
+              <w:top w:val="single" w:sz="6" w:space="0" w:color="999999"/>
+              <w:left w:val="single" w:sz="6" w:space="0" w:color="999999"/>
+              <w:bottom w:val="single" w:sz="6" w:space="0" w:color="999999"/>
+              <w:right w:val="single" w:sz="6" w:space="0" w:color="999999"/>
+            </w:tcBorders>
+            <w:vAlign w:val="center"/>
+          </w:tcPr>
+          <w:p>
+            <w:pPr/>
+            <w:r>
+              <w:t xml:space="preserve">Continuous</w:t>
+            </w:r>
+          </w:p>
+        </w:tc>
+        <w:tc>
+          <w:tcPr>
+            <w:tcW w:w="3008" w:type="dxa"/>
+            <w:tcBorders>
+              <w:top w:val="single" w:sz="6" w:space="0" w:color="999999"/>
+              <w:left w:val="single" w:sz="6" w:space="0" w:color="999999"/>
+              <w:bottom w:val="single" w:sz="6" w:space="0" w:color="999999"/>
+              <w:right w:val="single" w:sz="6" w:space="0" w:color="999999"/>
+            </w:tcBorders>
+            <w:vAlign w:val="center"/>
+          </w:tcPr>
+          <w:p>
+            <w:pPr/>
+            <w:r>
+              <w:t xml:space="preserve">Years</w:t>
+            </w:r>
+          </w:p>
+        </w:tc>
+      </w:tr>
+      <w:tr>
+        <w:tc>
+          <w:tcPr>
+            <w:tcW w:w="3008" w:type="dxa"/>
+            <w:tcBorders>
+              <w:top w:val="single" w:sz="6" w:space="0" w:color="999999"/>
+              <w:left w:val="single" w:sz="6" w:space="0" w:color="999999"/>
+              <w:bottom w:val="single" w:sz="6" w:space="0" w:color="999999"/>
+              <w:right w:val="single" w:sz="6" w:space="0" w:color="999999"/>
+            </w:tcBorders>
+            <w:vAlign w:val="center"/>
+          </w:tcPr>
+          <w:p>
+            <w:pPr/>
+            <w:r>
+              <w:t xml:space="preserve">Sex</w:t>
+            </w:r>
+          </w:p>
+        </w:tc>
+        <w:tc>
+          <w:tcPr>
+            <w:tcW w:w="3008" w:type="dxa"/>
+            <w:tcBorders>
+              <w:top w:val="single" w:sz="6" w:space="0" w:color="999999"/>
+              <w:left w:val="single" w:sz="6" w:space="0" w:color="999999"/>
+              <w:bottom w:val="single" w:sz="6" w:space="0" w:color="999999"/>
+              <w:right w:val="single" w:sz="6" w:space="0" w:color="999999"/>
+            </w:tcBorders>
+            <w:vAlign w:val="center"/>
+          </w:tcPr>
+          <w:p>
+            <w:pPr/>
+            <w:r>
+              <w:t xml:space="preserve">Categorical (nominal)</w:t>
+            </w:r>
+          </w:p>
+        </w:tc>
+        <w:tc>
+          <w:tcPr>
+            <w:tcW w:w="3008" w:type="dxa"/>
+            <w:tcBorders>
+              <w:top w:val="single" w:sz="6" w:space="0" w:color="999999"/>
+              <w:left w:val="single" w:sz="6" w:space="0" w:color="999999"/>
+              <w:bottom w:val="single" w:sz="6" w:space="0" w:color="999999"/>
+              <w:right w:val="single" w:sz="6" w:space="0" w:color="999999"/>
+            </w:tcBorders>
+            <w:vAlign w:val="center"/>
+          </w:tcPr>
+          <w:p>
+            <w:pPr/>
+            <w:r>
+              <w:t xml:space="preserve">Male / Female</w:t>
+            </w:r>
+          </w:p>
+        </w:tc>
+      </w:tr>
+      <w:tr>
+        <w:tc>
+          <w:tcPr>
+            <w:tcW w:w="3008" w:type="dxa"/>
+            <w:tcBorders>
+              <w:top w:val="single" w:sz="6" w:space="0" w:color="999999"/>
+              <w:left w:val="single" w:sz="6" w:space="0" w:color="999999"/>
+              <w:bottom w:val="single" w:sz="6" w:space="0" w:color="999999"/>
+              <w:right w:val="single" w:sz="6" w:space="0" w:color="999999"/>
+            </w:tcBorders>
+            <w:vAlign w:val="center"/>
+          </w:tcPr>
+          <w:p>
+            <w:pPr/>
+            <w:r>
+              <w:t xml:space="preserve">BMI</w:t>
+            </w:r>
+          </w:p>
+        </w:tc>
+        <w:tc>
+          <w:tcPr>
+            <w:tcW w:w="3008" w:type="dxa"/>
+            <w:tcBorders>
+              <w:top w:val="single" w:sz="6" w:space="0" w:color="999999"/>
+              <w:left w:val="single" w:sz="6" w:space="0" w:color="999999"/>
+              <w:bottom w:val="single" w:sz="6" w:space="0" w:color="999999"/>
+              <w:right w:val="single" w:sz="6" w:space="0" w:color="999999"/>
+            </w:tcBorders>
+            <w:vAlign w:val="center"/>
+          </w:tcPr>
+          <w:p>
+            <w:pPr/>
+            <w:r>
+              <w:t xml:space="preserve">Continuous</w:t>
+            </w:r>
+          </w:p>
+        </w:tc>
+        <w:tc>
+          <w:tcPr>
+            <w:tcW w:w="3008" w:type="dxa"/>
+            <w:tcBorders>
+              <w:top w:val="single" w:sz="6" w:space="0" w:color="999999"/>
+              <w:left w:val="single" w:sz="6" w:space="0" w:color="999999"/>
+              <w:bottom w:val="single" w:sz="6" w:space="0" w:color="999999"/>
+              <w:right w:val="single" w:sz="6" w:space="0" w:color="999999"/>
+            </w:tcBorders>
+            <w:vAlign w:val="center"/>
+          </w:tcPr>
+          <w:p>
+            <w:pPr/>
+            <w:r>
+              <w:t xml:space="preserve">kg/m²</w:t>
+            </w:r>
+          </w:p>
+        </w:tc>
+      </w:tr>
+      <w:tr>
+        <w:tc>
+          <w:tcPr>
+            <w:tcW w:w="3008" w:type="dxa"/>
+            <w:tcBorders>
+              <w:top w:val="single" w:sz="6" w:space="0" w:color="999999"/>
+              <w:left w:val="single" w:sz="6" w:space="0" w:color="999999"/>
+              <w:bottom w:val="single" w:sz="6" w:space="0" w:color="999999"/>
+              <w:right w:val="single" w:sz="6" w:space="0" w:color="999999"/>
+            </w:tcBorders>
+            <w:vAlign w:val="center"/>
+          </w:tcPr>
+          <w:p>
+            <w:pPr/>
+            <w:r>
+              <w:t xml:space="preserve">Comorbidities</w:t>
+            </w:r>
+          </w:p>
+        </w:tc>
+        <w:tc>
+          <w:tcPr>
+            <w:tcW w:w="3008" w:type="dxa"/>
+            <w:tcBorders>
+              <w:top w:val="single" w:sz="6" w:space="0" w:color="999999"/>
+              <w:left w:val="single" w:sz="6" w:space="0" w:color="999999"/>
+              <w:bottom w:val="single" w:sz="6" w:space="0" w:color="999999"/>
+              <w:right w:val="single" w:sz="6" w:space="0" w:color="999999"/>
+            </w:tcBorders>
+            <w:vAlign w:val="center"/>
+          </w:tcPr>
+          <w:p>
+            <w:pPr/>
+            <w:r>
+              <w:t xml:space="preserve">Categorical (nominal)</w:t>
+            </w:r>
+          </w:p>
+        </w:tc>
+        <w:tc>
+          <w:tcPr>
+            <w:tcW w:w="3008" w:type="dxa"/>
+            <w:tcBorders>
+              <w:top w:val="single" w:sz="6" w:space="0" w:color="999999"/>
+              <w:left w:val="single" w:sz="6" w:space="0" w:color="999999"/>
+              <w:bottom w:val="single" w:sz="6" w:space="0" w:color="999999"/>
+              <w:right w:val="single" w:sz="6" w:space="0" w:color="999999"/>
+            </w:tcBorders>
+            <w:vAlign w:val="center"/>
+          </w:tcPr>
+          <w:p>
+            <w:pPr/>
+            <w:r>
+              <w:t xml:space="preserve">DM / HTN / RA / others</w:t>
+            </w:r>
+          </w:p>
+        </w:tc>
+      </w:tr>
+      <w:tr>
+        <w:tc>
+          <w:tcPr>
+            <w:tcW w:w="3008" w:type="dxa"/>
+            <w:tcBorders>
+              <w:top w:val="single" w:sz="6" w:space="0" w:color="999999"/>
+              <w:left w:val="single" w:sz="6" w:space="0" w:color="999999"/>
+              <w:bottom w:val="single" w:sz="6" w:space="0" w:color="999999"/>
+              <w:right w:val="single" w:sz="6" w:space="0" w:color="999999"/>
+            </w:tcBorders>
+            <w:vAlign w:val="center"/>
+          </w:tcPr>
+          <w:p>
+            <w:pPr/>
+            <w:r>
+              <w:t xml:space="preserve">Indication for revision</w:t>
+            </w:r>
+          </w:p>
+        </w:tc>
+        <w:tc>
+          <w:tcPr>
+            <w:tcW w:w="3008" w:type="dxa"/>
+            <w:tcBorders>
+              <w:top w:val="single" w:sz="6" w:space="0" w:color="999999"/>
+              <w:left w:val="single" w:sz="6" w:space="0" w:color="999999"/>
+              <w:bottom w:val="single" w:sz="6" w:space="0" w:color="999999"/>
+              <w:right w:val="single" w:sz="6" w:space="0" w:color="999999"/>
+            </w:tcBorders>
+            <w:vAlign w:val="center"/>
+          </w:tcPr>
+          <w:p>
+            <w:pPr/>
+            <w:r>
+              <w:t xml:space="preserve">Categorical (nominal)</w:t>
+            </w:r>
+          </w:p>
+        </w:tc>
+        <w:tc>
+          <w:tcPr>
+            <w:tcW w:w="3008" w:type="dxa"/>
+            <w:tcBorders>
+              <w:top w:val="single" w:sz="6" w:space="0" w:color="999999"/>
+              <w:left w:val="single" w:sz="6" w:space="0" w:color="999999"/>
+              <w:bottom w:val="single" w:sz="6" w:space="0" w:color="999999"/>
+              <w:right w:val="single" w:sz="6" w:space="0" w:color="999999"/>
+            </w:tcBorders>
+            <w:vAlign w:val="center"/>
+          </w:tcPr>
+          <w:p>
+            <w:pPr/>
+            <w:r>
+              <w:t xml:space="preserve">Loosening / PJI / Instability / etc.</w:t>
+            </w:r>
+          </w:p>
+        </w:tc>
+      </w:tr>
+      <w:tr>
+        <w:tc>
+          <w:tcPr>
+            <w:tcW w:w="3008" w:type="dxa"/>
+            <w:tcBorders>
+              <w:top w:val="single" w:sz="6" w:space="0" w:color="999999"/>
+              <w:left w:val="single" w:sz="6" w:space="0" w:color="999999"/>
+              <w:bottom w:val="single" w:sz="6" w:space="0" w:color="999999"/>
+              <w:right w:val="single" w:sz="6" w:space="0" w:color="999999"/>
+            </w:tcBorders>
+            <w:vAlign w:val="center"/>
+          </w:tcPr>
+          <w:p>
+            <w:pPr/>
+            <w:r>
+              <w:t xml:space="preserve">AORI bone defect grade</w:t>
+            </w:r>
+          </w:p>
+        </w:tc>
+        <w:tc>
+          <w:tcPr>
+            <w:tcW w:w="3008" w:type="dxa"/>
+            <w:tcBorders>
+              <w:top w:val="single" w:sz="6" w:space="0" w:color="999999"/>
+              <w:left w:val="single" w:sz="6" w:space="0" w:color="999999"/>
+              <w:bottom w:val="single" w:sz="6" w:space="0" w:color="999999"/>
+              <w:right w:val="single" w:sz="6" w:space="0" w:color="999999"/>
+            </w:tcBorders>
+            <w:vAlign w:val="center"/>
+          </w:tcPr>
+          <w:p>
+            <w:pPr/>
+            <w:r>
+              <w:t xml:space="preserve">Categorical (ordinal)</w:t>
+            </w:r>
+          </w:p>
+        </w:tc>
+        <w:tc>
+          <w:tcPr>
+            <w:tcW w:w="3008" w:type="dxa"/>
+            <w:tcBorders>
+              <w:top w:val="single" w:sz="6" w:space="0" w:color="999999"/>
+              <w:left w:val="single" w:sz="6" w:space="0" w:color="999999"/>
+              <w:bottom w:val="single" w:sz="6" w:space="0" w:color="999999"/>
+              <w:right w:val="single" w:sz="6" w:space="0" w:color="999999"/>
+            </w:tcBorders>
+            <w:vAlign w:val="center"/>
+          </w:tcPr>
+          <w:p>
+            <w:pPr/>
+            <w:r>
+              <w:t xml:space="preserve">1 / 2A / 2B / 3</w:t>
+            </w:r>
+          </w:p>
+        </w:tc>
+      </w:tr>
+      <w:tr>
+        <w:tc>
+          <w:tcPr>
+            <w:tcW w:w="3008" w:type="dxa"/>
+            <w:tcBorders>
+              <w:top w:val="single" w:sz="6" w:space="0" w:color="999999"/>
+              <w:left w:val="single" w:sz="6" w:space="0" w:color="999999"/>
+              <w:bottom w:val="single" w:sz="6" w:space="0" w:color="999999"/>
+              <w:right w:val="single" w:sz="6" w:space="0" w:color="999999"/>
+            </w:tcBorders>
+            <w:vAlign w:val="center"/>
+          </w:tcPr>
+          <w:p>
+            <w:pPr/>
+            <w:r>
+              <w:t xml:space="preserve">Implant constraint</w:t>
+            </w:r>
+          </w:p>
+        </w:tc>
+        <w:tc>
+          <w:tcPr>
+            <w:tcW w:w="3008" w:type="dxa"/>
+            <w:tcBorders>
+              <w:top w:val="single" w:sz="6" w:space="0" w:color="999999"/>
+              <w:left w:val="single" w:sz="6" w:space="0" w:color="999999"/>
+              <w:bottom w:val="single" w:sz="6" w:space="0" w:color="999999"/>
+              <w:right w:val="single" w:sz="6" w:space="0" w:color="999999"/>
+            </w:tcBorders>
+            <w:vAlign w:val="center"/>
+          </w:tcPr>
+          <w:p>
+            <w:pPr/>
+            <w:r>
+              <w:t xml:space="preserve">Categorical (ordinal)</w:t>
+            </w:r>
+          </w:p>
+        </w:tc>
+        <w:tc>
+          <w:tcPr>
+            <w:tcW w:w="3008" w:type="dxa"/>
+            <w:tcBorders>
+              <w:top w:val="single" w:sz="6" w:space="0" w:color="999999"/>
+              <w:left w:val="single" w:sz="6" w:space="0" w:color="999999"/>
+              <w:bottom w:val="single" w:sz="6" w:space="0" w:color="999999"/>
+              <w:right w:val="single" w:sz="6" w:space="0" w:color="999999"/>
+            </w:tcBorders>
+            <w:vAlign w:val="center"/>
+          </w:tcPr>
+          <w:p>
+            <w:pPr/>
+            <w:r>
+              <w:t xml:space="preserve">PS / CCK / RHK</w:t>
+            </w:r>
+          </w:p>
+        </w:tc>
+      </w:tr>
+      <w:tr>
+        <w:tc>
+          <w:tcPr>
+            <w:tcW w:w="3008" w:type="dxa"/>
+            <w:tcBorders>
+              <w:top w:val="single" w:sz="6" w:space="0" w:color="999999"/>
+              <w:left w:val="single" w:sz="6" w:space="0" w:color="999999"/>
+              <w:bottom w:val="single" w:sz="6" w:space="0" w:color="999999"/>
+              <w:right w:val="single" w:sz="6" w:space="0" w:color="999999"/>
+            </w:tcBorders>
+            <w:vAlign w:val="center"/>
+          </w:tcPr>
+          <w:p>
+            <w:pPr/>
+            <w:r>
+              <w:t xml:space="preserve">Type of revision</w:t>
+            </w:r>
+          </w:p>
+        </w:tc>
+        <w:tc>
+          <w:tcPr>
+            <w:tcW w:w="3008" w:type="dxa"/>
+            <w:tcBorders>
+              <w:top w:val="single" w:sz="6" w:space="0" w:color="999999"/>
+              <w:left w:val="single" w:sz="6" w:space="0" w:color="999999"/>
+              <w:bottom w:val="single" w:sz="6" w:space="0" w:color="999999"/>
+              <w:right w:val="single" w:sz="6" w:space="0" w:color="999999"/>
+            </w:tcBorders>
+            <w:vAlign w:val="center"/>
+          </w:tcPr>
+          <w:p>
+            <w:pPr/>
+            <w:r>
+              <w:t xml:space="preserve">Categorical (nominal)</w:t>
+            </w:r>
+          </w:p>
+        </w:tc>
+        <w:tc>
+          <w:tcPr>
+            <w:tcW w:w="3008" w:type="dxa"/>
+            <w:tcBorders>
+              <w:top w:val="single" w:sz="6" w:space="0" w:color="999999"/>
+              <w:left w:val="single" w:sz="6" w:space="0" w:color="999999"/>
+              <w:bottom w:val="single" w:sz="6" w:space="0" w:color="999999"/>
+              <w:right w:val="single" w:sz="6" w:space="0" w:color="999999"/>
+            </w:tcBorders>
+            <w:vAlign w:val="center"/>
+          </w:tcPr>
+          <w:p>
+            <w:pPr/>
+            <w:r>
+              <w:t xml:space="preserve">Single-stage / Two-stage</w:t>
+            </w:r>
+          </w:p>
+        </w:tc>
+      </w:tr>
+      <w:tr>
+        <w:tc>
+          <w:tcPr>
+            <w:tcW w:w="3008" w:type="dxa"/>
+            <w:tcBorders>
+              <w:top w:val="single" w:sz="6" w:space="0" w:color="999999"/>
+              <w:left w:val="single" w:sz="6" w:space="0" w:color="999999"/>
+              <w:bottom w:val="single" w:sz="6" w:space="0" w:color="999999"/>
+              <w:right w:val="single" w:sz="6" w:space="0" w:color="999999"/>
+            </w:tcBorders>
+            <w:vAlign w:val="center"/>
+          </w:tcPr>
+          <w:p>
+            <w:pPr/>
+            <w:r>
+              <w:t xml:space="preserve">KSS (Knee &amp; Function)</w:t>
+            </w:r>
+          </w:p>
+        </w:tc>
+        <w:tc>
+          <w:tcPr>
+            <w:tcW w:w="3008" w:type="dxa"/>
+            <w:tcBorders>
+              <w:top w:val="single" w:sz="6" w:space="0" w:color="999999"/>
+              <w:left w:val="single" w:sz="6" w:space="0" w:color="999999"/>
+              <w:bottom w:val="single" w:sz="6" w:space="0" w:color="999999"/>
+              <w:right w:val="single" w:sz="6" w:space="0" w:color="999999"/>
+            </w:tcBorders>
+            <w:vAlign w:val="center"/>
+          </w:tcPr>
+          <w:p>
+            <w:pPr/>
+            <w:r>
+              <w:t xml:space="preserve">Continuous</w:t>
+            </w:r>
+          </w:p>
+        </w:tc>
+        <w:tc>
+          <w:tcPr>
+            <w:tcW w:w="3008" w:type="dxa"/>
+            <w:tcBorders>
+              <w:top w:val="single" w:sz="6" w:space="0" w:color="999999"/>
+              <w:left w:val="single" w:sz="6" w:space="0" w:color="999999"/>
+              <w:bottom w:val="single" w:sz="6" w:space="0" w:color="999999"/>
+              <w:right w:val="single" w:sz="6" w:space="0" w:color="999999"/>
+            </w:tcBorders>
+            <w:vAlign w:val="center"/>
+          </w:tcPr>
+          <w:p>
+            <w:pPr/>
+            <w:r>
+              <w:t xml:space="preserve">0–100 each</w:t>
+            </w:r>
+          </w:p>
+        </w:tc>
+      </w:tr>
+      <w:tr>
+        <w:tc>
+          <w:tcPr>
+            <w:tcW w:w="3008" w:type="dxa"/>
+            <w:tcBorders>
+              <w:top w:val="single" w:sz="6" w:space="0" w:color="999999"/>
+              <w:left w:val="single" w:sz="6" w:space="0" w:color="999999"/>
+              <w:bottom w:val="single" w:sz="6" w:space="0" w:color="999999"/>
+              <w:right w:val="single" w:sz="6" w:space="0" w:color="999999"/>
+            </w:tcBorders>
+            <w:vAlign w:val="center"/>
+          </w:tcPr>
+          <w:p>
+            <w:pPr/>
+            <w:r>
+              <w:t xml:space="preserve">WOMAC</w:t>
+            </w:r>
+          </w:p>
+        </w:tc>
+        <w:tc>
+          <w:tcPr>
+            <w:tcW w:w="3008" w:type="dxa"/>
+            <w:tcBorders>
+              <w:top w:val="single" w:sz="6" w:space="0" w:color="999999"/>
+              <w:left w:val="single" w:sz="6" w:space="0" w:color="999999"/>
+              <w:bottom w:val="single" w:sz="6" w:space="0" w:color="999999"/>
+              <w:right w:val="single" w:sz="6" w:space="0" w:color="999999"/>
+            </w:tcBorders>
+            <w:vAlign w:val="center"/>
+          </w:tcPr>
+          <w:p>
+            <w:pPr/>
+            <w:r>
+              <w:t xml:space="preserve">Continuous</w:t>
+            </w:r>
+          </w:p>
+        </w:tc>
+        <w:tc>
+          <w:tcPr>
+            <w:tcW w:w="3008" w:type="dxa"/>
+            <w:tcBorders>
+              <w:top w:val="single" w:sz="6" w:space="0" w:color="999999"/>
+              <w:left w:val="single" w:sz="6" w:space="0" w:color="999999"/>
+              <w:bottom w:val="single" w:sz="6" w:space="0" w:color="999999"/>
+              <w:right w:val="single" w:sz="6" w:space="0" w:color="999999"/>
+            </w:tcBorders>
+            <w:vAlign w:val="center"/>
+          </w:tcPr>
+          <w:p>
+            <w:pPr/>
+            <w:r>
+              <w:t xml:space="preserve">0–96</w:t>
+            </w:r>
+          </w:p>
+        </w:tc>
+      </w:tr>
+      <w:tr>
+        <w:tc>
+          <w:tcPr>
+            <w:tcW w:w="3008" w:type="dxa"/>
+            <w:tcBorders>
+              <w:top w:val="single" w:sz="6" w:space="0" w:color="999999"/>
+              <w:left w:val="single" w:sz="6" w:space="0" w:color="999999"/>
+              <w:bottom w:val="single" w:sz="6" w:space="0" w:color="999999"/>
+              <w:right w:val="single" w:sz="6" w:space="0" w:color="999999"/>
+            </w:tcBorders>
+            <w:vAlign w:val="center"/>
+          </w:tcPr>
+          <w:p>
+            <w:pPr/>
+            <w:r>
+              <w:t xml:space="preserve">VAS Pain</w:t>
+            </w:r>
+          </w:p>
+        </w:tc>
+        <w:tc>
+          <w:tcPr>
+            <w:tcW w:w="3008" w:type="dxa"/>
+            <w:tcBorders>
+              <w:top w:val="single" w:sz="6" w:space="0" w:color="999999"/>
+              <w:left w:val="single" w:sz="6" w:space="0" w:color="999999"/>
+              <w:bottom w:val="single" w:sz="6" w:space="0" w:color="999999"/>
+              <w:right w:val="single" w:sz="6" w:space="0" w:color="999999"/>
+            </w:tcBorders>
+            <w:vAlign w:val="center"/>
+          </w:tcPr>
+          <w:p>
+            <w:pPr/>
+            <w:r>
+              <w:t xml:space="preserve">Ordinal</w:t>
+            </w:r>
+          </w:p>
+        </w:tc>
+        <w:tc>
+          <w:tcPr>
+            <w:tcW w:w="3008" w:type="dxa"/>
+            <w:tcBorders>
+              <w:top w:val="single" w:sz="6" w:space="0" w:color="999999"/>
+              <w:left w:val="single" w:sz="6" w:space="0" w:color="999999"/>
+              <w:bottom w:val="single" w:sz="6" w:space="0" w:color="999999"/>
+              <w:right w:val="single" w:sz="6" w:space="0" w:color="999999"/>
+            </w:tcBorders>
+            <w:vAlign w:val="center"/>
+          </w:tcPr>
+          <w:p>
+            <w:pPr/>
+            <w:r>
+              <w:t xml:space="preserve">0–10</w:t>
+            </w:r>
+          </w:p>
+        </w:tc>
+      </w:tr>
+      <w:tr>
+        <w:tc>
+          <w:tcPr>
+            <w:tcW w:w="3008" w:type="dxa"/>
+            <w:tcBorders>
+              <w:top w:val="single" w:sz="6" w:space="0" w:color="999999"/>
+              <w:left w:val="single" w:sz="6" w:space="0" w:color="999999"/>
+              <w:bottom w:val="single" w:sz="6" w:space="0" w:color="999999"/>
+              <w:right w:val="single" w:sz="6" w:space="0" w:color="999999"/>
+            </w:tcBorders>
+            <w:vAlign w:val="center"/>
+          </w:tcPr>
+          <w:p>
+            <w:pPr/>
+            <w:r>
+              <w:t xml:space="preserve">Range of motion</w:t>
+            </w:r>
+          </w:p>
+        </w:tc>
+        <w:tc>
+          <w:tcPr>
+            <w:tcW w:w="3008" w:type="dxa"/>
+            <w:tcBorders>
+              <w:top w:val="single" w:sz="6" w:space="0" w:color="999999"/>
+              <w:left w:val="single" w:sz="6" w:space="0" w:color="999999"/>
+              <w:bottom w:val="single" w:sz="6" w:space="0" w:color="999999"/>
+              <w:right w:val="single" w:sz="6" w:space="0" w:color="999999"/>
+            </w:tcBorders>
+            <w:vAlign w:val="center"/>
+          </w:tcPr>
+          <w:p>
+            <w:pPr/>
+            <w:r>
+              <w:t xml:space="preserve">Continuous</w:t>
+            </w:r>
+          </w:p>
+        </w:tc>
+        <w:tc>
+          <w:tcPr>
+            <w:tcW w:w="3008" w:type="dxa"/>
+            <w:tcBorders>
+              <w:top w:val="single" w:sz="6" w:space="0" w:color="999999"/>
+              <w:left w:val="single" w:sz="6" w:space="0" w:color="999999"/>
+              <w:bottom w:val="single" w:sz="6" w:space="0" w:color="999999"/>
+              <w:right w:val="single" w:sz="6" w:space="0" w:color="999999"/>
+            </w:tcBorders>
+            <w:vAlign w:val="center"/>
+          </w:tcPr>
+          <w:p>
+            <w:pPr/>
+            <w:r>
+              <w:t xml:space="preserve">Degrees</w:t>
+            </w:r>
+          </w:p>
+        </w:tc>
+      </w:tr>
+      <w:tr>
+        <w:tc>
+          <w:tcPr>
+            <w:tcW w:w="3008" w:type="dxa"/>
+            <w:tcBorders>
+              <w:top w:val="single" w:sz="6" w:space="0" w:color="999999"/>
+              <w:left w:val="single" w:sz="6" w:space="0" w:color="999999"/>
+              <w:bottom w:val="single" w:sz="6" w:space="0" w:color="999999"/>
+              <w:right w:val="single" w:sz="6" w:space="0" w:color="999999"/>
+            </w:tcBorders>
+            <w:vAlign w:val="center"/>
+          </w:tcPr>
+          <w:p>
+            <w:pPr/>
+            <w:r>
+              <w:t xml:space="preserve">Component alignment (α, β, γ, δ)</w:t>
+            </w:r>
+          </w:p>
+        </w:tc>
+        <w:tc>
+          <w:tcPr>
+            <w:tcW w:w="3008" w:type="dxa"/>
+            <w:tcBorders>
+              <w:top w:val="single" w:sz="6" w:space="0" w:color="999999"/>
+              <w:left w:val="single" w:sz="6" w:space="0" w:color="999999"/>
+              <w:bottom w:val="single" w:sz="6" w:space="0" w:color="999999"/>
+              <w:right w:val="single" w:sz="6" w:space="0" w:color="999999"/>
+            </w:tcBorders>
+            <w:vAlign w:val="center"/>
+          </w:tcPr>
+          <w:p>
+            <w:pPr/>
+            <w:r>
+              <w:t xml:space="preserve">Continuous</w:t>
+            </w:r>
+          </w:p>
+        </w:tc>
+        <w:tc>
+          <w:tcPr>
+            <w:tcW w:w="3008" w:type="dxa"/>
+            <w:tcBorders>
+              <w:top w:val="single" w:sz="6" w:space="0" w:color="999999"/>
+              <w:left w:val="single" w:sz="6" w:space="0" w:color="999999"/>
+              <w:bottom w:val="single" w:sz="6" w:space="0" w:color="999999"/>
+              <w:right w:val="single" w:sz="6" w:space="0" w:color="999999"/>
+            </w:tcBorders>
+            <w:vAlign w:val="center"/>
+          </w:tcPr>
+          <w:p>
+            <w:pPr/>
+            <w:r>
+              <w:t xml:space="preserve">Degrees</w:t>
+            </w:r>
+          </w:p>
+        </w:tc>
+      </w:tr>
+      <w:tr>
+        <w:tc>
+          <w:tcPr>
+            <w:tcW w:w="3008" w:type="dxa"/>
+            <w:tcBorders>
+              <w:top w:val="single" w:sz="6" w:space="0" w:color="999999"/>
+              <w:left w:val="single" w:sz="6" w:space="0" w:color="999999"/>
+              <w:bottom w:val="single" w:sz="6" w:space="0" w:color="999999"/>
+              <w:right w:val="single" w:sz="6" w:space="0" w:color="999999"/>
+            </w:tcBorders>
+            <w:vAlign w:val="center"/>
+          </w:tcPr>
+          <w:p>
+            <w:pPr/>
+            <w:r>
+              <w:t xml:space="preserve">Radiological loosening</w:t>
+            </w:r>
+          </w:p>
+        </w:tc>
+        <w:tc>
+          <w:tcPr>
+            <w:tcW w:w="3008" w:type="dxa"/>
+            <w:tcBorders>
+              <w:top w:val="single" w:sz="6" w:space="0" w:color="999999"/>
+              <w:left w:val="single" w:sz="6" w:space="0" w:color="999999"/>
+              <w:bottom w:val="single" w:sz="6" w:space="0" w:color="999999"/>
+              <w:right w:val="single" w:sz="6" w:space="0" w:color="999999"/>
+            </w:tcBorders>
+            <w:vAlign w:val="center"/>
+          </w:tcPr>
+          <w:p>
+            <w:pPr/>
+            <w:r>
+              <w:t xml:space="preserve">Categorical (nominal)</w:t>
+            </w:r>
+          </w:p>
+        </w:tc>
+        <w:tc>
+          <w:tcPr>
+            <w:tcW w:w="3008" w:type="dxa"/>
+            <w:tcBorders>
+              <w:top w:val="single" w:sz="6" w:space="0" w:color="999999"/>
+              <w:left w:val="single" w:sz="6" w:space="0" w:color="999999"/>
+              <w:bottom w:val="single" w:sz="6" w:space="0" w:color="999999"/>
+              <w:right w:val="single" w:sz="6" w:space="0" w:color="999999"/>
+            </w:tcBorders>
+            <w:vAlign w:val="center"/>
+          </w:tcPr>
+          <w:p>
+            <w:pPr/>
+            <w:r>
+              <w:t xml:space="preserve">Present / Absent</w:t>
+            </w:r>
+          </w:p>
+        </w:tc>
+      </w:tr>
+      <w:tr>
+        <w:tc>
+          <w:tcPr>
+            <w:tcW w:w="3008" w:type="dxa"/>
+            <w:tcBorders>
+              <w:top w:val="single" w:sz="6" w:space="0" w:color="999999"/>
+              <w:left w:val="single" w:sz="6" w:space="0" w:color="999999"/>
+              <w:bottom w:val="single" w:sz="6" w:space="0" w:color="999999"/>
+              <w:right w:val="single" w:sz="6" w:space="0" w:color="999999"/>
+            </w:tcBorders>
+            <w:vAlign w:val="center"/>
+          </w:tcPr>
+          <w:p>
+            <w:pPr/>
+            <w:r>
+              <w:t xml:space="preserve">Patient satisfaction</w:t>
+            </w:r>
+          </w:p>
+        </w:tc>
+        <w:tc>
+          <w:tcPr>
+            <w:tcW w:w="3008" w:type="dxa"/>
+            <w:tcBorders>
+              <w:top w:val="single" w:sz="6" w:space="0" w:color="999999"/>
+              <w:left w:val="single" w:sz="6" w:space="0" w:color="999999"/>
+              <w:bottom w:val="single" w:sz="6" w:space="0" w:color="999999"/>
+              <w:right w:val="single" w:sz="6" w:space="0" w:color="999999"/>
+            </w:tcBorders>
+            <w:vAlign w:val="center"/>
+          </w:tcPr>
+          <w:p>
+            <w:pPr/>
+            <w:r>
+              <w:t xml:space="preserve">Ordinal</w:t>
+            </w:r>
+          </w:p>
+        </w:tc>
+        <w:tc>
+          <w:tcPr>
+            <w:tcW w:w="3008" w:type="dxa"/>
+            <w:tcBorders>
+              <w:top w:val="single" w:sz="6" w:space="0" w:color="999999"/>
+              <w:left w:val="single" w:sz="6" w:space="0" w:color="999999"/>
+              <w:bottom w:val="single" w:sz="6" w:space="0" w:color="999999"/>
+              <w:right w:val="single" w:sz="6" w:space="0" w:color="999999"/>
+            </w:tcBorders>
+            <w:vAlign w:val="center"/>
+          </w:tcPr>
+          <w:p>
+            <w:pPr/>
+            <w:r>
+              <w:t xml:space="preserve">5-point Likert (5–25)</w:t>
+            </w:r>
+          </w:p>
+        </w:tc>
+      </w:tr>
+      <w:tr>
+        <w:tc>
+          <w:tcPr>
+            <w:tcW w:w="3008" w:type="dxa"/>
+            <w:tcBorders>
+              <w:top w:val="single" w:sz="6" w:space="0" w:color="999999"/>
+              <w:left w:val="single" w:sz="6" w:space="0" w:color="999999"/>
+              <w:bottom w:val="single" w:sz="6" w:space="0" w:color="999999"/>
+              <w:right w:val="single" w:sz="6" w:space="0" w:color="999999"/>
+            </w:tcBorders>
+            <w:vAlign w:val="center"/>
+          </w:tcPr>
+          <w:p>
+            <w:pPr/>
+            <w:r>
+              <w:t xml:space="preserve">Complications</w:t>
+            </w:r>
+          </w:p>
+        </w:tc>
+        <w:tc>
+          <w:tcPr>
+            <w:tcW w:w="3008" w:type="dxa"/>
+            <w:tcBorders>
+              <w:top w:val="single" w:sz="6" w:space="0" w:color="999999"/>
+              <w:left w:val="single" w:sz="6" w:space="0" w:color="999999"/>
+              <w:bottom w:val="single" w:sz="6" w:space="0" w:color="999999"/>
+              <w:right w:val="single" w:sz="6" w:space="0" w:color="999999"/>
+            </w:tcBorders>
+            <w:vAlign w:val="center"/>
+          </w:tcPr>
+          <w:p>
+            <w:pPr/>
+            <w:r>
+              <w:t xml:space="preserve">Categorical (nominal)</w:t>
+            </w:r>
+          </w:p>
+        </w:tc>
+        <w:tc>
+          <w:tcPr>
+            <w:tcW w:w="3008" w:type="dxa"/>
+            <w:tcBorders>
+              <w:top w:val="single" w:sz="6" w:space="0" w:color="999999"/>
+              <w:left w:val="single" w:sz="6" w:space="0" w:color="999999"/>
+              <w:bottom w:val="single" w:sz="6" w:space="0" w:color="999999"/>
+              <w:right w:val="single" w:sz="6" w:space="0" w:color="999999"/>
+            </w:tcBorders>
+            <w:vAlign w:val="center"/>
+          </w:tcPr>
+          <w:p>
+            <w:pPr/>
+            <w:r>
+              <w:t xml:space="preserve">Present / Absent + type</w:t>
+            </w:r>
+          </w:p>
+        </w:tc>
+      </w:tr>
+      <w:tr>
+        <w:tc>
+          <w:tcPr>
+            <w:tcW w:w="3008" w:type="dxa"/>
+            <w:tcBorders>
+              <w:top w:val="single" w:sz="6" w:space="0" w:color="999999"/>
+              <w:left w:val="single" w:sz="6" w:space="0" w:color="999999"/>
+              <w:bottom w:val="single" w:sz="6" w:space="0" w:color="999999"/>
+              <w:right w:val="single" w:sz="6" w:space="0" w:color="999999"/>
+            </w:tcBorders>
+            <w:vAlign w:val="center"/>
+          </w:tcPr>
+          <w:p>
+            <w:pPr/>
+            <w:r>
+              <w:t xml:space="preserve">Re-revision</w:t>
+            </w:r>
+          </w:p>
+        </w:tc>
+        <w:tc>
+          <w:tcPr>
+            <w:tcW w:w="3008" w:type="dxa"/>
+            <w:tcBorders>
+              <w:top w:val="single" w:sz="6" w:space="0" w:color="999999"/>
+              <w:left w:val="single" w:sz="6" w:space="0" w:color="999999"/>
+              <w:bottom w:val="single" w:sz="6" w:space="0" w:color="999999"/>
+              <w:right w:val="single" w:sz="6" w:space="0" w:color="999999"/>
+            </w:tcBorders>
+            <w:vAlign w:val="center"/>
+          </w:tcPr>
+          <w:p>
+            <w:pPr/>
+            <w:r>
+              <w:t xml:space="preserve">Categorical (nominal)</w:t>
+            </w:r>
+          </w:p>
+        </w:tc>
+        <w:tc>
+          <w:tcPr>
+            <w:tcW w:w="3008" w:type="dxa"/>
+            <w:tcBorders>
+              <w:top w:val="single" w:sz="6" w:space="0" w:color="999999"/>
+              <w:left w:val="single" w:sz="6" w:space="0" w:color="999999"/>
+              <w:bottom w:val="single" w:sz="6" w:space="0" w:color="999999"/>
+              <w:right w:val="single" w:sz="6" w:space="0" w:color="999999"/>
+            </w:tcBorders>
+            <w:vAlign w:val="center"/>
+          </w:tcPr>
+          <w:p>
+            <w:pPr/>
+            <w:r>
+              <w:t xml:space="preserve">Yes / No</w:t>
+            </w:r>
+          </w:p>
+        </w:tc>
+      </w:tr>
+    </w:tbl>
+    <w:p/>
+    <w:p>
+      <w:pPr>
+        <w:ind w:left="360" w:hanging="280"/>
+        <w:spacing w:after="40"/>
+      </w:pPr>
+      <w:r>
+        <w:t xml:space="preserve">•  </w:t>
+      </w:r>
+      <w:r>
+        <w:rPr>
+          <w:b/>
+        </w:rPr>
+        <w:t xml:space="preserve">Primary outcome variable:</w:t>
+      </w:r>
+      <w:r>
+        <w:t xml:space="preserve"> Change in KSS from preoperative baseline to final follow-up (minimum 6 months; assessed at ≥1 year where available).</w:t>
+      </w:r>
+    </w:p>
+    <w:p>
+      <w:pPr>
+        <w:ind w:left="360" w:hanging="280"/>
+        <w:spacing w:after="40"/>
+      </w:pPr>
+      <w:r>
+        <w:t xml:space="preserve">•  </w:t>
+      </w:r>
+      <w:r>
+        <w:rPr>
+          <w:b/>
+        </w:rPr>
+        <w:t xml:space="preserve">Secondary outcome variables:</w:t>
+      </w:r>
+      <w:r>
+        <w:t xml:space="preserve"> WOMAC, VAS, ROM, radiological stability, patient satisfaction, complications, re-revision, implant survivorship.</w:t>
+      </w:r>
+    </w:p>
+    <w:p>
+      <w:r>
+        <w:rPr>
+          <w:b/>
+        </w:rPr>
+        <w:t xml:space="preserve">5.10 PATIENT FLOW DIAGRAM:</w:t>
+      </w:r>
+    </w:p>
+    <w:tbl>
+      <w:tblPr>
+        <w:tblW w:w="7401" w:type="dxa"/>
+        <w:jc w:val="center"/>
+        <w:tblLayout w:type="fixed"/>
+        <w:tblBorders>
+          <w:top w:val="single" w:sz="10" w:space="0" w:color="2E5496"/>
+          <w:left w:val="single" w:sz="10" w:space="0" w:color="2E5496"/>
+          <w:bottom w:val="single" w:sz="10" w:space="0" w:color="2E5496"/>
+          <w:right w:val="single" w:sz="10" w:space="0" w:color="2E5496"/>
+        </w:tblBorders>
+      </w:tblPr>
+      <w:tblGrid>
+        <w:gridCol w:w="7401"/>
+      </w:tblGrid>
+      <w:tr>
+        <w:tc>
+          <w:tcPr>
+            <w:tcW w:w="7401" w:type="dxa"/>
+            <w:shd w:val="clear" w:color="auto" w:fill="EAF1FB"/>
+            <w:vAlign w:val="center"/>
+          </w:tcPr>
+          <w:p>
+            <w:pPr>
+              <w:jc w:val="center"/>
+            </w:pPr>
+            <w:r>
+              <w:rPr>
+                <w:b/>
+              </w:rPr>
+              <w:t xml:space="preserve">All patients undergoing Revision TKR at KEM Hospital (Jan 2021 – Dec 2027)</w:t>
+            </w:r>
+          </w:p>
+        </w:tc>
+      </w:tr>
+    </w:tbl>
+    <w:p>
+      <w:pPr>
+        <w:jc w:val="center"/>
+        <w:spacing w:before="20" w:after="20"/>
+      </w:pPr>
+      <w:r>
+        <w:rPr>
+          <w:b/>
+          <w:color w:val="2E5496"/>
+          <w:sz w:val="28"/>
+        </w:rPr>
+        <w:t xml:space="preserve">↓</w:t>
+      </w:r>
+    </w:p>
+    <w:tbl>
+      <w:tblPr>
+        <w:tblW w:w="7401" w:type="dxa"/>
+        <w:jc w:val="center"/>
+        <w:tblLayout w:type="fixed"/>
+        <w:tblBorders>
+          <w:top w:val="single" w:sz="10" w:space="0" w:color="2E5496"/>
+          <w:left w:val="single" w:sz="10" w:space="0" w:color="2E5496"/>
+          <w:bottom w:val="single" w:sz="10" w:space="0" w:color="2E5496"/>
+          <w:right w:val="single" w:sz="10" w:space="0" w:color="2E5496"/>
+        </w:tblBorders>
+      </w:tblPr>
+      <w:tblGrid>
+        <w:gridCol w:w="7401"/>
+      </w:tblGrid>
+      <w:tr>
+        <w:tc>
+          <w:tcPr>
+            <w:tcW w:w="7401" w:type="dxa"/>
+            <w:shd w:val="clear" w:color="auto" w:fill="EAF1FB"/>
+            <w:vAlign w:val="center"/>
+          </w:tcPr>
+          <w:p>
+            <w:pPr>
+              <w:jc w:val="center"/>
+            </w:pPr>
+            <w:r>
+              <w:rPr>
+                <w:b/>
+              </w:rPr>
+              <w:t xml:space="preserve">Assessed for eligibility</w:t>
+            </w:r>
+          </w:p>
+        </w:tc>
+      </w:tr>
+    </w:tbl>
+    <w:p>
+      <w:pPr>
+        <w:jc w:val="center"/>
+        <w:spacing w:before="20" w:after="20"/>
+      </w:pPr>
+      <w:r>
+        <w:rPr>
+          <w:b/>
+          <w:color w:val="2E5496"/>
+          <w:sz w:val="28"/>
+        </w:rPr>
+        <w:t xml:space="preserve">↓</w:t>
+      </w:r>
+    </w:p>
+    <w:p>
+      <w:pPr>
+        <w:jc w:val="center"/>
+      </w:pPr>
+      <w:r>
+        <w:rPr>
+          <w:i/>
+          <w:color w:val="767171"/>
+          <w:sz w:val="18"/>
+        </w:rPr>
+        <w:t xml:space="preserve">EXCLUDED → incomplete records; &lt;6 months follow-up; declined consent; mega-prosthesis cases; isolated liner exchange</w:t>
+      </w:r>
+    </w:p>
+    <w:p>
+      <w:pPr>
+        <w:jc w:val="center"/>
+        <w:spacing w:before="20" w:after="20"/>
+      </w:pPr>
+      <w:r>
+        <w:rPr>
+          <w:b/>
+          <w:color w:val="2E5496"/>
+          <w:sz w:val="28"/>
+        </w:rPr>
+        <w:t xml:space="preserve">↓</w:t>
+      </w:r>
+    </w:p>
+    <w:tbl>
+      <w:tblPr>
+        <w:tblW w:w="7401" w:type="dxa"/>
+        <w:jc w:val="center"/>
+        <w:tblLayout w:type="fixed"/>
+        <w:tblBorders>
+          <w:top w:val="single" w:sz="10" w:space="0" w:color="2E5496"/>
+          <w:left w:val="single" w:sz="10" w:space="0" w:color="2E5496"/>
+          <w:bottom w:val="single" w:sz="10" w:space="0" w:color="2E5496"/>
+          <w:right w:val="single" w:sz="10" w:space="0" w:color="2E5496"/>
+        </w:tblBorders>
+      </w:tblPr>
+      <w:tblGrid>
+        <w:gridCol w:w="7401"/>
+      </w:tblGrid>
+      <w:tr>
+        <w:tc>
+          <w:tcPr>
+            <w:tcW w:w="7401" w:type="dxa"/>
+            <w:shd w:val="clear" w:color="auto" w:fill="EAF1FB"/>
+            <w:vAlign w:val="center"/>
+          </w:tcPr>
+          <w:p>
+            <w:pPr>
+              <w:jc w:val="center"/>
+            </w:pPr>
+            <w:r>
+              <w:rPr>
+                <w:b/>
+              </w:rPr>
+              <w:t xml:space="preserve">Enrolled / final cohort (recruit n = 38; target ≥ 30 evaluable)</w:t>
+            </w:r>
+          </w:p>
+        </w:tc>
+      </w:tr>
+    </w:tbl>
+    <w:p>
+      <w:pPr>
+        <w:jc w:val="center"/>
+        <w:spacing w:before="20" w:after="20"/>
+      </w:pPr>
+      <w:r>
+        <w:rPr>
+          <w:b/>
+          <w:color w:val="2E5496"/>
+          <w:sz w:val="28"/>
+        </w:rPr>
+        <w:t xml:space="preserve">↓</w:t>
+      </w:r>
+    </w:p>
+    <w:tbl>
+      <w:tblPr>
+        <w:tblW w:w="7401" w:type="dxa"/>
+        <w:jc w:val="center"/>
+        <w:tblLayout w:type="fixed"/>
+        <w:tblBorders>
+          <w:top w:val="single" w:sz="10" w:space="0" w:color="2E5496"/>
+          <w:left w:val="single" w:sz="10" w:space="0" w:color="2E5496"/>
+          <w:bottom w:val="single" w:sz="10" w:space="0" w:color="2E5496"/>
+          <w:right w:val="single" w:sz="10" w:space="0" w:color="2E5496"/>
+        </w:tblBorders>
+      </w:tblPr>
+      <w:tblGrid>
+        <w:gridCol w:w="7401"/>
+      </w:tblGrid>
+      <w:tr>
+        <w:tc>
+          <w:tcPr>
+            <w:tcW w:w="7401" w:type="dxa"/>
+            <w:shd w:val="clear" w:color="auto" w:fill="EAF1FB"/>
+            <w:vAlign w:val="center"/>
+          </w:tcPr>
+          <w:p>
+            <w:pPr>
+              <w:jc w:val="center"/>
+            </w:pPr>
+            <w:r>
+              <w:rPr>
+                <w:b/>
+              </w:rPr>
+              <w:t xml:space="preserve">Retrospective arm (Jan 2021 – Jun 2026)  +  Prospective arm (Aug 2026 – Dec 2027)</w:t>
+            </w:r>
+          </w:p>
+        </w:tc>
+      </w:tr>
+    </w:tbl>
+    <w:p>
+      <w:pPr>
+        <w:jc w:val="center"/>
+        <w:spacing w:before="20" w:after="20"/>
+      </w:pPr>
+      <w:r>
+        <w:rPr>
+          <w:b/>
+          <w:color w:val="2E5496"/>
+          <w:sz w:val="28"/>
+        </w:rPr>
+        <w:t xml:space="preserve">↓</w:t>
+      </w:r>
+    </w:p>
+    <w:tbl>
+      <w:tblPr>
+        <w:tblW w:w="7401" w:type="dxa"/>
+        <w:jc w:val="center"/>
+        <w:tblLayout w:type="fixed"/>
+        <w:tblBorders>
+          <w:top w:val="single" w:sz="10" w:space="0" w:color="2E5496"/>
+          <w:left w:val="single" w:sz="10" w:space="0" w:color="2E5496"/>
+          <w:bottom w:val="single" w:sz="10" w:space="0" w:color="2E5496"/>
+          <w:right w:val="single" w:sz="10" w:space="0" w:color="2E5496"/>
+        </w:tblBorders>
+      </w:tblPr>
+      <w:tblGrid>
+        <w:gridCol w:w="7401"/>
+      </w:tblGrid>
+      <w:tr>
+        <w:tc>
+          <w:tcPr>
+            <w:tcW w:w="7401" w:type="dxa"/>
+            <w:shd w:val="clear" w:color="auto" w:fill="EAF1FB"/>
+            <w:vAlign w:val="center"/>
+          </w:tcPr>
+          <w:p>
+            <w:pPr>
+              <w:jc w:val="center"/>
+            </w:pPr>
+            <w:r>
+              <w:rPr>
+                <w:b/>
+              </w:rPr>
+              <w:t xml:space="preserve">Outcome assessment — Clinical (KSS, WOMAC, VAS, ROM), Radiological (KS zones, alignment), Patient satisfaction. Time points: 6 wks, 3 mo, 6 mo, 1 yr, latest</w:t>
+            </w:r>
+          </w:p>
+        </w:tc>
+      </w:tr>
+    </w:tbl>
+    <w:p>
+      <w:pPr>
+        <w:jc w:val="center"/>
+        <w:spacing w:before="20" w:after="20"/>
+      </w:pPr>
+      <w:r>
+        <w:rPr>
+          <w:b/>
+          <w:color w:val="2E5496"/>
+          <w:sz w:val="28"/>
+        </w:rPr>
+        <w:t xml:space="preserve">↓</w:t>
+      </w:r>
+    </w:p>
+    <w:tbl>
+      <w:tblPr>
+        <w:tblW w:w="7401" w:type="dxa"/>
+        <w:jc w:val="center"/>
+        <w:tblLayout w:type="fixed"/>
+        <w:tblBorders>
+          <w:top w:val="single" w:sz="10" w:space="0" w:color="2E5496"/>
+          <w:left w:val="single" w:sz="10" w:space="0" w:color="2E5496"/>
+          <w:bottom w:val="single" w:sz="10" w:space="0" w:color="2E5496"/>
+          <w:right w:val="single" w:sz="10" w:space="0" w:color="2E5496"/>
+        </w:tblBorders>
+      </w:tblPr>
+      <w:tblGrid>
+        <w:gridCol w:w="7401"/>
+      </w:tblGrid>
+      <w:tr>
+        <w:tc>
+          <w:tcPr>
+            <w:tcW w:w="7401" w:type="dxa"/>
+            <w:shd w:val="clear" w:color="auto" w:fill="EAF1FB"/>
+            <w:vAlign w:val="center"/>
+          </w:tcPr>
+          <w:p>
+            <w:pPr>
+              <w:jc w:val="center"/>
+            </w:pPr>
+            <w:r>
+              <w:rPr>
+                <w:b/>
+              </w:rPr>
+              <w:t xml:space="preserve">Statistical analysis (SPSS v26)</w:t>
+            </w:r>
+          </w:p>
+        </w:tc>
+      </w:tr>
+    </w:tbl>
+    <w:p>
+      <w:pPr>
+        <w:jc w:val="center"/>
+        <w:spacing w:before="20" w:after="20"/>
+      </w:pPr>
+      <w:r>
+        <w:rPr>
+          <w:b/>
+          <w:color w:val="2E5496"/>
+          <w:sz w:val="28"/>
+        </w:rPr>
+        <w:t xml:space="preserve">↓</w:t>
+      </w:r>
+    </w:p>
+    <w:tbl>
+      <w:tblPr>
+        <w:tblW w:w="7401" w:type="dxa"/>
+        <w:jc w:val="center"/>
+        <w:tblLayout w:type="fixed"/>
+        <w:tblBorders>
+          <w:top w:val="single" w:sz="10" w:space="0" w:color="2E5496"/>
+          <w:left w:val="single" w:sz="10" w:space="0" w:color="2E5496"/>
+          <w:bottom w:val="single" w:sz="10" w:space="0" w:color="2E5496"/>
+          <w:right w:val="single" w:sz="10" w:space="0" w:color="2E5496"/>
+        </w:tblBorders>
+      </w:tblPr>
+      <w:tblGrid>
+        <w:gridCol w:w="7401"/>
+      </w:tblGrid>
+      <w:tr>
+        <w:tc>
+          <w:tcPr>
+            <w:tcW w:w="7401" w:type="dxa"/>
+            <w:shd w:val="clear" w:color="auto" w:fill="EAF1FB"/>
+            <w:vAlign w:val="center"/>
+          </w:tcPr>
+          <w:p>
+            <w:pPr>
+              <w:jc w:val="center"/>
+            </w:pPr>
+            <w:r>
+              <w:rPr>
+                <w:b/>
+              </w:rPr>
+              <w:t xml:space="preserve">Results &amp; conclusions</w:t>
+            </w:r>
+          </w:p>
+        </w:tc>
+      </w:tr>
+    </w:tbl>
+    <w:p/>
+    <w:p>
+      <w:r>
+        <w:rPr>
+          <w:b/>
+        </w:rPr>
+        <w:t xml:space="preserve">5.11 DATA COLLECTION:</w:t>
+      </w:r>
+    </w:p>
+    <w:p>
+      <w:r>
+        <w:rPr>
+          <w:b/>
+        </w:rPr>
+        <w:t xml:space="preserve">A. PREOPERATIVE PARAMETERS</w:t>
+      </w:r>
+    </w:p>
+    <w:p>
+      <w:pPr>
+        <w:ind w:left="360" w:hanging="280"/>
+        <w:spacing w:after="40"/>
+      </w:pPr>
+      <w:r>
+        <w:t xml:space="preserve">•  </w:t>
+      </w:r>
+      <w:r>
+        <w:rPr>
+          <w:b/>
+        </w:rPr>
+        <w:t xml:space="preserve">Demographics:</w:t>
+      </w:r>
+      <w:r>
+        <w:t xml:space="preserve"> age, sex, BMI, comorbidities (DM, HTN, IHD, RA, CKD, hypothyroidism), ASA grade, smoking/tobacco history.</w:t>
+      </w:r>
+    </w:p>
+    <w:p>
+      <w:pPr>
+        <w:ind w:left="360" w:hanging="280"/>
+        <w:spacing w:after="40"/>
+      </w:pPr>
+      <w:r>
+        <w:t xml:space="preserve">•  </w:t>
+      </w:r>
+      <w:r>
+        <w:rPr>
+          <w:b/>
+        </w:rPr>
+        <w:t xml:space="preserve">Primary surgery details:</w:t>
+      </w:r>
+      <w:r>
+        <w:t xml:space="preserve"> date, side, indication, implant type and brand, fixation method, hospital, previous revisions, time interval to revision.</w:t>
+      </w:r>
+    </w:p>
+    <w:p>
+      <w:pPr>
+        <w:ind w:left="360" w:hanging="280"/>
+        <w:spacing w:after="40"/>
+      </w:pPr>
+      <w:r>
+        <w:t xml:space="preserve">•  </w:t>
+      </w:r>
+      <w:r>
+        <w:rPr>
+          <w:b/>
+        </w:rPr>
+        <w:t xml:space="preserve">Indication for revision:</w:t>
+      </w:r>
+      <w:r>
+        <w:t xml:space="preserve"> aseptic loosening, PJI, instability, periprosthetic fracture, wear, malalignment, stiffness, extensor mechanism failure, unexplained pain.</w:t>
+      </w:r>
+    </w:p>
+    <w:p>
+      <w:pPr>
+        <w:ind w:left="360" w:hanging="280"/>
+        <w:spacing w:after="40"/>
+      </w:pPr>
+      <w:r>
+        <w:t xml:space="preserve">•  </w:t>
+      </w:r>
+      <w:r>
+        <w:rPr>
+          <w:b/>
+        </w:rPr>
+        <w:t xml:space="preserve">Clinical assessment:</w:t>
+      </w:r>
+      <w:r>
+        <w:t xml:space="preserve"> ROM, stability (AP/ML), extensor mechanism, walking aid, KSS, WOMAC, VAS pain.</w:t>
+      </w:r>
+    </w:p>
+    <w:p>
+      <w:pPr>
+        <w:ind w:left="360" w:hanging="280"/>
+        <w:spacing w:after="40"/>
+      </w:pPr>
+      <w:r>
+        <w:t xml:space="preserve">•  </w:t>
+      </w:r>
+      <w:r>
+        <w:rPr>
+          <w:b/>
+        </w:rPr>
+        <w:t xml:space="preserve">Radiological assessment:</w:t>
+      </w:r>
+      <w:r>
+        <w:t xml:space="preserve"> AP standing, lateral, skyline and full-length scanogram; mechanical axis; α/β/γ/δ angles; radiolucent lines (KS zones); AORI bone defect classification; joint line position; Insall–Salvati ratio.</w:t>
+      </w:r>
+    </w:p>
+    <w:p>
+      <w:pPr>
+        <w:ind w:left="360" w:hanging="280"/>
+        <w:spacing w:after="40"/>
+      </w:pPr>
+      <w:r>
+        <w:t xml:space="preserve">•  </w:t>
+      </w:r>
+      <w:r>
+        <w:rPr>
+          <w:b/>
+        </w:rPr>
+        <w:t xml:space="preserve">Laboratory investigations:</w:t>
+      </w:r>
+      <w:r>
+        <w:t xml:space="preserve"> CBC, ESR, CRP, serum albumin, HbA1c, urea/creatinine, coagulation profile; joint aspirate (cell count, differential, Gram stain, culture, alpha-defensin) when PJI suspected.</w:t>
+      </w:r>
+    </w:p>
+    <w:p>
+      <w:r>
+        <w:rPr>
+          <w:b/>
+        </w:rPr>
+        <w:t xml:space="preserve">B. INTRAOPERATIVE PARAMETERS</w:t>
+      </w:r>
+    </w:p>
+    <w:p>
+      <w:pPr>
+        <w:ind w:left="360" w:hanging="280"/>
+        <w:spacing w:after="40"/>
+      </w:pPr>
+      <w:r>
+        <w:t xml:space="preserve">•  </w:t>
+      </w:r>
+      <w:r>
+        <w:rPr>
+          <w:b/>
+        </w:rPr>
+        <w:t xml:space="preserve">Anaesthesia &amp; tourniquet:</w:t>
+      </w:r>
+      <w:r>
+        <w:t xml:space="preserve"> anaesthesia type; tourniquet use and duration.</w:t>
+      </w:r>
+    </w:p>
+    <w:p>
+      <w:pPr>
+        <w:ind w:left="360" w:hanging="280"/>
+        <w:spacing w:after="40"/>
+      </w:pPr>
+      <w:r>
+        <w:t xml:space="preserve">•  </w:t>
+      </w:r>
+      <w:r>
+        <w:rPr>
+          <w:b/>
+        </w:rPr>
+        <w:t xml:space="preserve">Surgical approach:</w:t>
+      </w:r>
+      <w:r>
+        <w:t xml:space="preserve"> medial parapatellar / subvastus / lateral / TTO / quadriceps snip / V-Y turndown; reason for any extensile exposure.</w:t>
+      </w:r>
+    </w:p>
+    <w:p>
+      <w:pPr>
+        <w:ind w:left="360" w:hanging="280"/>
+        <w:spacing w:after="40"/>
+      </w:pPr>
+      <w:r>
+        <w:t xml:space="preserve">•  </w:t>
+      </w:r>
+      <w:r>
+        <w:rPr>
+          <w:b/>
+        </w:rPr>
+        <w:t xml:space="preserve">Intraoperative findings:</w:t>
+      </w:r>
+      <w:r>
+        <w:t xml:space="preserve"> soft tissue condition, collateral/PCL status, extensor mechanism, metallosis, synovitis, osteolytic cavities, membrane samples.</w:t>
+      </w:r>
+    </w:p>
+    <w:p>
+      <w:pPr>
+        <w:ind w:left="360" w:hanging="280"/>
+        <w:spacing w:after="40"/>
+      </w:pPr>
+      <w:r>
+        <w:t xml:space="preserve">•  </w:t>
+      </w:r>
+      <w:r>
+        <w:rPr>
+          <w:b/>
+        </w:rPr>
+        <w:t xml:space="preserve">Bone defect:</w:t>
+      </w:r>
+      <w:r>
+        <w:t xml:space="preserve"> intraoperative AORI confirmation (femur and tibia); patellar bone stock.</w:t>
+      </w:r>
+    </w:p>
+    <w:p>
+      <w:pPr>
+        <w:ind w:left="360" w:hanging="280"/>
+        <w:spacing w:after="40"/>
+      </w:pPr>
+      <w:r>
+        <w:t xml:space="preserve">•  </w:t>
+      </w:r>
+      <w:r>
+        <w:rPr>
+          <w:b/>
+        </w:rPr>
+        <w:t xml:space="preserve">Implant:</w:t>
+      </w:r>
+      <w:r>
+        <w:t xml:space="preserve"> brand/model, constraint level (PS/CCK/RHK), component sizes, polyethylene thickness and type, patella management.</w:t>
+      </w:r>
+    </w:p>
+    <w:p>
+      <w:pPr>
+        <w:ind w:left="360" w:hanging="280"/>
+        <w:spacing w:after="40"/>
+      </w:pPr>
+      <w:r>
+        <w:t xml:space="preserve">•  </w:t>
+      </w:r>
+      <w:r>
+        <w:rPr>
+          <w:b/>
+        </w:rPr>
+        <w:t xml:space="preserve">Stems:</w:t>
+      </w:r>
+      <w:r>
+        <w:t xml:space="preserve"> femoral and tibial; cemented / press-fit; length; diameter.</w:t>
+      </w:r>
+    </w:p>
+    <w:p>
+      <w:pPr>
+        <w:ind w:left="360" w:hanging="280"/>
+        <w:spacing w:after="40"/>
+      </w:pPr>
+      <w:r>
+        <w:t xml:space="preserve">•  </w:t>
+      </w:r>
+      <w:r>
+        <w:rPr>
+          <w:b/>
+        </w:rPr>
+        <w:t xml:space="preserve">Augments:</w:t>
+      </w:r>
+      <w:r>
+        <w:t xml:space="preserve"> distal femoral, posterior condylar, tibial; sizes.</w:t>
+      </w:r>
+    </w:p>
+    <w:p>
+      <w:pPr>
+        <w:ind w:left="360" w:hanging="280"/>
+        <w:spacing w:after="40"/>
+      </w:pPr>
+      <w:r>
+        <w:t xml:space="preserve">•  </w:t>
+      </w:r>
+      <w:r>
+        <w:rPr>
+          <w:b/>
+        </w:rPr>
+        <w:t xml:space="preserve">Metaphyseal fixation:</w:t>
+      </w:r>
+      <w:r>
+        <w:t xml:space="preserve"> sleeves and tantalum cones (femur/tibia).</w:t>
+      </w:r>
+    </w:p>
+    <w:p>
+      <w:pPr>
+        <w:ind w:left="360" w:hanging="280"/>
+        <w:spacing w:after="40"/>
+      </w:pPr>
+      <w:r>
+        <w:t xml:space="preserve">•  </w:t>
+      </w:r>
+      <w:r>
+        <w:rPr>
+          <w:b/>
+        </w:rPr>
+        <w:t xml:space="preserve">Bone grafting:</w:t>
+      </w:r>
+      <w:r>
+        <w:t xml:space="preserve"> impaction, structural allograft, autograft or synthetic.</w:t>
+      </w:r>
+    </w:p>
+    <w:p>
+      <w:pPr>
+        <w:ind w:left="360" w:hanging="280"/>
+        <w:spacing w:after="40"/>
+      </w:pPr>
+      <w:r>
+        <w:t xml:space="preserve">•  </w:t>
+      </w:r>
+      <w:r>
+        <w:rPr>
+          <w:b/>
+        </w:rPr>
+        <w:t xml:space="preserve">Cement:</w:t>
+      </w:r>
+      <w:r>
+        <w:t xml:space="preserve"> plain vs antibiotic-loaded (type and dose).</w:t>
+      </w:r>
+    </w:p>
+    <w:p>
+      <w:pPr>
+        <w:ind w:left="360" w:hanging="280"/>
+        <w:spacing w:after="40"/>
+      </w:pPr>
+      <w:r>
+        <w:t xml:space="preserve">•  </w:t>
+      </w:r>
+      <w:r>
+        <w:rPr>
+          <w:b/>
+        </w:rPr>
+        <w:t xml:space="preserve">Two-stage cases:</w:t>
+      </w:r>
+      <w:r>
+        <w:t xml:space="preserve"> Stage 1 findings, spacer type, organism, interim antibiotics, serial ESR/CRP, repeat aspirate, Stage 2 findings and cultures.</w:t>
+      </w:r>
+    </w:p>
+    <w:p>
+      <w:pPr>
+        <w:ind w:left="360" w:hanging="280"/>
+        <w:spacing w:after="40"/>
+      </w:pPr>
+      <w:r>
+        <w:t xml:space="preserve">•  </w:t>
+      </w:r>
+      <w:r>
+        <w:rPr>
+          <w:b/>
+        </w:rPr>
+        <w:t xml:space="preserve">Operative data:</w:t>
+      </w:r>
+      <w:r>
+        <w:t xml:space="preserve"> operative time, estimated blood loss, intraoperative complications.</w:t>
+      </w:r>
+    </w:p>
+    <w:p>
+      <w:r>
+        <w:rPr>
+          <w:b/>
+        </w:rPr>
+        <w:t xml:space="preserve">C. POSTOPERATIVE PARAMETERS</w:t>
+      </w:r>
+    </w:p>
+    <w:p>
+      <w:pPr>
+        <w:ind w:left="360" w:hanging="280"/>
+        <w:spacing w:after="40"/>
+      </w:pPr>
+      <w:r>
+        <w:t xml:space="preserve">•  </w:t>
+      </w:r>
+      <w:r>
+        <w:rPr>
+          <w:b/>
+        </w:rPr>
+        <w:t xml:space="preserve">Immediate (0–6 weeks):</w:t>
+      </w:r>
+      <w:r>
+        <w:t xml:space="preserve"> hospital stay, ICU admission, mobilization day, weight-bearing status, drain output, blood transfusion, postoperative haemoglobin, DVT prophylaxis, wound status, rehabilitation milestones, discharge details.</w:t>
+      </w:r>
+    </w:p>
+    <w:p>
+      <w:pPr>
+        <w:ind w:left="360" w:hanging="280"/>
+        <w:spacing w:after="40"/>
+      </w:pPr>
+      <w:r>
+        <w:t xml:space="preserve">•  </w:t>
+      </w:r>
+      <w:r>
+        <w:rPr>
+          <w:b/>
+        </w:rPr>
+        <w:t xml:space="preserve">Follow-up schedule:</w:t>
+      </w:r>
+      <w:r>
+        <w:t xml:space="preserve"> 6 weeks, 3 months, 6 months, 1 year, and latest follow-up.</w:t>
+      </w:r>
+    </w:p>
+    <w:p>
+      <w:pPr>
+        <w:ind w:left="360" w:hanging="280"/>
+        <w:spacing w:after="40"/>
+      </w:pPr>
+      <w:r>
+        <w:t xml:space="preserve">•  </w:t>
+      </w:r>
+      <w:r>
+        <w:rPr>
+          <w:b/>
+        </w:rPr>
+        <w:t xml:space="preserve">Clinical assessment (each visit):</w:t>
+      </w:r>
+      <w:r>
+        <w:t xml:space="preserve"> ROM, KSS (Knee + Function), WOMAC, VAS, stability, extensor mechanism, walking aid, stair climbing, ability to squat / sit cross-legged.</w:t>
+      </w:r>
+    </w:p>
+    <w:p>
+      <w:pPr>
+        <w:ind w:left="360" w:hanging="280"/>
+        <w:spacing w:after="40"/>
+      </w:pPr>
+      <w:r>
+        <w:t xml:space="preserve">•  </w:t>
+      </w:r>
+      <w:r>
+        <w:rPr>
+          <w:b/>
+        </w:rPr>
+        <w:t xml:space="preserve">Radiological assessment (each visit):</w:t>
+      </w:r>
+      <w:r>
+        <w:t xml:space="preserve"> AP/lateral radiographs; scanogram at 6 months and 1 year; component alignment; radiolucent lines (progressive vs non-progressive); signs of loosening; joint line position; patellar tracking; heterotopic ossification (Brooker).</w:t>
+      </w:r>
+    </w:p>
+    <w:p>
+      <w:pPr>
+        <w:ind w:left="360" w:hanging="280"/>
+        <w:spacing w:after="40"/>
+      </w:pPr>
+      <w:r>
+        <w:t xml:space="preserve">•  </w:t>
+      </w:r>
+      <w:r>
+        <w:rPr>
+          <w:b/>
+        </w:rPr>
+        <w:t xml:space="preserve">Complications:</w:t>
+      </w:r>
+      <w:r>
+        <w:t xml:space="preserve"> early (infection, DVT/PE, periprosthetic fracture, wound issues, nerve injury, haematoma) and late (late infection, stiffness, instability, aseptic loosening, fracture, extensor mechanism failure, polyethylene/bushing wear, HO, CRPS, persistent pain).</w:t>
+      </w:r>
+    </w:p>
+    <w:p>
+      <w:pPr>
+        <w:ind w:left="360" w:hanging="280"/>
+        <w:spacing w:after="40"/>
+      </w:pPr>
+      <w:r>
+        <w:t xml:space="preserve">•  </w:t>
+      </w:r>
+      <w:r>
+        <w:rPr>
+          <w:b/>
+        </w:rPr>
+        <w:t xml:space="preserve">Re-revision:</w:t>
+      </w:r>
+      <w:r>
+        <w:t xml:space="preserve"> date, indication, interval, procedure.</w:t>
+      </w:r>
+    </w:p>
+    <w:p>
+      <w:pPr>
+        <w:ind w:left="360" w:hanging="280"/>
+        <w:spacing w:after="40"/>
+      </w:pPr>
+      <w:r>
+        <w:t xml:space="preserve">•  </w:t>
+      </w:r>
+      <w:r>
+        <w:rPr>
+          <w:b/>
+        </w:rPr>
+        <w:t xml:space="preserve">Mortality:</w:t>
+      </w:r>
+      <w:r>
+        <w:t xml:space="preserve"> cause and relation to surgery.</w:t>
+      </w:r>
+    </w:p>
+    <w:p>
+      <w:r>
+        <w:rPr>
+          <w:b/>
+        </w:rPr>
+        <w:t xml:space="preserve">Observer reliability:</w:t>
+      </w:r>
+      <w:r>
+        <w:t xml:space="preserve"> All radiological measurements will be performed independently by two observers (the co-investigator and a senior orthopaedic surgeon). Inter-observer and intra-observer reliability will be assessed using the intraclass correlation coefficient (ICC) and Cohen's Kappa to minimize measurement bias.</w:t>
+      </w:r>
+    </w:p>
+    <w:p>
+      <w:r>
+        <w:rPr>
+          <w:b/>
+        </w:rPr>
+        <w:t xml:space="preserve">5.12 OUTCOME MEASURES:</w:t>
+      </w:r>
+    </w:p>
+    <w:tbl>
+      <w:tblPr>
+        <w:tblW w:w="9026" w:type="dxa"/>
+        <w:tblLayout w:type="fixed"/>
+        <w:tblBorders>
+          <w:top w:val="single" w:sz="6" w:space="0" w:color="999999"/>
+          <w:left w:val="single" w:sz="6" w:space="0" w:color="999999"/>
+          <w:bottom w:val="single" w:sz="6" w:space="0" w:color="999999"/>
+          <w:right w:val="single" w:sz="6" w:space="0" w:color="999999"/>
+          <w:insideH w:val="single" w:sz="6" w:space="0" w:color="999999"/>
+          <w:insideV w:val="single" w:sz="6" w:space="0" w:color="999999"/>
+        </w:tblBorders>
+        <w:tblLook w:val="04A0" w:firstRow="1" w:lastRow="0" w:firstColumn="1" w:lastColumn="0" w:noHBand="0" w:noVBand="1"/>
+      </w:tblPr>
+      <w:tblGrid>
+        <w:gridCol w:w="4513"/>
+        <w:gridCol w:w="4513"/>
+      </w:tblGrid>
+      <w:tr>
+        <w:tc>
+          <w:tcPr>
+            <w:tcW w:w="4513" w:type="dxa"/>
+            <w:shd w:val="clear" w:color="auto" w:fill="D9E2F3"/>
+            <w:tcBorders>
+              <w:top w:val="single" w:sz="6" w:space="0" w:color="999999"/>
+              <w:left w:val="single" w:sz="6" w:space="0" w:color="999999"/>
+              <w:bottom w:val="single" w:sz="6" w:space="0" w:color="999999"/>
+              <w:right w:val="single" w:sz="6" w:space="0" w:color="999999"/>
+            </w:tcBorders>
+            <w:vAlign w:val="center"/>
+          </w:tcPr>
+          <w:p>
+            <w:pPr/>
+            <w:r>
+              <w:rPr>
+                <w:b/>
+              </w:rPr>
               <w:t xml:space="preserve">Domain</w:t>
             </w:r>
           </w:p>
@@ -5938,7 +6876,21 @@
         <w:rPr>
           <w:b/>
         </w:rPr>
-        <w:t xml:space="preserve">5.14 FIGURES INCLUDED:</w:t>
+        <w:t xml:space="preserve">5.14 FIGURES</w:t>
+      </w:r>
+    </w:p>
+    <w:p>
+      <w:r>
+        <w:t xml:space="preserve">The following figures illustrate the classification systems, implant options, surgical algorithm, study flow, and radiological measurements referenced in this protocol. They are grouped here within the Methodology because each one supports a specific methodological step; a consolidated </w:t>
+      </w:r>
+      <w:r>
+        <w:rPr>
+          <w:b/>
+        </w:rPr>
+        <w:t xml:space="preserve">List of Figures</w:t>
+      </w:r>
+      <w:r>
+        <w:t xml:space="preserve"> is also provided in the preliminary pages. (For the final dissertation, each figure may instead be embedded at its first point of mention in the text.)</w:t>
       </w:r>
     </w:p>
     <w:p>

--- a/rTKR_Thesis_Protocol.docx
+++ b/rTKR_Thesis_Protocol.docx
@@ -3495,7 +3495,7 @@
         <w:t xml:space="preserve">5.3 STUDY DURATION:</w:t>
       </w:r>
       <w:r>
-        <w:t xml:space="preserve"> July 2026 to June 2028 (approximately 2 years), comprising a retrospective record-review arm and a prospective enrolment arm (see Section 5.5).</w:t>
+        <w:t xml:space="preserve"> July 2026 to October 2027 (approximately 1.25 years), comprising a retrospective record-review arm and a shorter prospective enrolment arm (see Section 5.5). The compressed timeline is dictated by the candidate's MS (Orthopaedics) term ending in December 2027; accordingly the retrospective arm is expected to contribute the majority of the sample.</w:t>
       </w:r>
     </w:p>
     <w:p>
@@ -3903,7 +3903,7 @@
         <w:t xml:space="preserve">Retrospective arm:</w:t>
       </w:r>
       <w:r>
-        <w:t xml:space="preserve"> Patients who underwent revision TKR from January 2021 to June 2026 with available records and adequate follow-up.</w:t>
+        <w:t xml:space="preserve"> Patients who underwent revision TKR from January 2021 to June 2026 with available records and adequate follow-up. Given the compressed timeline (MS term ending December 2027), this arm is expected to provide the majority of evaluable patients, as their follow-up has already matured.</w:t>
       </w:r>
     </w:p>
     <w:p>
@@ -3921,7 +3921,7 @@
         <w:t xml:space="preserve">Prospective arm:</w:t>
       </w:r>
       <w:r>
-        <w:t xml:space="preserve"> Patients undergoing revision TKR from August 2026 to December 2027, followed up for a minimum of 6 months.</w:t>
+        <w:t xml:space="preserve"> Patients undergoing revision TKR from September 2026 to February 2027, each followed up for a minimum of 6 months (last follow-up by ≈ August 2027) so that data are available before final analysis.</w:t>
       </w:r>
     </w:p>
     <w:p>
@@ -5396,7 +5396,7 @@
               <w:rPr>
                 <w:b/>
               </w:rPr>
-              <w:t xml:space="preserve">All patients undergoing Revision TKR at KEM Hospital (Jan 2021 – Dec 2027)</w:t>
+              <w:t xml:space="preserve">All patients undergoing Revision TKR at KEM Hospital (Jan 2021 – Aug 2027)</w:t>
             </w:r>
           </w:p>
         </w:tc>
@@ -5573,7 +5573,7 @@
               <w:rPr>
                 <w:b/>
               </w:rPr>
-              <w:t xml:space="preserve">Retrospective arm (Jan 2021 – Jun 2026)  +  Prospective arm (Aug 2026 – Dec 2027)</w:t>
+              <w:t xml:space="preserve">Retrospective arm (Jan 2021 – Jun 2026)  +  Prospective arm (Sep 2026 – Feb 2027)</w:t>
             </w:r>
           </w:p>
         </w:tc>
@@ -7943,45 +7943,45 @@
           <w:p>
             <w:pPr/>
             <w:r>
-              <w:t xml:space="preserve">September 2026 – December 2027</w:t>
-            </w:r>
-          </w:p>
-        </w:tc>
-      </w:tr>
-      <w:tr>
-        <w:tc>
-          <w:tcPr>
-            <w:tcW w:w="4513" w:type="dxa"/>
-            <w:tcBorders>
-              <w:top w:val="single" w:sz="6" w:space="0" w:color="999999"/>
-              <w:left w:val="single" w:sz="6" w:space="0" w:color="999999"/>
-              <w:bottom w:val="single" w:sz="6" w:space="0" w:color="999999"/>
-              <w:right w:val="single" w:sz="6" w:space="0" w:color="999999"/>
-            </w:tcBorders>
-            <w:vAlign w:val="center"/>
-          </w:tcPr>
-          <w:p>
-            <w:pPr/>
-            <w:r>
-              <w:t xml:space="preserve">Follow-up assessments</w:t>
-            </w:r>
-          </w:p>
-        </w:tc>
-        <w:tc>
-          <w:tcPr>
-            <w:tcW w:w="4513" w:type="dxa"/>
-            <w:tcBorders>
-              <w:top w:val="single" w:sz="6" w:space="0" w:color="999999"/>
-              <w:left w:val="single" w:sz="6" w:space="0" w:color="999999"/>
-              <w:bottom w:val="single" w:sz="6" w:space="0" w:color="999999"/>
-              <w:right w:val="single" w:sz="6" w:space="0" w:color="999999"/>
-            </w:tcBorders>
-            <w:vAlign w:val="center"/>
-          </w:tcPr>
-          <w:p>
-            <w:pPr/>
-            <w:r>
-              <w:t xml:space="preserve">Ongoing (September 2026 – March 2028)</w:t>
+              <w:t xml:space="preserve">September 2026 – February 2027</w:t>
+            </w:r>
+          </w:p>
+        </w:tc>
+      </w:tr>
+      <w:tr>
+        <w:tc>
+          <w:tcPr>
+            <w:tcW w:w="4513" w:type="dxa"/>
+            <w:tcBorders>
+              <w:top w:val="single" w:sz="6" w:space="0" w:color="999999"/>
+              <w:left w:val="single" w:sz="6" w:space="0" w:color="999999"/>
+              <w:bottom w:val="single" w:sz="6" w:space="0" w:color="999999"/>
+              <w:right w:val="single" w:sz="6" w:space="0" w:color="999999"/>
+            </w:tcBorders>
+            <w:vAlign w:val="center"/>
+          </w:tcPr>
+          <w:p>
+            <w:pPr/>
+            <w:r>
+              <w:t xml:space="preserve">Follow-up assessments (minimum 6 months)</w:t>
+            </w:r>
+          </w:p>
+        </w:tc>
+        <w:tc>
+          <w:tcPr>
+            <w:tcW w:w="4513" w:type="dxa"/>
+            <w:tcBorders>
+              <w:top w:val="single" w:sz="6" w:space="0" w:color="999999"/>
+              <w:left w:val="single" w:sz="6" w:space="0" w:color="999999"/>
+              <w:bottom w:val="single" w:sz="6" w:space="0" w:color="999999"/>
+              <w:right w:val="single" w:sz="6" w:space="0" w:color="999999"/>
+            </w:tcBorders>
+            <w:vAlign w:val="center"/>
+          </w:tcPr>
+          <w:p>
+            <w:pPr/>
+            <w:r>
+              <w:t xml:space="preserve">September 2026 – August 2027</w:t>
             </w:r>
           </w:p>
         </w:tc>
@@ -8019,7 +8019,7 @@
           <w:p>
             <w:pPr/>
             <w:r>
-              <w:t xml:space="preserve">January 2028 – February 2028</w:t>
+              <w:t xml:space="preserve">July 2027 – August 2027</w:t>
             </w:r>
           </w:p>
         </w:tc>
@@ -8057,7 +8057,7 @@
           <w:p>
             <w:pPr/>
             <w:r>
-              <w:t xml:space="preserve">March 2028 – April 2028</w:t>
+              <w:t xml:space="preserve">August 2027 – September 2027</w:t>
             </w:r>
           </w:p>
         </w:tc>
@@ -8095,7 +8095,7 @@
           <w:p>
             <w:pPr/>
             <w:r>
-              <w:t xml:space="preserve">April 2028 – June 2028</w:t>
+              <w:t xml:space="preserve">September 2027 – October 2027</w:t>
             </w:r>
           </w:p>
         </w:tc>
@@ -8133,7 +8133,7 @@
           <w:p>
             <w:pPr/>
             <w:r>
-              <w:t xml:space="preserve">As per MUHS examination schedule (≈ mid-2028)</w:t>
+              <w:t xml:space="preserve">By October–November 2027 (before end of MS term, December 2027)</w:t>
             </w:r>
           </w:p>
         </w:tc>
@@ -8145,7 +8145,31 @@
         <w:rPr>
           <w:i/>
         </w:rPr>
-        <w:t xml:space="preserve">(Dates are indicative and will be aligned to the candidate's MUHS examination cycle and the actual date of IEC approval.)</w:t>
+        <w:t xml:space="preserve">(Timeline compressed to complete before the candidate's MS Orthopaedics term ends in December 2027. </w:t>
+      </w:r>
+      <w:r>
+        <w:rPr>
+          <w:i/>
+        </w:rPr>
+        <w:t xml:space="preserve">Important:</w:t>
+      </w:r>
+      <w:r>
+        <w:rPr>
+          <w:i/>
+        </w:rPr>
+        <w:t xml:space="preserve"> MUHS generally requires the dissertation to be submitted ~6 months before the final examination; if that applies, submission must move to ≈ mid-2027, in which case the </w:t>
+      </w:r>
+      <w:r>
+        <w:rPr>
+          <w:i/>
+        </w:rPr>
+        <w:t xml:space="preserve">retrospective arm alone should be powered to meet the sample size</w:t>
+      </w:r>
+      <w:r>
+        <w:rPr>
+          <w:i/>
+        </w:rPr>
+        <w:t xml:space="preserve"> and the prospective arm treated as supplementary. The candidate must confirm the exact submission deadline with the department/MUHS.)</w:t>
       </w:r>
     </w:p>
     <w:p>

--- a/rTKR_Thesis_Protocol.docx
+++ b/rTKR_Thesis_Protocol.docx
@@ -2,84 +2,294 @@
 <file path=word/document.xml><?xml version="1.0" encoding="utf-8"?>
 <w:document xmlns:w="http://schemas.openxmlformats.org/wordprocessingml/2006/main" xmlns:r="http://schemas.openxmlformats.org/officeDocument/2006/relationships">
   <w:body>
+    <w:tbl>
+      <w:tblPr>
+        <w:tblW w:w="9026" w:type="dxa"/>
+        <w:tblLayout w:type="fixed"/>
+        <w:tblBorders>
+          <w:top w:val="nil"/>
+          <w:left w:val="nil"/>
+          <w:bottom w:val="nil"/>
+          <w:right w:val="nil"/>
+          <w:insideH w:val="nil"/>
+          <w:insideV w:val="nil"/>
+        </w:tblBorders>
+      </w:tblPr>
+      <w:tblGrid>
+        <w:gridCol w:w="2300"/>
+        <w:gridCol w:w="6726"/>
+      </w:tblGrid>
+      <w:tr>
+        <w:tc>
+          <w:tcPr>
+            <w:tcW w:w="2300" w:type="dxa"/>
+            <w:tcBorders>
+              <w:top w:val="nil"/>
+              <w:left w:val="nil"/>
+              <w:bottom w:val="nil"/>
+              <w:right w:val="nil"/>
+            </w:tcBorders>
+            <w:vAlign w:val="center"/>
+          </w:tcPr>
+          <w:p>
+            <w:pPr>
+              <w:jc w:val="center"/>
+              <w:pBdr>
+                <w:top w:val="dashed" w:sz="6" w:space="4" w:color="A6A6A6"/>
+                <w:left w:val="dashed" w:sz="6" w:space="4" w:color="A6A6A6"/>
+                <w:bottom w:val="dashed" w:sz="6" w:space="4" w:color="A6A6A6"/>
+                <w:right w:val="dashed" w:sz="6" w:space="4" w:color="A6A6A6"/>
+              </w:pBdr>
+              <w:shd w:val="clear" w:color="auto" w:fill="F2F2F2"/>
+              <w:spacing w:before="40" w:after="160"/>
+            </w:pPr>
+            <w:r>
+              <w:rPr>
+                <w:color w:val="767171"/>
+                <w:sz w:val="16"/>
+              </w:rPr>
+              <w:t xml:space="preserve">[ GSMC–KEM college
+crest logo ]</w:t>
+            </w:r>
+          </w:p>
+          <w:p>
+            <w:pPr>
+              <w:jc w:val="center"/>
+              <w:pBdr>
+                <w:top w:val="dashed" w:sz="6" w:space="4" w:color="A6A6A6"/>
+                <w:left w:val="dashed" w:sz="6" w:space="4" w:color="A6A6A6"/>
+                <w:bottom w:val="dashed" w:sz="6" w:space="4" w:color="A6A6A6"/>
+                <w:right w:val="dashed" w:sz="6" w:space="4" w:color="A6A6A6"/>
+              </w:pBdr>
+              <w:shd w:val="clear" w:color="auto" w:fill="F2F2F2"/>
+              <w:spacing w:before="40" w:after="160"/>
+            </w:pPr>
+            <w:r>
+              <w:rPr>
+                <w:color w:val="767171"/>
+                <w:sz w:val="16"/>
+              </w:rPr>
+              <w:t xml:space="preserve">[ Dept. of
+Orthopaedics emblem ]</w:t>
+            </w:r>
+          </w:p>
+        </w:tc>
+        <w:tc>
+          <w:tcPr>
+            <w:tcW w:w="6726" w:type="dxa"/>
+            <w:tcBorders>
+              <w:top w:val="nil"/>
+              <w:left w:val="nil"/>
+              <w:bottom w:val="nil"/>
+              <w:right w:val="nil"/>
+            </w:tcBorders>
+            <w:vAlign w:val="center"/>
+          </w:tcPr>
+          <w:p>
+            <w:pPr>
+              <w:jc w:val="center"/>
+              <w:spacing w:before="0" w:after="40"/>
+            </w:pPr>
+            <w:r>
+              <w:rPr>
+                <w:b/>
+                <w:sz w:val="30"/>
+              </w:rPr>
+              <w:t xml:space="preserve">SETH G. S. MEDICAL COLLEGE &amp;</w:t>
+            </w:r>
+          </w:p>
+          <w:p>
+            <w:pPr>
+              <w:jc w:val="center"/>
+              <w:spacing w:before="0" w:after="0"/>
+            </w:pPr>
+            <w:r>
+              <w:rPr>
+                <w:b/>
+                <w:sz w:val="30"/>
+              </w:rPr>
+              <w:t xml:space="preserve">K. E. M. HOSPITAL, PAREL, MUMBAI</w:t>
+            </w:r>
+          </w:p>
+        </w:tc>
+      </w:tr>
+    </w:tbl>
     <w:p/>
     <w:p>
       <w:pPr>
-        <w:pStyle w:val="Title"/>
         <w:jc w:val="center"/>
-      </w:pPr>
-      <w:r>
-        <w:t xml:space="preserve">SETH G. S. MEDICAL COLLEGE &amp; K. E. M. HOSPITAL, PAREL, MUMBAI</w:t>
-      </w:r>
-    </w:p>
-    <w:p>
-      <w:pPr>
-        <w:pStyle w:val="Heading1"/>
+        <w:spacing w:before="200" w:after="160"/>
+      </w:pPr>
+      <w:r>
+        <w:rPr>
+          <w:b/>
+          <w:u w:val="single"/>
+          <w:sz w:val="28"/>
+        </w:rPr>
+        <w:t xml:space="preserve">DEPARTMENT OF ORTHOPAEDICS</w:t>
+      </w:r>
+    </w:p>
+    <w:p>
+      <w:pPr>
         <w:jc w:val="center"/>
-      </w:pPr>
-      <w:r>
+        <w:spacing w:before="80" w:after="120"/>
+      </w:pPr>
+      <w:r>
+        <w:rPr>
+          <w:sz w:val="24"/>
+        </w:rPr>
+        <w:t xml:space="preserve">TOPIC</w:t>
+      </w:r>
+    </w:p>
+    <w:p>
+      <w:pPr>
+        <w:jc w:val="center"/>
+        <w:spacing w:before="0" w:after="200"/>
+      </w:pPr>
+      <w:r>
+        <w:rPr>
+          <w:b/>
+          <w:sz w:val="30"/>
+        </w:rPr>
+        <w:t xml:space="preserve">EVALUATING CLINICO-RADIOLOGICAL OUTCOMES AND PATIENT SATISFACTION FOLLOWING REVISION TOTAL KNEE REPLACEMENT: A COMPREHENSIVE COHORT STUDY</w:t>
+      </w:r>
+    </w:p>
+    <w:p>
+      <w:pPr>
+        <w:jc w:val="center"/>
+        <w:spacing w:before="200" w:after="160"/>
+      </w:pPr>
+      <w:r>
+        <w:rPr>
+          <w:b/>
+          <w:sz w:val="36"/>
+        </w:rPr>
+        <w:t xml:space="preserve">THESIS PROTOCOL</w:t>
+      </w:r>
+    </w:p>
+    <w:p>
+      <w:pPr>
+        <w:jc w:val="center"/>
+        <w:spacing w:before="80" w:after="60"/>
+      </w:pPr>
+      <w:r>
+        <w:rPr>
+          <w:u w:val="single"/>
+          <w:sz w:val="28"/>
+        </w:rPr>
+        <w:t xml:space="preserve">CHIEF INVESTIGATOR</w:t>
+      </w:r>
+    </w:p>
+    <w:p>
+      <w:pPr>
+        <w:jc w:val="center"/>
+        <w:spacing w:before="0" w:after="40"/>
+      </w:pPr>
+      <w:r>
+        <w:rPr>
+          <w:b/>
+          <w:sz w:val="26"/>
+        </w:rPr>
+        <w:t xml:space="preserve">DR MOHAN M. DESAI</w:t>
+      </w:r>
+    </w:p>
+    <w:p>
+      <w:pPr>
+        <w:jc w:val="center"/>
+        <w:spacing w:before="0" w:after="0"/>
+      </w:pPr>
+      <w:r>
+        <w:rPr>
+          <w:sz w:val="24"/>
+        </w:rPr>
+        <w:t xml:space="preserve">PROFESSOR AND HEAD OF THE DEPARTMENT</w:t>
+      </w:r>
+    </w:p>
+    <w:p>
+      <w:pPr>
+        <w:jc w:val="center"/>
+        <w:spacing w:before="0" w:after="0"/>
+      </w:pPr>
+      <w:r>
+        <w:rPr>
+          <w:sz w:val="24"/>
+        </w:rPr>
         <w:t xml:space="preserve">DEPARTMENT OF ORTHOPAEDICS</w:t>
       </w:r>
     </w:p>
     <w:p>
       <w:pPr>
-        <w:pStyle w:val="Heading2"/>
         <w:jc w:val="center"/>
-      </w:pPr>
-      <w:r>
-        <w:t xml:space="preserve">TOPIC</w:t>
+        <w:spacing w:before="0" w:after="120"/>
+      </w:pPr>
+      <w:r>
+        <w:rPr>
+          <w:sz w:val="24"/>
+        </w:rPr>
+        <w:t xml:space="preserve">SGMC &amp; KEM HOSPITAL</w:t>
       </w:r>
     </w:p>
     <w:p>
       <w:pPr>
         <w:jc w:val="center"/>
-      </w:pPr>
-      <w:r>
-        <w:rPr>
-          <w:b/>
-        </w:rPr>
-        <w:t xml:space="preserve">EVALUATING CLINICO-RADIOLOGICAL OUTCOMES AND PATIENT SATISFACTION FOLLOWING REVISION TOTAL KNEE REPLACEMENT: A COMPREHENSIVE COHORT STUDY</w:t>
+        <w:spacing w:before="80" w:after="60"/>
+      </w:pPr>
+      <w:r>
+        <w:rPr>
+          <w:u w:val="single"/>
+          <w:sz w:val="28"/>
+        </w:rPr>
+        <w:t xml:space="preserve">CO INVESTIGATOR</w:t>
       </w:r>
     </w:p>
     <w:p>
       <w:pPr>
         <w:jc w:val="center"/>
-      </w:pPr>
-      <w:r>
-        <w:rPr>
-          <w:b/>
-        </w:rPr>
-        <w:t xml:space="preserve">THESIS PROTOCOL</w:t>
+        <w:spacing w:before="0" w:after="40"/>
+      </w:pPr>
+      <w:r>
+        <w:rPr>
+          <w:b/>
+          <w:sz w:val="26"/>
+        </w:rPr>
+        <w:t xml:space="preserve">DR ASIF AHMED</w:t>
       </w:r>
     </w:p>
     <w:p>
       <w:pPr>
         <w:jc w:val="center"/>
-      </w:pPr>
-      <w:r>
-        <w:rPr>
-          <w:b/>
-        </w:rPr>
-        <w:t xml:space="preserve">Submitted to the Maharashtra University of Health Sciences (MUHS), Nashik</w:t>
+        <w:spacing w:before="0" w:after="0"/>
+      </w:pPr>
+      <w:r>
+        <w:rPr>
+          <w:sz w:val="24"/>
+        </w:rPr>
+        <w:t xml:space="preserve">JUNIOR RESIDENT</w:t>
       </w:r>
     </w:p>
     <w:p>
       <w:pPr>
         <w:jc w:val="center"/>
-      </w:pPr>
-      <w:r>
-        <w:rPr>
-          <w:b/>
-        </w:rPr>
-        <w:t xml:space="preserve">In partial fulfilment of the requirements for the degree of M.S. (Orthopaedics)</w:t>
-      </w:r>
-    </w:p>
-    <w:p>
-      <w:pPr>
-        <w:pBdr>
-          <w:bottom w:val="single" w:sz="6" w:space="1" w:color="BFBFBF"/>
-        </w:pBdr>
-      </w:pPr>
+        <w:spacing w:before="0" w:after="0"/>
+      </w:pPr>
+      <w:r>
+        <w:rPr>
+          <w:sz w:val="24"/>
+        </w:rPr>
+        <w:t xml:space="preserve">DEPARTMENT OF ORTHOPAEDICS</w:t>
+      </w:r>
+    </w:p>
+    <w:p>
+      <w:pPr>
+        <w:jc w:val="center"/>
+        <w:spacing w:before="0" w:after="0"/>
+      </w:pPr>
+      <w:r>
+        <w:rPr>
+          <w:sz w:val="24"/>
+        </w:rPr>
+        <w:t xml:space="preserve">SGMC &amp; KEM HOSPITAL</w:t>
+      </w:r>
     </w:p>
     <w:p>
       <w:r>

--- a/rTKR_Thesis_Protocol.docx
+++ b/rTKR_Thesis_Protocol.docx
@@ -290,969 +290,6 @@
         </w:rPr>
         <w:t xml:space="preserve">SGMC &amp; KEM HOSPITAL</w:t>
       </w:r>
-    </w:p>
-    <w:p>
-      <w:r>
-        <w:br w:type="page"/>
-      </w:r>
-    </w:p>
-    <w:p>
-      <w:pPr>
-        <w:pStyle w:val="Heading2"/>
-      </w:pPr>
-      <w:r>
-        <w:t xml:space="preserve">TITLE PAGE</w:t>
-      </w:r>
-    </w:p>
-    <w:tbl>
-      <w:tblPr>
-        <w:tblW w:w="9026" w:type="dxa"/>
-        <w:tblLayout w:type="fixed"/>
-        <w:tblBorders>
-          <w:top w:val="single" w:sz="6" w:space="0" w:color="999999"/>
-          <w:left w:val="single" w:sz="6" w:space="0" w:color="999999"/>
-          <w:bottom w:val="single" w:sz="6" w:space="0" w:color="999999"/>
-          <w:right w:val="single" w:sz="6" w:space="0" w:color="999999"/>
-          <w:insideH w:val="single" w:sz="6" w:space="0" w:color="999999"/>
-          <w:insideV w:val="single" w:sz="6" w:space="0" w:color="999999"/>
-        </w:tblBorders>
-        <w:tblLook w:val="04A0" w:firstRow="1" w:lastRow="0" w:firstColumn="1" w:lastColumn="0" w:noHBand="0" w:noVBand="1"/>
-      </w:tblPr>
-      <w:tblGrid>
-        <w:gridCol w:w="4513"/>
-        <w:gridCol w:w="4513"/>
-      </w:tblGrid>
-      <w:tr>
-        <w:tc>
-          <w:tcPr>
-            <w:tcW w:w="4513" w:type="dxa"/>
-            <w:shd w:val="clear" w:color="auto" w:fill="D9E2F3"/>
-            <w:tcBorders>
-              <w:top w:val="single" w:sz="6" w:space="0" w:color="999999"/>
-              <w:left w:val="single" w:sz="6" w:space="0" w:color="999999"/>
-              <w:bottom w:val="single" w:sz="6" w:space="0" w:color="999999"/>
-              <w:right w:val="single" w:sz="6" w:space="0" w:color="999999"/>
-            </w:tcBorders>
-            <w:vAlign w:val="center"/>
-          </w:tcPr>
-          <w:p>
-            <w:pPr/>
-            <w:r>
-              <w:rPr>
-                <w:b/>
-              </w:rPr>
-              <w:t xml:space="preserve">Field</w:t>
-            </w:r>
-          </w:p>
-        </w:tc>
-        <w:tc>
-          <w:tcPr>
-            <w:tcW w:w="4513" w:type="dxa"/>
-            <w:shd w:val="clear" w:color="auto" w:fill="D9E2F3"/>
-            <w:tcBorders>
-              <w:top w:val="single" w:sz="6" w:space="0" w:color="999999"/>
-              <w:left w:val="single" w:sz="6" w:space="0" w:color="999999"/>
-              <w:bottom w:val="single" w:sz="6" w:space="0" w:color="999999"/>
-              <w:right w:val="single" w:sz="6" w:space="0" w:color="999999"/>
-            </w:tcBorders>
-            <w:vAlign w:val="center"/>
-          </w:tcPr>
-          <w:p>
-            <w:pPr/>
-            <w:r>
-              <w:rPr>
-                <w:b/>
-              </w:rPr>
-              <w:t xml:space="preserve">Details</w:t>
-            </w:r>
-          </w:p>
-        </w:tc>
-      </w:tr>
-      <w:tr>
-        <w:tc>
-          <w:tcPr>
-            <w:tcW w:w="4513" w:type="dxa"/>
-            <w:tcBorders>
-              <w:top w:val="single" w:sz="6" w:space="0" w:color="999999"/>
-              <w:left w:val="single" w:sz="6" w:space="0" w:color="999999"/>
-              <w:bottom w:val="single" w:sz="6" w:space="0" w:color="999999"/>
-              <w:right w:val="single" w:sz="6" w:space="0" w:color="999999"/>
-            </w:tcBorders>
-            <w:vAlign w:val="center"/>
-          </w:tcPr>
-          <w:p>
-            <w:pPr/>
-            <w:r>
-              <w:rPr>
-                <w:b/>
-              </w:rPr>
-              <w:t xml:space="preserve">Title of study</w:t>
-            </w:r>
-          </w:p>
-        </w:tc>
-        <w:tc>
-          <w:tcPr>
-            <w:tcW w:w="4513" w:type="dxa"/>
-            <w:tcBorders>
-              <w:top w:val="single" w:sz="6" w:space="0" w:color="999999"/>
-              <w:left w:val="single" w:sz="6" w:space="0" w:color="999999"/>
-              <w:bottom w:val="single" w:sz="6" w:space="0" w:color="999999"/>
-              <w:right w:val="single" w:sz="6" w:space="0" w:color="999999"/>
-            </w:tcBorders>
-            <w:vAlign w:val="center"/>
-          </w:tcPr>
-          <w:p>
-            <w:pPr/>
-            <w:r>
-              <w:t xml:space="preserve">Evaluating Clinico-Radiological Outcomes and Patient Satisfaction Following Revision Total Knee Replacement: A Comprehensive Cohort Study</w:t>
-            </w:r>
-          </w:p>
-        </w:tc>
-      </w:tr>
-      <w:tr>
-        <w:tc>
-          <w:tcPr>
-            <w:tcW w:w="4513" w:type="dxa"/>
-            <w:tcBorders>
-              <w:top w:val="single" w:sz="6" w:space="0" w:color="999999"/>
-              <w:left w:val="single" w:sz="6" w:space="0" w:color="999999"/>
-              <w:bottom w:val="single" w:sz="6" w:space="0" w:color="999999"/>
-              <w:right w:val="single" w:sz="6" w:space="0" w:color="999999"/>
-            </w:tcBorders>
-            <w:vAlign w:val="center"/>
-          </w:tcPr>
-          <w:p>
-            <w:pPr/>
-            <w:r>
-              <w:rPr>
-                <w:b/>
-              </w:rPr>
-              <w:t xml:space="preserve">Department</w:t>
-            </w:r>
-          </w:p>
-        </w:tc>
-        <w:tc>
-          <w:tcPr>
-            <w:tcW w:w="4513" w:type="dxa"/>
-            <w:tcBorders>
-              <w:top w:val="single" w:sz="6" w:space="0" w:color="999999"/>
-              <w:left w:val="single" w:sz="6" w:space="0" w:color="999999"/>
-              <w:bottom w:val="single" w:sz="6" w:space="0" w:color="999999"/>
-              <w:right w:val="single" w:sz="6" w:space="0" w:color="999999"/>
-            </w:tcBorders>
-            <w:vAlign w:val="center"/>
-          </w:tcPr>
-          <w:p>
-            <w:pPr/>
-            <w:r>
-              <w:t xml:space="preserve">Orthopaedics</w:t>
-            </w:r>
-          </w:p>
-        </w:tc>
-      </w:tr>
-      <w:tr>
-        <w:tc>
-          <w:tcPr>
-            <w:tcW w:w="4513" w:type="dxa"/>
-            <w:tcBorders>
-              <w:top w:val="single" w:sz="6" w:space="0" w:color="999999"/>
-              <w:left w:val="single" w:sz="6" w:space="0" w:color="999999"/>
-              <w:bottom w:val="single" w:sz="6" w:space="0" w:color="999999"/>
-              <w:right w:val="single" w:sz="6" w:space="0" w:color="999999"/>
-            </w:tcBorders>
-            <w:vAlign w:val="center"/>
-          </w:tcPr>
-          <w:p>
-            <w:pPr/>
-            <w:r>
-              <w:rPr>
-                <w:b/>
-              </w:rPr>
-              <w:t xml:space="preserve">Institution</w:t>
-            </w:r>
-          </w:p>
-        </w:tc>
-        <w:tc>
-          <w:tcPr>
-            <w:tcW w:w="4513" w:type="dxa"/>
-            <w:tcBorders>
-              <w:top w:val="single" w:sz="6" w:space="0" w:color="999999"/>
-              <w:left w:val="single" w:sz="6" w:space="0" w:color="999999"/>
-              <w:bottom w:val="single" w:sz="6" w:space="0" w:color="999999"/>
-              <w:right w:val="single" w:sz="6" w:space="0" w:color="999999"/>
-            </w:tcBorders>
-            <w:vAlign w:val="center"/>
-          </w:tcPr>
-          <w:p>
-            <w:pPr/>
-            <w:r>
-              <w:t xml:space="preserve">Seth G.S. Medical College &amp; K.E.M. Hospital, Parel, Mumbai 400012</w:t>
-            </w:r>
-          </w:p>
-        </w:tc>
-      </w:tr>
-      <w:tr>
-        <w:tc>
-          <w:tcPr>
-            <w:tcW w:w="4513" w:type="dxa"/>
-            <w:tcBorders>
-              <w:top w:val="single" w:sz="6" w:space="0" w:color="999999"/>
-              <w:left w:val="single" w:sz="6" w:space="0" w:color="999999"/>
-              <w:bottom w:val="single" w:sz="6" w:space="0" w:color="999999"/>
-              <w:right w:val="single" w:sz="6" w:space="0" w:color="999999"/>
-            </w:tcBorders>
-            <w:vAlign w:val="center"/>
-          </w:tcPr>
-          <w:p>
-            <w:pPr/>
-            <w:r>
-              <w:rPr>
-                <w:b/>
-              </w:rPr>
-              <w:t xml:space="preserve">Candidate (Co-Investigator)</w:t>
-            </w:r>
-          </w:p>
-        </w:tc>
-        <w:tc>
-          <w:tcPr>
-            <w:tcW w:w="4513" w:type="dxa"/>
-            <w:tcBorders>
-              <w:top w:val="single" w:sz="6" w:space="0" w:color="999999"/>
-              <w:left w:val="single" w:sz="6" w:space="0" w:color="999999"/>
-              <w:bottom w:val="single" w:sz="6" w:space="0" w:color="999999"/>
-              <w:right w:val="single" w:sz="6" w:space="0" w:color="999999"/>
-            </w:tcBorders>
-            <w:vAlign w:val="center"/>
-          </w:tcPr>
-          <w:p>
-            <w:pPr/>
-            <w:r>
-              <w:t xml:space="preserve">Dr. Asif Ahmed, Junior Resident (Postgraduate Student)</w:t>
-            </w:r>
-          </w:p>
-        </w:tc>
-      </w:tr>
-      <w:tr>
-        <w:tc>
-          <w:tcPr>
-            <w:tcW w:w="4513" w:type="dxa"/>
-            <w:tcBorders>
-              <w:top w:val="single" w:sz="6" w:space="0" w:color="999999"/>
-              <w:left w:val="single" w:sz="6" w:space="0" w:color="999999"/>
-              <w:bottom w:val="single" w:sz="6" w:space="0" w:color="999999"/>
-              <w:right w:val="single" w:sz="6" w:space="0" w:color="999999"/>
-            </w:tcBorders>
-            <w:vAlign w:val="center"/>
-          </w:tcPr>
-          <w:p>
-            <w:pPr/>
-            <w:r>
-              <w:rPr>
-                <w:b/>
-              </w:rPr>
-              <w:t xml:space="preserve">MUHS Registration No.</w:t>
-            </w:r>
-          </w:p>
-        </w:tc>
-        <w:tc>
-          <w:tcPr>
-            <w:tcW w:w="4513" w:type="dxa"/>
-            <w:tcBorders>
-              <w:top w:val="single" w:sz="6" w:space="0" w:color="999999"/>
-              <w:left w:val="single" w:sz="6" w:space="0" w:color="999999"/>
-              <w:bottom w:val="single" w:sz="6" w:space="0" w:color="999999"/>
-              <w:right w:val="single" w:sz="6" w:space="0" w:color="999999"/>
-            </w:tcBorders>
-            <w:vAlign w:val="center"/>
-          </w:tcPr>
-          <w:p>
-            <w:pPr/>
-            <w:r>
-              <w:t xml:space="preserve">__________________________ </w:t>
-            </w:r>
-            <w:r>
-              <w:rPr>
-                <w:i/>
-              </w:rPr>
-              <w:t xml:space="preserve">(to be filled by candidate)</w:t>
-            </w:r>
-          </w:p>
-        </w:tc>
-      </w:tr>
-      <w:tr>
-        <w:tc>
-          <w:tcPr>
-            <w:tcW w:w="4513" w:type="dxa"/>
-            <w:tcBorders>
-              <w:top w:val="single" w:sz="6" w:space="0" w:color="999999"/>
-              <w:left w:val="single" w:sz="6" w:space="0" w:color="999999"/>
-              <w:bottom w:val="single" w:sz="6" w:space="0" w:color="999999"/>
-              <w:right w:val="single" w:sz="6" w:space="0" w:color="999999"/>
-            </w:tcBorders>
-            <w:vAlign w:val="center"/>
-          </w:tcPr>
-          <w:p>
-            <w:pPr/>
-            <w:r>
-              <w:rPr>
-                <w:b/>
-              </w:rPr>
-              <w:t xml:space="preserve">Year of registration</w:t>
-            </w:r>
-          </w:p>
-        </w:tc>
-        <w:tc>
-          <w:tcPr>
-            <w:tcW w:w="4513" w:type="dxa"/>
-            <w:tcBorders>
-              <w:top w:val="single" w:sz="6" w:space="0" w:color="999999"/>
-              <w:left w:val="single" w:sz="6" w:space="0" w:color="999999"/>
-              <w:bottom w:val="single" w:sz="6" w:space="0" w:color="999999"/>
-              <w:right w:val="single" w:sz="6" w:space="0" w:color="999999"/>
-            </w:tcBorders>
-            <w:vAlign w:val="center"/>
-          </w:tcPr>
-          <w:p>
-            <w:pPr/>
-            <w:r>
-              <w:t xml:space="preserve">__________ </w:t>
-            </w:r>
-            <w:r>
-              <w:rPr>
-                <w:i/>
-              </w:rPr>
-              <w:t xml:space="preserve">(to be filled by candidate)</w:t>
-            </w:r>
-          </w:p>
-        </w:tc>
-      </w:tr>
-      <w:tr>
-        <w:tc>
-          <w:tcPr>
-            <w:tcW w:w="4513" w:type="dxa"/>
-            <w:tcBorders>
-              <w:top w:val="single" w:sz="6" w:space="0" w:color="999999"/>
-              <w:left w:val="single" w:sz="6" w:space="0" w:color="999999"/>
-              <w:bottom w:val="single" w:sz="6" w:space="0" w:color="999999"/>
-              <w:right w:val="single" w:sz="6" w:space="0" w:color="999999"/>
-            </w:tcBorders>
-            <w:vAlign w:val="center"/>
-          </w:tcPr>
-          <w:p>
-            <w:pPr/>
-            <w:r>
-              <w:rPr>
-                <w:b/>
-              </w:rPr>
-              <w:t xml:space="preserve">Guide (Chief Investigator)</w:t>
-            </w:r>
-          </w:p>
-        </w:tc>
-        <w:tc>
-          <w:tcPr>
-            <w:tcW w:w="4513" w:type="dxa"/>
-            <w:tcBorders>
-              <w:top w:val="single" w:sz="6" w:space="0" w:color="999999"/>
-              <w:left w:val="single" w:sz="6" w:space="0" w:color="999999"/>
-              <w:bottom w:val="single" w:sz="6" w:space="0" w:color="999999"/>
-              <w:right w:val="single" w:sz="6" w:space="0" w:color="999999"/>
-            </w:tcBorders>
-            <w:vAlign w:val="center"/>
-          </w:tcPr>
-          <w:p>
-            <w:pPr/>
-            <w:r>
-              <w:t xml:space="preserve">Dr. Mohan M. Desai, Professor &amp; Head, Department of Orthopaedics</w:t>
-            </w:r>
-          </w:p>
-        </w:tc>
-      </w:tr>
-      <w:tr>
-        <w:tc>
-          <w:tcPr>
-            <w:tcW w:w="4513" w:type="dxa"/>
-            <w:tcBorders>
-              <w:top w:val="single" w:sz="6" w:space="0" w:color="999999"/>
-              <w:left w:val="single" w:sz="6" w:space="0" w:color="999999"/>
-              <w:bottom w:val="single" w:sz="6" w:space="0" w:color="999999"/>
-              <w:right w:val="single" w:sz="6" w:space="0" w:color="999999"/>
-            </w:tcBorders>
-            <w:vAlign w:val="center"/>
-          </w:tcPr>
-          <w:p>
-            <w:pPr/>
-            <w:r>
-              <w:rPr>
-                <w:b/>
-              </w:rPr>
-              <w:t xml:space="preserve">Co-Guide</w:t>
-            </w:r>
-          </w:p>
-        </w:tc>
-        <w:tc>
-          <w:tcPr>
-            <w:tcW w:w="4513" w:type="dxa"/>
-            <w:tcBorders>
-              <w:top w:val="single" w:sz="6" w:space="0" w:color="999999"/>
-              <w:left w:val="single" w:sz="6" w:space="0" w:color="999999"/>
-              <w:bottom w:val="single" w:sz="6" w:space="0" w:color="999999"/>
-              <w:right w:val="single" w:sz="6" w:space="0" w:color="999999"/>
-            </w:tcBorders>
-            <w:vAlign w:val="center"/>
-          </w:tcPr>
-          <w:p>
-            <w:pPr/>
-            <w:r>
-              <w:t xml:space="preserve">__________________________ </w:t>
-            </w:r>
-            <w:r>
-              <w:rPr>
-                <w:i/>
-              </w:rPr>
-              <w:t xml:space="preserve">(if applicable)</w:t>
-            </w:r>
-          </w:p>
-        </w:tc>
-      </w:tr>
-      <w:tr>
-        <w:tc>
-          <w:tcPr>
-            <w:tcW w:w="4513" w:type="dxa"/>
-            <w:tcBorders>
-              <w:top w:val="single" w:sz="6" w:space="0" w:color="999999"/>
-              <w:left w:val="single" w:sz="6" w:space="0" w:color="999999"/>
-              <w:bottom w:val="single" w:sz="6" w:space="0" w:color="999999"/>
-              <w:right w:val="single" w:sz="6" w:space="0" w:color="999999"/>
-            </w:tcBorders>
-            <w:vAlign w:val="center"/>
-          </w:tcPr>
-          <w:p>
-            <w:pPr/>
-            <w:r>
-              <w:rPr>
-                <w:b/>
-              </w:rPr>
-              <w:t xml:space="preserve">Academic year</w:t>
-            </w:r>
-          </w:p>
-        </w:tc>
-        <w:tc>
-          <w:tcPr>
-            <w:tcW w:w="4513" w:type="dxa"/>
-            <w:tcBorders>
-              <w:top w:val="single" w:sz="6" w:space="0" w:color="999999"/>
-              <w:left w:val="single" w:sz="6" w:space="0" w:color="999999"/>
-              <w:bottom w:val="single" w:sz="6" w:space="0" w:color="999999"/>
-              <w:right w:val="single" w:sz="6" w:space="0" w:color="999999"/>
-            </w:tcBorders>
-            <w:vAlign w:val="center"/>
-          </w:tcPr>
-          <w:p>
-            <w:pPr/>
-            <w:r>
-              <w:t xml:space="preserve">2026–2027</w:t>
-            </w:r>
-          </w:p>
-        </w:tc>
-      </w:tr>
-    </w:tbl>
-    <w:p/>
-    <w:p>
-      <w:r>
-        <w:rPr>
-          <w:b/>
-        </w:rPr>
-        <w:t xml:space="preserve">Signatures</w:t>
-      </w:r>
-    </w:p>
-    <w:tbl>
-      <w:tblPr>
-        <w:tblW w:w="9026" w:type="dxa"/>
-        <w:tblLayout w:type="fixed"/>
-        <w:tblBorders>
-          <w:top w:val="single" w:sz="6" w:space="0" w:color="999999"/>
-          <w:left w:val="single" w:sz="6" w:space="0" w:color="999999"/>
-          <w:bottom w:val="single" w:sz="6" w:space="0" w:color="999999"/>
-          <w:right w:val="single" w:sz="6" w:space="0" w:color="999999"/>
-          <w:insideH w:val="single" w:sz="6" w:space="0" w:color="999999"/>
-          <w:insideV w:val="single" w:sz="6" w:space="0" w:color="999999"/>
-        </w:tblBorders>
-        <w:tblLook w:val="04A0" w:firstRow="1" w:lastRow="0" w:firstColumn="1" w:lastColumn="0" w:noHBand="0" w:noVBand="1"/>
-      </w:tblPr>
-      <w:tblGrid>
-        <w:gridCol w:w="2256"/>
-        <w:gridCol w:w="2256"/>
-        <w:gridCol w:w="2256"/>
-        <w:gridCol w:w="2256"/>
-      </w:tblGrid>
-      <w:tr>
-        <w:tc>
-          <w:tcPr>
-            <w:tcW w:w="2256" w:type="dxa"/>
-            <w:shd w:val="clear" w:color="auto" w:fill="D9E2F3"/>
-            <w:tcBorders>
-              <w:top w:val="single" w:sz="6" w:space="0" w:color="999999"/>
-              <w:left w:val="single" w:sz="6" w:space="0" w:color="999999"/>
-              <w:bottom w:val="single" w:sz="6" w:space="0" w:color="999999"/>
-              <w:right w:val="single" w:sz="6" w:space="0" w:color="999999"/>
-            </w:tcBorders>
-            <w:vAlign w:val="center"/>
-          </w:tcPr>
-          <w:p>
-            <w:pPr/>
-            <w:r>
-              <w:rPr>
-                <w:b/>
-              </w:rPr>
-              <w:t xml:space="preserve">Role</w:t>
-            </w:r>
-          </w:p>
-        </w:tc>
-        <w:tc>
-          <w:tcPr>
-            <w:tcW w:w="2256" w:type="dxa"/>
-            <w:shd w:val="clear" w:color="auto" w:fill="D9E2F3"/>
-            <w:tcBorders>
-              <w:top w:val="single" w:sz="6" w:space="0" w:color="999999"/>
-              <w:left w:val="single" w:sz="6" w:space="0" w:color="999999"/>
-              <w:bottom w:val="single" w:sz="6" w:space="0" w:color="999999"/>
-              <w:right w:val="single" w:sz="6" w:space="0" w:color="999999"/>
-            </w:tcBorders>
-            <w:vAlign w:val="center"/>
-          </w:tcPr>
-          <w:p>
-            <w:pPr/>
-            <w:r>
-              <w:rPr>
-                <w:b/>
-              </w:rPr>
-              <w:t xml:space="preserve">Name</w:t>
-            </w:r>
-          </w:p>
-        </w:tc>
-        <w:tc>
-          <w:tcPr>
-            <w:tcW w:w="2256" w:type="dxa"/>
-            <w:shd w:val="clear" w:color="auto" w:fill="D9E2F3"/>
-            <w:tcBorders>
-              <w:top w:val="single" w:sz="6" w:space="0" w:color="999999"/>
-              <w:left w:val="single" w:sz="6" w:space="0" w:color="999999"/>
-              <w:bottom w:val="single" w:sz="6" w:space="0" w:color="999999"/>
-              <w:right w:val="single" w:sz="6" w:space="0" w:color="999999"/>
-            </w:tcBorders>
-            <w:vAlign w:val="center"/>
-          </w:tcPr>
-          <w:p>
-            <w:pPr/>
-            <w:r>
-              <w:rPr>
-                <w:b/>
-              </w:rPr>
-              <w:t xml:space="preserve">Signature</w:t>
-            </w:r>
-          </w:p>
-        </w:tc>
-        <w:tc>
-          <w:tcPr>
-            <w:tcW w:w="2256" w:type="dxa"/>
-            <w:shd w:val="clear" w:color="auto" w:fill="D9E2F3"/>
-            <w:tcBorders>
-              <w:top w:val="single" w:sz="6" w:space="0" w:color="999999"/>
-              <w:left w:val="single" w:sz="6" w:space="0" w:color="999999"/>
-              <w:bottom w:val="single" w:sz="6" w:space="0" w:color="999999"/>
-              <w:right w:val="single" w:sz="6" w:space="0" w:color="999999"/>
-            </w:tcBorders>
-            <w:vAlign w:val="center"/>
-          </w:tcPr>
-          <w:p>
-            <w:pPr/>
-            <w:r>
-              <w:rPr>
-                <w:b/>
-              </w:rPr>
-              <w:t xml:space="preserve">Date</w:t>
-            </w:r>
-          </w:p>
-        </w:tc>
-      </w:tr>
-      <w:tr>
-        <w:tc>
-          <w:tcPr>
-            <w:tcW w:w="2256" w:type="dxa"/>
-            <w:tcBorders>
-              <w:top w:val="single" w:sz="6" w:space="0" w:color="999999"/>
-              <w:left w:val="single" w:sz="6" w:space="0" w:color="999999"/>
-              <w:bottom w:val="single" w:sz="6" w:space="0" w:color="999999"/>
-              <w:right w:val="single" w:sz="6" w:space="0" w:color="999999"/>
-            </w:tcBorders>
-            <w:vAlign w:val="center"/>
-          </w:tcPr>
-          <w:p>
-            <w:pPr/>
-            <w:r>
-              <w:t xml:space="preserve">Candidate / Co-Investigator</w:t>
-            </w:r>
-          </w:p>
-        </w:tc>
-        <w:tc>
-          <w:tcPr>
-            <w:tcW w:w="2256" w:type="dxa"/>
-            <w:tcBorders>
-              <w:top w:val="single" w:sz="6" w:space="0" w:color="999999"/>
-              <w:left w:val="single" w:sz="6" w:space="0" w:color="999999"/>
-              <w:bottom w:val="single" w:sz="6" w:space="0" w:color="999999"/>
-              <w:right w:val="single" w:sz="6" w:space="0" w:color="999999"/>
-            </w:tcBorders>
-            <w:vAlign w:val="center"/>
-          </w:tcPr>
-          <w:p>
-            <w:pPr/>
-            <w:r>
-              <w:t xml:space="preserve">Dr. Asif Ahmed</w:t>
-            </w:r>
-          </w:p>
-        </w:tc>
-        <w:tc>
-          <w:tcPr>
-            <w:tcW w:w="2256" w:type="dxa"/>
-            <w:tcBorders>
-              <w:top w:val="single" w:sz="6" w:space="0" w:color="999999"/>
-              <w:left w:val="single" w:sz="6" w:space="0" w:color="999999"/>
-              <w:bottom w:val="single" w:sz="6" w:space="0" w:color="999999"/>
-              <w:right w:val="single" w:sz="6" w:space="0" w:color="999999"/>
-            </w:tcBorders>
-            <w:vAlign w:val="center"/>
-          </w:tcPr>
-          <w:p>
-            <w:pPr/>
-            <w:r>
-              <w:t xml:space="preserve">____________</w:t>
-            </w:r>
-          </w:p>
-        </w:tc>
-        <w:tc>
-          <w:tcPr>
-            <w:tcW w:w="2256" w:type="dxa"/>
-            <w:tcBorders>
-              <w:top w:val="single" w:sz="6" w:space="0" w:color="999999"/>
-              <w:left w:val="single" w:sz="6" w:space="0" w:color="999999"/>
-              <w:bottom w:val="single" w:sz="6" w:space="0" w:color="999999"/>
-              <w:right w:val="single" w:sz="6" w:space="0" w:color="999999"/>
-            </w:tcBorders>
-            <w:vAlign w:val="center"/>
-          </w:tcPr>
-          <w:p>
-            <w:pPr/>
-            <w:r>
-              <w:t xml:space="preserve">________</w:t>
-            </w:r>
-          </w:p>
-        </w:tc>
-      </w:tr>
-      <w:tr>
-        <w:tc>
-          <w:tcPr>
-            <w:tcW w:w="2256" w:type="dxa"/>
-            <w:tcBorders>
-              <w:top w:val="single" w:sz="6" w:space="0" w:color="999999"/>
-              <w:left w:val="single" w:sz="6" w:space="0" w:color="999999"/>
-              <w:bottom w:val="single" w:sz="6" w:space="0" w:color="999999"/>
-              <w:right w:val="single" w:sz="6" w:space="0" w:color="999999"/>
-            </w:tcBorders>
-            <w:vAlign w:val="center"/>
-          </w:tcPr>
-          <w:p>
-            <w:pPr/>
-            <w:r>
-              <w:t xml:space="preserve">Guide / Chief Investigator</w:t>
-            </w:r>
-          </w:p>
-        </w:tc>
-        <w:tc>
-          <w:tcPr>
-            <w:tcW w:w="2256" w:type="dxa"/>
-            <w:tcBorders>
-              <w:top w:val="single" w:sz="6" w:space="0" w:color="999999"/>
-              <w:left w:val="single" w:sz="6" w:space="0" w:color="999999"/>
-              <w:bottom w:val="single" w:sz="6" w:space="0" w:color="999999"/>
-              <w:right w:val="single" w:sz="6" w:space="0" w:color="999999"/>
-            </w:tcBorders>
-            <w:vAlign w:val="center"/>
-          </w:tcPr>
-          <w:p>
-            <w:pPr/>
-            <w:r>
-              <w:t xml:space="preserve">Dr. Mohan M. Desai</w:t>
-            </w:r>
-          </w:p>
-        </w:tc>
-        <w:tc>
-          <w:tcPr>
-            <w:tcW w:w="2256" w:type="dxa"/>
-            <w:tcBorders>
-              <w:top w:val="single" w:sz="6" w:space="0" w:color="999999"/>
-              <w:left w:val="single" w:sz="6" w:space="0" w:color="999999"/>
-              <w:bottom w:val="single" w:sz="6" w:space="0" w:color="999999"/>
-              <w:right w:val="single" w:sz="6" w:space="0" w:color="999999"/>
-            </w:tcBorders>
-            <w:vAlign w:val="center"/>
-          </w:tcPr>
-          <w:p>
-            <w:pPr/>
-            <w:r>
-              <w:t xml:space="preserve">____________</w:t>
-            </w:r>
-          </w:p>
-        </w:tc>
-        <w:tc>
-          <w:tcPr>
-            <w:tcW w:w="2256" w:type="dxa"/>
-            <w:tcBorders>
-              <w:top w:val="single" w:sz="6" w:space="0" w:color="999999"/>
-              <w:left w:val="single" w:sz="6" w:space="0" w:color="999999"/>
-              <w:bottom w:val="single" w:sz="6" w:space="0" w:color="999999"/>
-              <w:right w:val="single" w:sz="6" w:space="0" w:color="999999"/>
-            </w:tcBorders>
-            <w:vAlign w:val="center"/>
-          </w:tcPr>
-          <w:p>
-            <w:pPr/>
-            <w:r>
-              <w:t xml:space="preserve">________</w:t>
-            </w:r>
-          </w:p>
-        </w:tc>
-      </w:tr>
-      <w:tr>
-        <w:tc>
-          <w:tcPr>
-            <w:tcW w:w="2256" w:type="dxa"/>
-            <w:tcBorders>
-              <w:top w:val="single" w:sz="6" w:space="0" w:color="999999"/>
-              <w:left w:val="single" w:sz="6" w:space="0" w:color="999999"/>
-              <w:bottom w:val="single" w:sz="6" w:space="0" w:color="999999"/>
-              <w:right w:val="single" w:sz="6" w:space="0" w:color="999999"/>
-            </w:tcBorders>
-            <w:vAlign w:val="center"/>
-          </w:tcPr>
-          <w:p>
-            <w:pPr/>
-            <w:r>
-              <w:t xml:space="preserve">Co-Guide (if applicable)</w:t>
-            </w:r>
-          </w:p>
-        </w:tc>
-        <w:tc>
-          <w:tcPr>
-            <w:tcW w:w="2256" w:type="dxa"/>
-            <w:tcBorders>
-              <w:top w:val="single" w:sz="6" w:space="0" w:color="999999"/>
-              <w:left w:val="single" w:sz="6" w:space="0" w:color="999999"/>
-              <w:bottom w:val="single" w:sz="6" w:space="0" w:color="999999"/>
-              <w:right w:val="single" w:sz="6" w:space="0" w:color="999999"/>
-            </w:tcBorders>
-            <w:vAlign w:val="center"/>
-          </w:tcPr>
-          <w:p>
-            <w:pPr/>
-            <w:r>
-              <w:t xml:space="preserve">__________________</w:t>
-            </w:r>
-          </w:p>
-        </w:tc>
-        <w:tc>
-          <w:tcPr>
-            <w:tcW w:w="2256" w:type="dxa"/>
-            <w:tcBorders>
-              <w:top w:val="single" w:sz="6" w:space="0" w:color="999999"/>
-              <w:left w:val="single" w:sz="6" w:space="0" w:color="999999"/>
-              <w:bottom w:val="single" w:sz="6" w:space="0" w:color="999999"/>
-              <w:right w:val="single" w:sz="6" w:space="0" w:color="999999"/>
-            </w:tcBorders>
-            <w:vAlign w:val="center"/>
-          </w:tcPr>
-          <w:p>
-            <w:pPr/>
-            <w:r>
-              <w:t xml:space="preserve">____________</w:t>
-            </w:r>
-          </w:p>
-        </w:tc>
-        <w:tc>
-          <w:tcPr>
-            <w:tcW w:w="2256" w:type="dxa"/>
-            <w:tcBorders>
-              <w:top w:val="single" w:sz="6" w:space="0" w:color="999999"/>
-              <w:left w:val="single" w:sz="6" w:space="0" w:color="999999"/>
-              <w:bottom w:val="single" w:sz="6" w:space="0" w:color="999999"/>
-              <w:right w:val="single" w:sz="6" w:space="0" w:color="999999"/>
-            </w:tcBorders>
-            <w:vAlign w:val="center"/>
-          </w:tcPr>
-          <w:p>
-            <w:pPr/>
-            <w:r>
-              <w:t xml:space="preserve">________</w:t>
-            </w:r>
-          </w:p>
-        </w:tc>
-      </w:tr>
-      <w:tr>
-        <w:tc>
-          <w:tcPr>
-            <w:tcW w:w="2256" w:type="dxa"/>
-            <w:tcBorders>
-              <w:top w:val="single" w:sz="6" w:space="0" w:color="999999"/>
-              <w:left w:val="single" w:sz="6" w:space="0" w:color="999999"/>
-              <w:bottom w:val="single" w:sz="6" w:space="0" w:color="999999"/>
-              <w:right w:val="single" w:sz="6" w:space="0" w:color="999999"/>
-            </w:tcBorders>
-            <w:vAlign w:val="center"/>
-          </w:tcPr>
-          <w:p>
-            <w:pPr/>
-            <w:r>
-              <w:t xml:space="preserve">Head of Department</w:t>
-            </w:r>
-          </w:p>
-        </w:tc>
-        <w:tc>
-          <w:tcPr>
-            <w:tcW w:w="2256" w:type="dxa"/>
-            <w:tcBorders>
-              <w:top w:val="single" w:sz="6" w:space="0" w:color="999999"/>
-              <w:left w:val="single" w:sz="6" w:space="0" w:color="999999"/>
-              <w:bottom w:val="single" w:sz="6" w:space="0" w:color="999999"/>
-              <w:right w:val="single" w:sz="6" w:space="0" w:color="999999"/>
-            </w:tcBorders>
-            <w:vAlign w:val="center"/>
-          </w:tcPr>
-          <w:p>
-            <w:pPr/>
-            <w:r>
-              <w:t xml:space="preserve">Dr. Mohan M. Desai</w:t>
-            </w:r>
-          </w:p>
-        </w:tc>
-        <w:tc>
-          <w:tcPr>
-            <w:tcW w:w="2256" w:type="dxa"/>
-            <w:tcBorders>
-              <w:top w:val="single" w:sz="6" w:space="0" w:color="999999"/>
-              <w:left w:val="single" w:sz="6" w:space="0" w:color="999999"/>
-              <w:bottom w:val="single" w:sz="6" w:space="0" w:color="999999"/>
-              <w:right w:val="single" w:sz="6" w:space="0" w:color="999999"/>
-            </w:tcBorders>
-            <w:vAlign w:val="center"/>
-          </w:tcPr>
-          <w:p>
-            <w:pPr/>
-            <w:r>
-              <w:t xml:space="preserve">____________</w:t>
-            </w:r>
-          </w:p>
-        </w:tc>
-        <w:tc>
-          <w:tcPr>
-            <w:tcW w:w="2256" w:type="dxa"/>
-            <w:tcBorders>
-              <w:top w:val="single" w:sz="6" w:space="0" w:color="999999"/>
-              <w:left w:val="single" w:sz="6" w:space="0" w:color="999999"/>
-              <w:bottom w:val="single" w:sz="6" w:space="0" w:color="999999"/>
-              <w:right w:val="single" w:sz="6" w:space="0" w:color="999999"/>
-            </w:tcBorders>
-            <w:vAlign w:val="center"/>
-          </w:tcPr>
-          <w:p>
-            <w:pPr/>
-            <w:r>
-              <w:t xml:space="preserve">________</w:t>
-            </w:r>
-          </w:p>
-        </w:tc>
-      </w:tr>
-      <w:tr>
-        <w:tc>
-          <w:tcPr>
-            <w:tcW w:w="2256" w:type="dxa"/>
-            <w:tcBorders>
-              <w:top w:val="single" w:sz="6" w:space="0" w:color="999999"/>
-              <w:left w:val="single" w:sz="6" w:space="0" w:color="999999"/>
-              <w:bottom w:val="single" w:sz="6" w:space="0" w:color="999999"/>
-              <w:right w:val="single" w:sz="6" w:space="0" w:color="999999"/>
-            </w:tcBorders>
-            <w:vAlign w:val="center"/>
-          </w:tcPr>
-          <w:p>
-            <w:pPr/>
-            <w:r>
-              <w:t xml:space="preserve">Dean, Seth G.S.M.C. &amp; K.E.M.H.</w:t>
-            </w:r>
-          </w:p>
-        </w:tc>
-        <w:tc>
-          <w:tcPr>
-            <w:tcW w:w="2256" w:type="dxa"/>
-            <w:tcBorders>
-              <w:top w:val="single" w:sz="6" w:space="0" w:color="999999"/>
-              <w:left w:val="single" w:sz="6" w:space="0" w:color="999999"/>
-              <w:bottom w:val="single" w:sz="6" w:space="0" w:color="999999"/>
-              <w:right w:val="single" w:sz="6" w:space="0" w:color="999999"/>
-            </w:tcBorders>
-            <w:vAlign w:val="center"/>
-          </w:tcPr>
-          <w:p>
-            <w:pPr/>
-            <w:r>
-              <w:t xml:space="preserve">__________________</w:t>
-            </w:r>
-          </w:p>
-        </w:tc>
-        <w:tc>
-          <w:tcPr>
-            <w:tcW w:w="2256" w:type="dxa"/>
-            <w:tcBorders>
-              <w:top w:val="single" w:sz="6" w:space="0" w:color="999999"/>
-              <w:left w:val="single" w:sz="6" w:space="0" w:color="999999"/>
-              <w:bottom w:val="single" w:sz="6" w:space="0" w:color="999999"/>
-              <w:right w:val="single" w:sz="6" w:space="0" w:color="999999"/>
-            </w:tcBorders>
-            <w:vAlign w:val="center"/>
-          </w:tcPr>
-          <w:p>
-            <w:pPr/>
-            <w:r>
-              <w:t xml:space="preserve">____________</w:t>
-            </w:r>
-          </w:p>
-        </w:tc>
-        <w:tc>
-          <w:tcPr>
-            <w:tcW w:w="2256" w:type="dxa"/>
-            <w:tcBorders>
-              <w:top w:val="single" w:sz="6" w:space="0" w:color="999999"/>
-              <w:left w:val="single" w:sz="6" w:space="0" w:color="999999"/>
-              <w:bottom w:val="single" w:sz="6" w:space="0" w:color="999999"/>
-              <w:right w:val="single" w:sz="6" w:space="0" w:color="999999"/>
-            </w:tcBorders>
-            <w:vAlign w:val="center"/>
-          </w:tcPr>
-          <w:p>
-            <w:pPr/>
-            <w:r>
-              <w:t xml:space="preserve">________</w:t>
-            </w:r>
-          </w:p>
-        </w:tc>
-      </w:tr>
-    </w:tbl>
-    <w:p/>
-    <w:p>
-      <w:pPr>
-        <w:pBdr>
-          <w:bottom w:val="single" w:sz="6" w:space="1" w:color="BFBFBF"/>
-        </w:pBdr>
-      </w:pPr>
     </w:p>
     <w:p>
       <w:r>

--- a/rTKR_Thesis_Protocol.docx
+++ b/rTKR_Thesis_Protocol.docx
@@ -1560,8 +1560,296 @@
           </w:p>
         </w:tc>
       </w:tr>
+      <w:tr>
+        <w:tc>
+          <w:tcPr>
+            <w:tcW w:w="3008" w:type="dxa"/>
+            <w:tcBorders>
+              <w:top w:val="single" w:sz="6" w:space="0" w:color="999999"/>
+              <w:left w:val="single" w:sz="6" w:space="0" w:color="999999"/>
+              <w:bottom w:val="single" w:sz="6" w:space="0" w:color="999999"/>
+              <w:right w:val="single" w:sz="6" w:space="0" w:color="999999"/>
+            </w:tcBorders>
+            <w:vAlign w:val="center"/>
+          </w:tcPr>
+          <w:p>
+            <w:pPr/>
+            <w:r>
+              <w:t xml:space="preserve">Figure 8</w:t>
+            </w:r>
+          </w:p>
+        </w:tc>
+        <w:tc>
+          <w:tcPr>
+            <w:tcW w:w="3008" w:type="dxa"/>
+            <w:tcBorders>
+              <w:top w:val="single" w:sz="6" w:space="0" w:color="999999"/>
+              <w:left w:val="single" w:sz="6" w:space="0" w:color="999999"/>
+              <w:bottom w:val="single" w:sz="6" w:space="0" w:color="999999"/>
+              <w:right w:val="single" w:sz="6" w:space="0" w:color="999999"/>
+            </w:tcBorders>
+            <w:vAlign w:val="center"/>
+          </w:tcPr>
+          <w:p>
+            <w:pPr/>
+            <w:r>
+              <w:t xml:space="preserve">KSS 2011 subscale composition (bar chart)</w:t>
+            </w:r>
+          </w:p>
+        </w:tc>
+        <w:tc>
+          <w:tcPr>
+            <w:tcW w:w="3008" w:type="dxa"/>
+            <w:tcBorders>
+              <w:top w:val="single" w:sz="6" w:space="0" w:color="999999"/>
+              <w:left w:val="single" w:sz="6" w:space="0" w:color="999999"/>
+              <w:bottom w:val="single" w:sz="6" w:space="0" w:color="999999"/>
+              <w:right w:val="single" w:sz="6" w:space="0" w:color="999999"/>
+            </w:tcBorders>
+            <w:vAlign w:val="center"/>
+          </w:tcPr>
+          <w:p>
+            <w:pPr/>
+            <w:r>
+              <w:t xml:space="preserve">Section 5.12</w:t>
+            </w:r>
+          </w:p>
+        </w:tc>
+      </w:tr>
+      <w:tr>
+        <w:tc>
+          <w:tcPr>
+            <w:tcW w:w="3008" w:type="dxa"/>
+            <w:tcBorders>
+              <w:top w:val="single" w:sz="6" w:space="0" w:color="999999"/>
+              <w:left w:val="single" w:sz="6" w:space="0" w:color="999999"/>
+              <w:bottom w:val="single" w:sz="6" w:space="0" w:color="999999"/>
+              <w:right w:val="single" w:sz="6" w:space="0" w:color="999999"/>
+            </w:tcBorders>
+            <w:vAlign w:val="center"/>
+          </w:tcPr>
+          <w:p>
+            <w:pPr/>
+            <w:r>
+              <w:t xml:space="preserve">Figure 9</w:t>
+            </w:r>
+          </w:p>
+        </w:tc>
+        <w:tc>
+          <w:tcPr>
+            <w:tcW w:w="3008" w:type="dxa"/>
+            <w:tcBorders>
+              <w:top w:val="single" w:sz="6" w:space="0" w:color="999999"/>
+              <w:left w:val="single" w:sz="6" w:space="0" w:color="999999"/>
+              <w:bottom w:val="single" w:sz="6" w:space="0" w:color="999999"/>
+              <w:right w:val="single" w:sz="6" w:space="0" w:color="999999"/>
+            </w:tcBorders>
+            <w:vAlign w:val="center"/>
+          </w:tcPr>
+          <w:p>
+            <w:pPr/>
+            <w:r>
+              <w:t xml:space="preserve">WOMAC subscale composition (bar chart)</w:t>
+            </w:r>
+          </w:p>
+        </w:tc>
+        <w:tc>
+          <w:tcPr>
+            <w:tcW w:w="3008" w:type="dxa"/>
+            <w:tcBorders>
+              <w:top w:val="single" w:sz="6" w:space="0" w:color="999999"/>
+              <w:left w:val="single" w:sz="6" w:space="0" w:color="999999"/>
+              <w:bottom w:val="single" w:sz="6" w:space="0" w:color="999999"/>
+              <w:right w:val="single" w:sz="6" w:space="0" w:color="999999"/>
+            </w:tcBorders>
+            <w:vAlign w:val="center"/>
+          </w:tcPr>
+          <w:p>
+            <w:pPr/>
+            <w:r>
+              <w:t xml:space="preserve">Section 5.12</w:t>
+            </w:r>
+          </w:p>
+        </w:tc>
+      </w:tr>
+      <w:tr>
+        <w:tc>
+          <w:tcPr>
+            <w:tcW w:w="3008" w:type="dxa"/>
+            <w:tcBorders>
+              <w:top w:val="single" w:sz="6" w:space="0" w:color="999999"/>
+              <w:left w:val="single" w:sz="6" w:space="0" w:color="999999"/>
+              <w:bottom w:val="single" w:sz="6" w:space="0" w:color="999999"/>
+              <w:right w:val="single" w:sz="6" w:space="0" w:color="999999"/>
+            </w:tcBorders>
+            <w:vAlign w:val="center"/>
+          </w:tcPr>
+          <w:p>
+            <w:pPr/>
+            <w:r>
+              <w:t xml:space="preserve">Figure 10</w:t>
+            </w:r>
+          </w:p>
+        </w:tc>
+        <w:tc>
+          <w:tcPr>
+            <w:tcW w:w="3008" w:type="dxa"/>
+            <w:tcBorders>
+              <w:top w:val="single" w:sz="6" w:space="0" w:color="999999"/>
+              <w:left w:val="single" w:sz="6" w:space="0" w:color="999999"/>
+              <w:bottom w:val="single" w:sz="6" w:space="0" w:color="999999"/>
+              <w:right w:val="single" w:sz="6" w:space="0" w:color="999999"/>
+            </w:tcBorders>
+            <w:vAlign w:val="center"/>
+          </w:tcPr>
+          <w:p>
+            <w:pPr/>
+            <w:r>
+              <w:t xml:space="preserve">Patient satisfaction 5-point Likert response scale</w:t>
+            </w:r>
+          </w:p>
+        </w:tc>
+        <w:tc>
+          <w:tcPr>
+            <w:tcW w:w="3008" w:type="dxa"/>
+            <w:tcBorders>
+              <w:top w:val="single" w:sz="6" w:space="0" w:color="999999"/>
+              <w:left w:val="single" w:sz="6" w:space="0" w:color="999999"/>
+              <w:bottom w:val="single" w:sz="6" w:space="0" w:color="999999"/>
+              <w:right w:val="single" w:sz="6" w:space="0" w:color="999999"/>
+            </w:tcBorders>
+            <w:vAlign w:val="center"/>
+          </w:tcPr>
+          <w:p>
+            <w:pPr/>
+            <w:r>
+              <w:t xml:space="preserve">Section 5.12</w:t>
+            </w:r>
+          </w:p>
+        </w:tc>
+      </w:tr>
+      <w:tr>
+        <w:tc>
+          <w:tcPr>
+            <w:tcW w:w="3008" w:type="dxa"/>
+            <w:tcBorders>
+              <w:top w:val="single" w:sz="6" w:space="0" w:color="999999"/>
+              <w:left w:val="single" w:sz="6" w:space="0" w:color="999999"/>
+              <w:bottom w:val="single" w:sz="6" w:space="0" w:color="999999"/>
+              <w:right w:val="single" w:sz="6" w:space="0" w:color="999999"/>
+            </w:tcBorders>
+            <w:vAlign w:val="center"/>
+          </w:tcPr>
+          <w:p>
+            <w:pPr/>
+            <w:r>
+              <w:t xml:space="preserve">Figure 11</w:t>
+            </w:r>
+          </w:p>
+        </w:tc>
+        <w:tc>
+          <w:tcPr>
+            <w:tcW w:w="3008" w:type="dxa"/>
+            <w:tcBorders>
+              <w:top w:val="single" w:sz="6" w:space="0" w:color="999999"/>
+              <w:left w:val="single" w:sz="6" w:space="0" w:color="999999"/>
+              <w:bottom w:val="single" w:sz="6" w:space="0" w:color="999999"/>
+              <w:right w:val="single" w:sz="6" w:space="0" w:color="999999"/>
+            </w:tcBorders>
+            <w:vAlign w:val="center"/>
+          </w:tcPr>
+          <w:p>
+            <w:pPr/>
+            <w:r>
+              <w:t xml:space="preserve">Knee Society Score 2011 assessment form</w:t>
+            </w:r>
+          </w:p>
+        </w:tc>
+        <w:tc>
+          <w:tcPr>
+            <w:tcW w:w="3008" w:type="dxa"/>
+            <w:tcBorders>
+              <w:top w:val="single" w:sz="6" w:space="0" w:color="999999"/>
+              <w:left w:val="single" w:sz="6" w:space="0" w:color="999999"/>
+              <w:bottom w:val="single" w:sz="6" w:space="0" w:color="999999"/>
+              <w:right w:val="single" w:sz="6" w:space="0" w:color="999999"/>
+            </w:tcBorders>
+            <w:vAlign w:val="center"/>
+          </w:tcPr>
+          <w:p>
+            <w:pPr/>
+            <w:r>
+              <w:t xml:space="preserve">Section 5.12</w:t>
+            </w:r>
+          </w:p>
+        </w:tc>
+      </w:tr>
+      <w:tr>
+        <w:tc>
+          <w:tcPr>
+            <w:tcW w:w="3008" w:type="dxa"/>
+            <w:tcBorders>
+              <w:top w:val="single" w:sz="6" w:space="0" w:color="999999"/>
+              <w:left w:val="single" w:sz="6" w:space="0" w:color="999999"/>
+              <w:bottom w:val="single" w:sz="6" w:space="0" w:color="999999"/>
+              <w:right w:val="single" w:sz="6" w:space="0" w:color="999999"/>
+            </w:tcBorders>
+            <w:vAlign w:val="center"/>
+          </w:tcPr>
+          <w:p>
+            <w:pPr/>
+            <w:r>
+              <w:t xml:space="preserve">Figure 12</w:t>
+            </w:r>
+          </w:p>
+        </w:tc>
+        <w:tc>
+          <w:tcPr>
+            <w:tcW w:w="3008" w:type="dxa"/>
+            <w:tcBorders>
+              <w:top w:val="single" w:sz="6" w:space="0" w:color="999999"/>
+              <w:left w:val="single" w:sz="6" w:space="0" w:color="999999"/>
+              <w:bottom w:val="single" w:sz="6" w:space="0" w:color="999999"/>
+              <w:right w:val="single" w:sz="6" w:space="0" w:color="999999"/>
+            </w:tcBorders>
+            <w:vAlign w:val="center"/>
+          </w:tcPr>
+          <w:p>
+            <w:pPr/>
+            <w:r>
+              <w:t xml:space="preserve">WOMAC Osteoarthritis Index questionnaire</w:t>
+            </w:r>
+          </w:p>
+        </w:tc>
+        <w:tc>
+          <w:tcPr>
+            <w:tcW w:w="3008" w:type="dxa"/>
+            <w:tcBorders>
+              <w:top w:val="single" w:sz="6" w:space="0" w:color="999999"/>
+              <w:left w:val="single" w:sz="6" w:space="0" w:color="999999"/>
+              <w:bottom w:val="single" w:sz="6" w:space="0" w:color="999999"/>
+              <w:right w:val="single" w:sz="6" w:space="0" w:color="999999"/>
+            </w:tcBorders>
+            <w:vAlign w:val="center"/>
+          </w:tcPr>
+          <w:p>
+            <w:pPr/>
+            <w:r>
+              <w:t xml:space="preserve">Section 5.12</w:t>
+            </w:r>
+          </w:p>
+        </w:tc>
+      </w:tr>
     </w:tbl>
     <w:p/>
+    <w:p>
+      <w:r>
+        <w:rPr>
+          <w:i/>
+        </w:rPr>
+        <w:t xml:space="preserve">(Figures are listed by reference number; for the final dissertation they may be renumbered in strict order of appearance.)</w:t>
+      </w:r>
+    </w:p>
     <w:p>
       <w:pPr>
         <w:pBdr>
@@ -5891,6 +6179,1041 @@
       </w:r>
       <w:r>
         <w:t xml:space="preserve"> The Knee Society Score 2011 and the WOMAC index are copyrighted instruments. Permission/licence for their use will be obtained from the respective copyright holders (The Knee Society and the WOMAC/OMERACT licensing authority) prior to data collection. Validated Hindi and Marathi translations of WOMAC will be used under appropriate permission and cited in the final dissertation.</w:t>
+      </w:r>
+    </w:p>
+    <w:p>
+      <w:r>
+        <w:rPr>
+          <w:b/>
+        </w:rPr>
+        <w:t xml:space="preserve">Score direction (important for data entry and analysis):</w:t>
+      </w:r>
+      <w:r>
+        <w:t xml:space="preserve"> For the KSS and its Patient Satisfaction subscale, </w:t>
+      </w:r>
+      <w:r>
+        <w:rPr>
+          <w:b/>
+        </w:rPr>
+        <w:t xml:space="preserve">higher scores indicate a better</w:t>
+      </w:r>
+      <w:r>
+        <w:t xml:space="preserve"> outcome; for </w:t>
+      </w:r>
+      <w:r>
+        <w:rPr>
+          <w:b/>
+        </w:rPr>
+        <w:t xml:space="preserve">WOMAC and VAS, higher scores indicate worse</w:t>
+      </w:r>
+      <w:r>
+        <w:t xml:space="preserve"> symptoms. This opposite direction must be observed during data entry and interpretation.</w:t>
+      </w:r>
+    </w:p>
+    <w:p>
+      <w:r>
+        <w:t xml:space="preserve">The following visual summaries illustrate the composition of each instrument (rendered as charts in the Word version):</w:t>
+      </w:r>
+    </w:p>
+    <w:p>
+      <w:pPr>
+        <w:spacing w:before="120" w:after="60"/>
+      </w:pPr>
+      <w:r>
+        <w:rPr>
+          <w:b/>
+        </w:rPr>
+        <w:t xml:space="preserve">Figure 8. KSS 2011 subscale composition — maximum attainable score per subscale.</w:t>
+      </w:r>
+    </w:p>
+    <w:tbl>
+      <w:tblPr>
+        <w:tblW w:w="9026" w:type="dxa"/>
+        <w:tblLayout w:type="fixed"/>
+        <w:tblBorders>
+          <w:top w:val="nil"/>
+          <w:left w:val="nil"/>
+          <w:bottom w:val="nil"/>
+          <w:right w:val="nil"/>
+          <w:insideH w:val="nil"/>
+          <w:insideV w:val="nil"/>
+        </w:tblBorders>
+      </w:tblPr>
+      <w:tblGrid>
+        <w:gridCol w:w="3000"/>
+        <w:gridCol w:w="6026"/>
+      </w:tblGrid>
+      <w:tr>
+        <w:tc>
+          <w:tcPr>
+            <w:tcW w:w="3000" w:type="dxa"/>
+            <w:tcBorders>
+              <w:top w:val="nil"/>
+              <w:left w:val="nil"/>
+              <w:bottom w:val="nil"/>
+              <w:right w:val="nil"/>
+            </w:tcBorders>
+            <w:vAlign w:val="center"/>
+          </w:tcPr>
+          <w:p>
+            <w:pPr>
+              <w:spacing w:after="0"/>
+            </w:pPr>
+            <w:r>
+              <w:rPr>
+                <w:sz w:val="20"/>
+              </w:rPr>
+              <w:t xml:space="preserve">Objective Knee Score</w:t>
+            </w:r>
+          </w:p>
+        </w:tc>
+        <w:tc>
+          <w:tcPr>
+            <w:tcW w:w="6026" w:type="dxa"/>
+            <w:tcBorders>
+              <w:top w:val="nil"/>
+              <w:left w:val="nil"/>
+              <w:bottom w:val="nil"/>
+              <w:right w:val="nil"/>
+            </w:tcBorders>
+            <w:shd w:val="clear" w:color="auto" w:fill="4472C4"/>
+            <w:vAlign w:val="center"/>
+          </w:tcPr>
+          <w:p>
+            <w:pPr>
+              <w:jc w:val="center"/>
+              <w:spacing w:after="0"/>
+            </w:pPr>
+            <w:r>
+              <w:rPr>
+                <w:b/>
+                <w:color w:val="FFFFFF"/>
+                <w:sz w:val="18"/>
+              </w:rPr>
+              <w:t xml:space="preserve">100</w:t>
+            </w:r>
+          </w:p>
+        </w:tc>
+      </w:tr>
+    </w:tbl>
+    <w:tbl>
+      <w:tblPr>
+        <w:tblW w:w="9026" w:type="dxa"/>
+        <w:tblLayout w:type="fixed"/>
+        <w:tblBorders>
+          <w:top w:val="nil"/>
+          <w:left w:val="nil"/>
+          <w:bottom w:val="nil"/>
+          <w:right w:val="nil"/>
+          <w:insideH w:val="nil"/>
+          <w:insideV w:val="nil"/>
+        </w:tblBorders>
+      </w:tblPr>
+      <w:tblGrid>
+        <w:gridCol w:w="3000"/>
+        <w:gridCol w:w="6026"/>
+      </w:tblGrid>
+      <w:tr>
+        <w:tc>
+          <w:tcPr>
+            <w:tcW w:w="3000" w:type="dxa"/>
+            <w:tcBorders>
+              <w:top w:val="nil"/>
+              <w:left w:val="nil"/>
+              <w:bottom w:val="nil"/>
+              <w:right w:val="nil"/>
+            </w:tcBorders>
+            <w:vAlign w:val="center"/>
+          </w:tcPr>
+          <w:p>
+            <w:pPr>
+              <w:spacing w:after="0"/>
+            </w:pPr>
+            <w:r>
+              <w:rPr>
+                <w:sz w:val="20"/>
+              </w:rPr>
+              <w:t xml:space="preserve">Functional Activity Score</w:t>
+            </w:r>
+          </w:p>
+        </w:tc>
+        <w:tc>
+          <w:tcPr>
+            <w:tcW w:w="6026" w:type="dxa"/>
+            <w:tcBorders>
+              <w:top w:val="nil"/>
+              <w:left w:val="nil"/>
+              <w:bottom w:val="nil"/>
+              <w:right w:val="nil"/>
+            </w:tcBorders>
+            <w:shd w:val="clear" w:color="auto" w:fill="70AD47"/>
+            <w:vAlign w:val="center"/>
+          </w:tcPr>
+          <w:p>
+            <w:pPr>
+              <w:jc w:val="center"/>
+              <w:spacing w:after="0"/>
+            </w:pPr>
+            <w:r>
+              <w:rPr>
+                <w:b/>
+                <w:color w:val="FFFFFF"/>
+                <w:sz w:val="18"/>
+              </w:rPr>
+              <w:t xml:space="preserve">100</w:t>
+            </w:r>
+          </w:p>
+        </w:tc>
+      </w:tr>
+    </w:tbl>
+    <w:tbl>
+      <w:tblPr>
+        <w:tblW w:w="9026" w:type="dxa"/>
+        <w:tblLayout w:type="fixed"/>
+        <w:tblBorders>
+          <w:top w:val="nil"/>
+          <w:left w:val="nil"/>
+          <w:bottom w:val="nil"/>
+          <w:right w:val="nil"/>
+          <w:insideH w:val="nil"/>
+          <w:insideV w:val="nil"/>
+        </w:tblBorders>
+      </w:tblPr>
+      <w:tblGrid>
+        <w:gridCol w:w="3000"/>
+        <w:gridCol w:w="2410"/>
+        <w:gridCol w:w="3616"/>
+      </w:tblGrid>
+      <w:tr>
+        <w:tc>
+          <w:tcPr>
+            <w:tcW w:w="3000" w:type="dxa"/>
+            <w:tcBorders>
+              <w:top w:val="nil"/>
+              <w:left w:val="nil"/>
+              <w:bottom w:val="nil"/>
+              <w:right w:val="nil"/>
+            </w:tcBorders>
+            <w:vAlign w:val="center"/>
+          </w:tcPr>
+          <w:p>
+            <w:pPr>
+              <w:spacing w:after="0"/>
+            </w:pPr>
+            <w:r>
+              <w:rPr>
+                <w:sz w:val="20"/>
+              </w:rPr>
+              <w:t xml:space="preserve">Patient Satisfaction Score</w:t>
+            </w:r>
+          </w:p>
+        </w:tc>
+        <w:tc>
+          <w:tcPr>
+            <w:tcW w:w="2410" w:type="dxa"/>
+            <w:tcBorders>
+              <w:top w:val="nil"/>
+              <w:left w:val="nil"/>
+              <w:bottom w:val="nil"/>
+              <w:right w:val="nil"/>
+            </w:tcBorders>
+            <w:shd w:val="clear" w:color="auto" w:fill="ED7D31"/>
+            <w:vAlign w:val="center"/>
+          </w:tcPr>
+          <w:p>
+            <w:pPr>
+              <w:jc w:val="center"/>
+              <w:spacing w:after="0"/>
+            </w:pPr>
+            <w:r>
+              <w:rPr>
+                <w:b/>
+                <w:color w:val="FFFFFF"/>
+                <w:sz w:val="18"/>
+              </w:rPr>
+              <w:t xml:space="preserve">40</w:t>
+            </w:r>
+          </w:p>
+        </w:tc>
+        <w:tc>
+          <w:tcPr>
+            <w:tcW w:w="3616" w:type="dxa"/>
+            <w:tcBorders>
+              <w:top w:val="nil"/>
+              <w:left w:val="nil"/>
+              <w:bottom w:val="nil"/>
+              <w:right w:val="nil"/>
+            </w:tcBorders>
+            <w:shd w:val="clear" w:color="auto" w:fill="F2F2F2"/>
+          </w:tcPr>
+          <w:p/>
+        </w:tc>
+      </w:tr>
+    </w:tbl>
+    <w:tbl>
+      <w:tblPr>
+        <w:tblW w:w="9026" w:type="dxa"/>
+        <w:tblLayout w:type="fixed"/>
+        <w:tblBorders>
+          <w:top w:val="nil"/>
+          <w:left w:val="nil"/>
+          <w:bottom w:val="nil"/>
+          <w:right w:val="nil"/>
+          <w:insideH w:val="nil"/>
+          <w:insideV w:val="nil"/>
+        </w:tblBorders>
+      </w:tblPr>
+      <w:tblGrid>
+        <w:gridCol w:w="3000"/>
+        <w:gridCol w:w="904"/>
+        <w:gridCol w:w="5122"/>
+      </w:tblGrid>
+      <w:tr>
+        <w:tc>
+          <w:tcPr>
+            <w:tcW w:w="3000" w:type="dxa"/>
+            <w:tcBorders>
+              <w:top w:val="nil"/>
+              <w:left w:val="nil"/>
+              <w:bottom w:val="nil"/>
+              <w:right w:val="nil"/>
+            </w:tcBorders>
+            <w:vAlign w:val="center"/>
+          </w:tcPr>
+          <w:p>
+            <w:pPr>
+              <w:spacing w:after="0"/>
+            </w:pPr>
+            <w:r>
+              <w:rPr>
+                <w:sz w:val="20"/>
+              </w:rPr>
+              <w:t xml:space="preserve">Patient Expectations Score</w:t>
+            </w:r>
+          </w:p>
+        </w:tc>
+        <w:tc>
+          <w:tcPr>
+            <w:tcW w:w="904" w:type="dxa"/>
+            <w:tcBorders>
+              <w:top w:val="nil"/>
+              <w:left w:val="nil"/>
+              <w:bottom w:val="nil"/>
+              <w:right w:val="nil"/>
+            </w:tcBorders>
+            <w:shd w:val="clear" w:color="auto" w:fill="FFC000"/>
+            <w:vAlign w:val="center"/>
+          </w:tcPr>
+          <w:p>
+            <w:pPr>
+              <w:jc w:val="center"/>
+              <w:spacing w:after="0"/>
+            </w:pPr>
+            <w:r>
+              <w:rPr>
+                <w:b/>
+                <w:color w:val="FFFFFF"/>
+                <w:sz w:val="18"/>
+              </w:rPr>
+              <w:t xml:space="preserve">15</w:t>
+            </w:r>
+          </w:p>
+        </w:tc>
+        <w:tc>
+          <w:tcPr>
+            <w:tcW w:w="5122" w:type="dxa"/>
+            <w:tcBorders>
+              <w:top w:val="nil"/>
+              <w:left w:val="nil"/>
+              <w:bottom w:val="nil"/>
+              <w:right w:val="nil"/>
+            </w:tcBorders>
+            <w:shd w:val="clear" w:color="auto" w:fill="F2F2F2"/>
+          </w:tcPr>
+          <w:p/>
+        </w:tc>
+      </w:tr>
+    </w:tbl>
+    <w:p>
+      <w:pPr>
+        <w:spacing w:before="40" w:after="120"/>
+      </w:pPr>
+      <w:r>
+        <w:rPr>
+          <w:i/>
+          <w:color w:val="595959"/>
+          <w:sz w:val="18"/>
+        </w:rPr>
+        <w:t xml:space="preserve">Maximum attainable score per subscale (range 0–100). Higher = better outcome.</w:t>
+      </w:r>
+    </w:p>
+    <w:p/>
+    <w:p>
+      <w:pPr>
+        <w:spacing w:before="120" w:after="60"/>
+      </w:pPr>
+      <w:r>
+        <w:rPr>
+          <w:b/>
+        </w:rPr>
+        <w:t xml:space="preserve">Figure 9. WOMAC subscale composition — Pain, Stiffness and Physical Function (Total 0–96).</w:t>
+      </w:r>
+    </w:p>
+    <w:tbl>
+      <w:tblPr>
+        <w:tblW w:w="9026" w:type="dxa"/>
+        <w:tblLayout w:type="fixed"/>
+        <w:tblBorders>
+          <w:top w:val="nil"/>
+          <w:left w:val="nil"/>
+          <w:bottom w:val="nil"/>
+          <w:right w:val="nil"/>
+          <w:insideH w:val="nil"/>
+          <w:insideV w:val="nil"/>
+        </w:tblBorders>
+      </w:tblPr>
+      <w:tblGrid>
+        <w:gridCol w:w="3000"/>
+        <w:gridCol w:w="1255"/>
+        <w:gridCol w:w="4771"/>
+      </w:tblGrid>
+      <w:tr>
+        <w:tc>
+          <w:tcPr>
+            <w:tcW w:w="3000" w:type="dxa"/>
+            <w:tcBorders>
+              <w:top w:val="nil"/>
+              <w:left w:val="nil"/>
+              <w:bottom w:val="nil"/>
+              <w:right w:val="nil"/>
+            </w:tcBorders>
+            <w:vAlign w:val="center"/>
+          </w:tcPr>
+          <w:p>
+            <w:pPr>
+              <w:spacing w:after="0"/>
+            </w:pPr>
+            <w:r>
+              <w:rPr>
+                <w:sz w:val="20"/>
+              </w:rPr>
+              <w:t xml:space="preserve">Pain</w:t>
+            </w:r>
+          </w:p>
+        </w:tc>
+        <w:tc>
+          <w:tcPr>
+            <w:tcW w:w="1255" w:type="dxa"/>
+            <w:tcBorders>
+              <w:top w:val="nil"/>
+              <w:left w:val="nil"/>
+              <w:bottom w:val="nil"/>
+              <w:right w:val="nil"/>
+            </w:tcBorders>
+            <w:shd w:val="clear" w:color="auto" w:fill="C00000"/>
+            <w:vAlign w:val="center"/>
+          </w:tcPr>
+          <w:p>
+            <w:pPr>
+              <w:jc w:val="center"/>
+              <w:spacing w:after="0"/>
+            </w:pPr>
+            <w:r>
+              <w:rPr>
+                <w:b/>
+                <w:color w:val="FFFFFF"/>
+                <w:sz w:val="18"/>
+              </w:rPr>
+              <w:t xml:space="preserve">20</w:t>
+            </w:r>
+          </w:p>
+        </w:tc>
+        <w:tc>
+          <w:tcPr>
+            <w:tcW w:w="4771" w:type="dxa"/>
+            <w:tcBorders>
+              <w:top w:val="nil"/>
+              <w:left w:val="nil"/>
+              <w:bottom w:val="nil"/>
+              <w:right w:val="nil"/>
+            </w:tcBorders>
+            <w:shd w:val="clear" w:color="auto" w:fill="F2F2F2"/>
+          </w:tcPr>
+          <w:p/>
+        </w:tc>
+      </w:tr>
+    </w:tbl>
+    <w:tbl>
+      <w:tblPr>
+        <w:tblW w:w="9026" w:type="dxa"/>
+        <w:tblLayout w:type="fixed"/>
+        <w:tblBorders>
+          <w:top w:val="nil"/>
+          <w:left w:val="nil"/>
+          <w:bottom w:val="nil"/>
+          <w:right w:val="nil"/>
+          <w:insideH w:val="nil"/>
+          <w:insideV w:val="nil"/>
+        </w:tblBorders>
+      </w:tblPr>
+      <w:tblGrid>
+        <w:gridCol w:w="3000"/>
+        <w:gridCol w:w="502"/>
+        <w:gridCol w:w="5524"/>
+      </w:tblGrid>
+      <w:tr>
+        <w:tc>
+          <w:tcPr>
+            <w:tcW w:w="3000" w:type="dxa"/>
+            <w:tcBorders>
+              <w:top w:val="nil"/>
+              <w:left w:val="nil"/>
+              <w:bottom w:val="nil"/>
+              <w:right w:val="nil"/>
+            </w:tcBorders>
+            <w:vAlign w:val="center"/>
+          </w:tcPr>
+          <w:p>
+            <w:pPr>
+              <w:spacing w:after="0"/>
+            </w:pPr>
+            <w:r>
+              <w:rPr>
+                <w:sz w:val="20"/>
+              </w:rPr>
+              <w:t xml:space="preserve">Stiffness</w:t>
+            </w:r>
+          </w:p>
+        </w:tc>
+        <w:tc>
+          <w:tcPr>
+            <w:tcW w:w="502" w:type="dxa"/>
+            <w:tcBorders>
+              <w:top w:val="nil"/>
+              <w:left w:val="nil"/>
+              <w:bottom w:val="nil"/>
+              <w:right w:val="nil"/>
+            </w:tcBorders>
+            <w:shd w:val="clear" w:color="auto" w:fill="ED7D31"/>
+            <w:vAlign w:val="center"/>
+          </w:tcPr>
+          <w:p>
+            <w:pPr>
+              <w:jc w:val="center"/>
+              <w:spacing w:after="0"/>
+            </w:pPr>
+            <w:r>
+              <w:rPr>
+                <w:b/>
+                <w:color w:val="FFFFFF"/>
+                <w:sz w:val="18"/>
+              </w:rPr>
+              <w:t xml:space="preserve">8</w:t>
+            </w:r>
+          </w:p>
+        </w:tc>
+        <w:tc>
+          <w:tcPr>
+            <w:tcW w:w="5524" w:type="dxa"/>
+            <w:tcBorders>
+              <w:top w:val="nil"/>
+              <w:left w:val="nil"/>
+              <w:bottom w:val="nil"/>
+              <w:right w:val="nil"/>
+            </w:tcBorders>
+            <w:shd w:val="clear" w:color="auto" w:fill="F2F2F2"/>
+          </w:tcPr>
+          <w:p/>
+        </w:tc>
+      </w:tr>
+    </w:tbl>
+    <w:tbl>
+      <w:tblPr>
+        <w:tblW w:w="9026" w:type="dxa"/>
+        <w:tblLayout w:type="fixed"/>
+        <w:tblBorders>
+          <w:top w:val="nil"/>
+          <w:left w:val="nil"/>
+          <w:bottom w:val="nil"/>
+          <w:right w:val="nil"/>
+          <w:insideH w:val="nil"/>
+          <w:insideV w:val="nil"/>
+        </w:tblBorders>
+      </w:tblPr>
+      <w:tblGrid>
+        <w:gridCol w:w="3000"/>
+        <w:gridCol w:w="4268"/>
+        <w:gridCol w:w="1758"/>
+      </w:tblGrid>
+      <w:tr>
+        <w:tc>
+          <w:tcPr>
+            <w:tcW w:w="3000" w:type="dxa"/>
+            <w:tcBorders>
+              <w:top w:val="nil"/>
+              <w:left w:val="nil"/>
+              <w:bottom w:val="nil"/>
+              <w:right w:val="nil"/>
+            </w:tcBorders>
+            <w:vAlign w:val="center"/>
+          </w:tcPr>
+          <w:p>
+            <w:pPr>
+              <w:spacing w:after="0"/>
+            </w:pPr>
+            <w:r>
+              <w:rPr>
+                <w:sz w:val="20"/>
+              </w:rPr>
+              <w:t xml:space="preserve">Physical Function</w:t>
+            </w:r>
+          </w:p>
+        </w:tc>
+        <w:tc>
+          <w:tcPr>
+            <w:tcW w:w="4268" w:type="dxa"/>
+            <w:tcBorders>
+              <w:top w:val="nil"/>
+              <w:left w:val="nil"/>
+              <w:bottom w:val="nil"/>
+              <w:right w:val="nil"/>
+            </w:tcBorders>
+            <w:shd w:val="clear" w:color="auto" w:fill="4472C4"/>
+            <w:vAlign w:val="center"/>
+          </w:tcPr>
+          <w:p>
+            <w:pPr>
+              <w:jc w:val="center"/>
+              <w:spacing w:after="0"/>
+            </w:pPr>
+            <w:r>
+              <w:rPr>
+                <w:b/>
+                <w:color w:val="FFFFFF"/>
+                <w:sz w:val="18"/>
+              </w:rPr>
+              <w:t xml:space="preserve">68</w:t>
+            </w:r>
+          </w:p>
+        </w:tc>
+        <w:tc>
+          <w:tcPr>
+            <w:tcW w:w="1758" w:type="dxa"/>
+            <w:tcBorders>
+              <w:top w:val="nil"/>
+              <w:left w:val="nil"/>
+              <w:bottom w:val="nil"/>
+              <w:right w:val="nil"/>
+            </w:tcBorders>
+            <w:shd w:val="clear" w:color="auto" w:fill="F2F2F2"/>
+          </w:tcPr>
+          <w:p/>
+        </w:tc>
+      </w:tr>
+    </w:tbl>
+    <w:tbl>
+      <w:tblPr>
+        <w:tblW w:w="9026" w:type="dxa"/>
+        <w:tblLayout w:type="fixed"/>
+        <w:tblBorders>
+          <w:top w:val="nil"/>
+          <w:left w:val="nil"/>
+          <w:bottom w:val="nil"/>
+          <w:right w:val="nil"/>
+          <w:insideH w:val="nil"/>
+          <w:insideV w:val="nil"/>
+        </w:tblBorders>
+      </w:tblPr>
+      <w:tblGrid>
+        <w:gridCol w:w="3000"/>
+        <w:gridCol w:w="6026"/>
+      </w:tblGrid>
+      <w:tr>
+        <w:tc>
+          <w:tcPr>
+            <w:tcW w:w="3000" w:type="dxa"/>
+            <w:tcBorders>
+              <w:top w:val="nil"/>
+              <w:left w:val="nil"/>
+              <w:bottom w:val="nil"/>
+              <w:right w:val="nil"/>
+            </w:tcBorders>
+            <w:vAlign w:val="center"/>
+          </w:tcPr>
+          <w:p>
+            <w:pPr>
+              <w:spacing w:after="0"/>
+            </w:pPr>
+            <w:r>
+              <w:rPr>
+                <w:sz w:val="20"/>
+              </w:rPr>
+              <w:t xml:space="preserve">Total</w:t>
+            </w:r>
+          </w:p>
+        </w:tc>
+        <w:tc>
+          <w:tcPr>
+            <w:tcW w:w="6026" w:type="dxa"/>
+            <w:tcBorders>
+              <w:top w:val="nil"/>
+              <w:left w:val="nil"/>
+              <w:bottom w:val="nil"/>
+              <w:right w:val="nil"/>
+            </w:tcBorders>
+            <w:shd w:val="clear" w:color="auto" w:fill="7030A0"/>
+            <w:vAlign w:val="center"/>
+          </w:tcPr>
+          <w:p>
+            <w:pPr>
+              <w:jc w:val="center"/>
+              <w:spacing w:after="0"/>
+            </w:pPr>
+            <w:r>
+              <w:rPr>
+                <w:b/>
+                <w:color w:val="FFFFFF"/>
+                <w:sz w:val="18"/>
+              </w:rPr>
+              <w:t xml:space="preserve">96</w:t>
+            </w:r>
+          </w:p>
+        </w:tc>
+      </w:tr>
+    </w:tbl>
+    <w:p>
+      <w:pPr>
+        <w:spacing w:before="40" w:after="120"/>
+      </w:pPr>
+      <w:r>
+        <w:rPr>
+          <w:i/>
+          <w:color w:val="595959"/>
+          <w:sz w:val="18"/>
+        </w:rPr>
+        <w:t xml:space="preserve">Item maxima (Total range 0–96). Higher = worse symptoms.</w:t>
+      </w:r>
+    </w:p>
+    <w:p/>
+    <w:p>
+      <w:pPr>
+        <w:spacing w:before="120" w:after="60"/>
+      </w:pPr>
+      <w:r>
+        <w:rPr>
+          <w:b/>
+        </w:rPr>
+        <w:t xml:space="preserve">Figure 10. Patient satisfaction 5-point Likert response scale.</w:t>
+      </w:r>
+    </w:p>
+    <w:tbl>
+      <w:tblPr>
+        <w:tblW w:w="9026" w:type="dxa"/>
+        <w:jc w:val="center"/>
+        <w:tblLayout w:type="fixed"/>
+        <w:tblBorders>
+          <w:top w:val="single" w:sz="8" w:space="0" w:color="FFFFFF"/>
+          <w:left w:val="single" w:sz="8" w:space="0" w:color="FFFFFF"/>
+          <w:bottom w:val="single" w:sz="8" w:space="0" w:color="FFFFFF"/>
+          <w:right w:val="single" w:sz="8" w:space="0" w:color="FFFFFF"/>
+          <w:insideH w:val="single" w:sz="8" w:space="0" w:color="FFFFFF"/>
+          <w:insideV w:val="single" w:sz="8" w:space="0" w:color="FFFFFF"/>
+        </w:tblBorders>
+      </w:tblPr>
+      <w:tblGrid>
+        <w:gridCol w:w="1805"/>
+        <w:gridCol w:w="1805"/>
+        <w:gridCol w:w="1805"/>
+        <w:gridCol w:w="1805"/>
+        <w:gridCol w:w="1805"/>
+      </w:tblGrid>
+      <w:tr>
+        <w:trPr>
+          <w:trHeight w:val="700"/>
+        </w:trPr>
+        <w:tc>
+          <w:tcPr>
+            <w:tcW w:w="1805" w:type="dxa"/>
+            <w:shd w:val="clear" w:color="auto" w:fill="F8696B"/>
+            <w:vAlign w:val="center"/>
+          </w:tcPr>
+          <w:p>
+            <w:pPr>
+              <w:jc w:val="center"/>
+              <w:spacing w:after="0"/>
+            </w:pPr>
+            <w:r>
+              <w:rPr>
+                <w:b/>
+                <w:sz w:val="26"/>
+              </w:rPr>
+              <w:t xml:space="preserve">1</w:t>
+            </w:r>
+          </w:p>
+          <w:p>
+            <w:pPr>
+              <w:jc w:val="center"/>
+              <w:spacing w:before="0" w:after="0"/>
+            </w:pPr>
+            <w:r>
+              <w:rPr>
+                <w:sz w:val="16"/>
+              </w:rPr>
+              <w:t xml:space="preserve">Very dissatisfied</w:t>
+            </w:r>
+          </w:p>
+        </w:tc>
+        <w:tc>
+          <w:tcPr>
+            <w:tcW w:w="1805" w:type="dxa"/>
+            <w:shd w:val="clear" w:color="auto" w:fill="FCE4D6"/>
+            <w:vAlign w:val="center"/>
+          </w:tcPr>
+          <w:p>
+            <w:pPr>
+              <w:jc w:val="center"/>
+              <w:spacing w:after="0"/>
+            </w:pPr>
+            <w:r>
+              <w:rPr>
+                <w:b/>
+                <w:sz w:val="26"/>
+              </w:rPr>
+              <w:t xml:space="preserve">2</w:t>
+            </w:r>
+          </w:p>
+          <w:p>
+            <w:pPr>
+              <w:jc w:val="center"/>
+              <w:spacing w:before="0" w:after="0"/>
+            </w:pPr>
+            <w:r>
+              <w:rPr>
+                <w:sz w:val="16"/>
+              </w:rPr>
+              <w:t xml:space="preserve">Dissatisfied</w:t>
+            </w:r>
+          </w:p>
+        </w:tc>
+        <w:tc>
+          <w:tcPr>
+            <w:tcW w:w="1805" w:type="dxa"/>
+            <w:shd w:val="clear" w:color="auto" w:fill="FFEB9C"/>
+            <w:vAlign w:val="center"/>
+          </w:tcPr>
+          <w:p>
+            <w:pPr>
+              <w:jc w:val="center"/>
+              <w:spacing w:after="0"/>
+            </w:pPr>
+            <w:r>
+              <w:rPr>
+                <w:b/>
+                <w:sz w:val="26"/>
+              </w:rPr>
+              <w:t xml:space="preserve">3</w:t>
+            </w:r>
+          </w:p>
+          <w:p>
+            <w:pPr>
+              <w:jc w:val="center"/>
+              <w:spacing w:before="0" w:after="0"/>
+            </w:pPr>
+            <w:r>
+              <w:rPr>
+                <w:sz w:val="16"/>
+              </w:rPr>
+              <w:t xml:space="preserve">Neutral</w:t>
+            </w:r>
+          </w:p>
+        </w:tc>
+        <w:tc>
+          <w:tcPr>
+            <w:tcW w:w="1805" w:type="dxa"/>
+            <w:shd w:val="clear" w:color="auto" w:fill="C6E0B4"/>
+            <w:vAlign w:val="center"/>
+          </w:tcPr>
+          <w:p>
+            <w:pPr>
+              <w:jc w:val="center"/>
+              <w:spacing w:after="0"/>
+            </w:pPr>
+            <w:r>
+              <w:rPr>
+                <w:b/>
+                <w:sz w:val="26"/>
+              </w:rPr>
+              <w:t xml:space="preserve">4</w:t>
+            </w:r>
+          </w:p>
+          <w:p>
+            <w:pPr>
+              <w:jc w:val="center"/>
+              <w:spacing w:before="0" w:after="0"/>
+            </w:pPr>
+            <w:r>
+              <w:rPr>
+                <w:sz w:val="16"/>
+              </w:rPr>
+              <w:t xml:space="preserve">Satisfied</w:t>
+            </w:r>
+          </w:p>
+        </w:tc>
+        <w:tc>
+          <w:tcPr>
+            <w:tcW w:w="1805" w:type="dxa"/>
+            <w:shd w:val="clear" w:color="auto" w:fill="63BE7B"/>
+            <w:vAlign w:val="center"/>
+          </w:tcPr>
+          <w:p>
+            <w:pPr>
+              <w:jc w:val="center"/>
+              <w:spacing w:after="0"/>
+            </w:pPr>
+            <w:r>
+              <w:rPr>
+                <w:b/>
+                <w:sz w:val="26"/>
+              </w:rPr>
+              <w:t xml:space="preserve">5</w:t>
+            </w:r>
+          </w:p>
+          <w:p>
+            <w:pPr>
+              <w:jc w:val="center"/>
+              <w:spacing w:before="0" w:after="0"/>
+            </w:pPr>
+            <w:r>
+              <w:rPr>
+                <w:sz w:val="16"/>
+              </w:rPr>
+              <w:t xml:space="preserve">Very satisfied</w:t>
+            </w:r>
+          </w:p>
+        </w:tc>
+      </w:tr>
+    </w:tbl>
+    <w:p/>
+    <w:p>
+      <w:pPr>
+        <w:spacing w:before="120" w:after="60"/>
+      </w:pPr>
+      <w:r>
+        <w:rPr>
+          <w:b/>
+        </w:rPr>
+        <w:t xml:space="preserve">Figure 11. Knee Society Score 2011 assessment form. [Insert official KSS 2011 form — © The Knee Society; reproduce only with permission]</w:t>
+      </w:r>
+    </w:p>
+    <w:tbl>
+      <w:tblPr>
+        <w:tblW w:w="6318" w:type="dxa"/>
+        <w:jc w:val="center"/>
+        <w:tblLayout w:type="fixed"/>
+        <w:tblBorders>
+          <w:top w:val="dashed" w:sz="8" w:space="0" w:color="A6A6A6"/>
+          <w:left w:val="dashed" w:sz="8" w:space="0" w:color="A6A6A6"/>
+          <w:bottom w:val="dashed" w:sz="8" w:space="0" w:color="A6A6A6"/>
+          <w:right w:val="dashed" w:sz="8" w:space="0" w:color="A6A6A6"/>
+        </w:tblBorders>
+      </w:tblPr>
+      <w:tblGrid>
+        <w:gridCol w:w="6318"/>
+      </w:tblGrid>
+      <w:tr>
+        <w:trPr>
+          <w:trHeight w:val="1100"/>
+        </w:trPr>
+        <w:tc>
+          <w:tcPr>
+            <w:tcW w:w="6318" w:type="dxa"/>
+            <w:shd w:val="clear" w:color="auto" w:fill="F2F2F2"/>
+            <w:vAlign w:val="center"/>
+          </w:tcPr>
+          <w:p>
+            <w:pPr>
+              <w:jc w:val="center"/>
+            </w:pPr>
+            <w:r>
+              <w:t xml:space="preserve">[ Insert image here ]</w:t>
+            </w:r>
+          </w:p>
+        </w:tc>
+      </w:tr>
+    </w:tbl>
+    <w:p>
+      <w:pPr>
+        <w:jc w:val="center"/>
+        <w:spacing w:after="160"/>
+      </w:pPr>
+      <w:r>
+        <w:rPr>
+          <w:i/>
+          <w:color w:val="404040"/>
+          <w:sz w:val="18"/>
+        </w:rPr>
+        <w:t xml:space="preserve">Figure 11 image to be inserted.</w:t>
+      </w:r>
+    </w:p>
+    <w:p>
+      <w:pPr>
+        <w:spacing w:before="120" w:after="60"/>
+      </w:pPr>
+      <w:r>
+        <w:rPr>
+          <w:b/>
+        </w:rPr>
+        <w:t xml:space="preserve">Figure 12. WOMAC Osteoarthritis Index questionnaire. [Insert official WOMAC questionnaire — reproduce only with permission]</w:t>
+      </w:r>
+    </w:p>
+    <w:tbl>
+      <w:tblPr>
+        <w:tblW w:w="6318" w:type="dxa"/>
+        <w:jc w:val="center"/>
+        <w:tblLayout w:type="fixed"/>
+        <w:tblBorders>
+          <w:top w:val="dashed" w:sz="8" w:space="0" w:color="A6A6A6"/>
+          <w:left w:val="dashed" w:sz="8" w:space="0" w:color="A6A6A6"/>
+          <w:bottom w:val="dashed" w:sz="8" w:space="0" w:color="A6A6A6"/>
+          <w:right w:val="dashed" w:sz="8" w:space="0" w:color="A6A6A6"/>
+        </w:tblBorders>
+      </w:tblPr>
+      <w:tblGrid>
+        <w:gridCol w:w="6318"/>
+      </w:tblGrid>
+      <w:tr>
+        <w:trPr>
+          <w:trHeight w:val="1100"/>
+        </w:trPr>
+        <w:tc>
+          <w:tcPr>
+            <w:tcW w:w="6318" w:type="dxa"/>
+            <w:shd w:val="clear" w:color="auto" w:fill="F2F2F2"/>
+            <w:vAlign w:val="center"/>
+          </w:tcPr>
+          <w:p>
+            <w:pPr>
+              <w:jc w:val="center"/>
+            </w:pPr>
+            <w:r>
+              <w:t xml:space="preserve">[ Insert image here ]</w:t>
+            </w:r>
+          </w:p>
+        </w:tc>
+      </w:tr>
+    </w:tbl>
+    <w:p>
+      <w:pPr>
+        <w:jc w:val="center"/>
+        <w:spacing w:after="160"/>
+      </w:pPr>
+      <w:r>
+        <w:rPr>
+          <w:i/>
+          <w:color w:val="404040"/>
+          <w:sz w:val="18"/>
+        </w:rPr>
+        <w:t xml:space="preserve">Figure 12 image to be inserted.</w:t>
       </w:r>
     </w:p>
     <w:p>
